--- a/乙級筆試資料/資訊相關職類共用-900110A10.docx
+++ b/乙級筆試資料/資訊相關職類共用-900110A10.docx
@@ -7,8 +7,6 @@
         <w:spacing w:after="32" w:line="259" w:lineRule="auto"/>
         <w:jc w:val="center"/>
       </w:pPr>
-      <w:bookmarkStart w:id="0" w:name="_GoBack"/>
-      <w:bookmarkEnd w:id="0"/>
       <w:r>
         <w:t xml:space="preserve">90011 資訊相關職類共用工作項目 丙級 工作項目 01：電腦硬體架構 </w:t>
       </w:r>
@@ -49,6 +47,78 @@
         </w:numPr>
         <w:spacing w:beforeLines="50" w:before="120" w:afterLines="50" w:after="120" w:line="240" w:lineRule="auto"/>
         <w:ind w:hanging="403"/>
+        <w:rPr>
+          <w:color w:val="F2F2F2" w:themeColor="background1" w:themeShade="F2"/>
+        </w:rPr>
+      </w:pPr>
+      <w:r>
+        <w:rPr>
+          <w:color w:val="E7E6E6" w:themeColor="background2"/>
+        </w:rPr>
+        <w:t>(</w:t>
+      </w:r>
+      <w:r>
+        <w:rPr>
+          <w:color w:val="F2F2F2" w:themeColor="background1" w:themeShade="F2"/>
+        </w:rPr>
+        <w:t>2)</w:t>
+      </w:r>
+      <w:r>
+        <w:rPr>
+          <w:color w:val="F2F2F2" w:themeColor="background1" w:themeShade="F2"/>
+        </w:rPr>
+        <w:t xml:space="preserve"> 有關「CPU 及記憶體處理」之說明，下列何者「不正確」？①控制單元負責指揮協調各單元運作</w:t>
+      </w:r>
+      <w:r>
+        <w:rPr>
+          <w:rFonts w:hint="eastAsia"/>
+          <w:color w:val="F2F2F2" w:themeColor="background1" w:themeShade="F2"/>
+        </w:rPr>
+        <w:t xml:space="preserve"> </w:t>
+      </w:r>
+      <w:r>
+        <w:rPr>
+          <w:color w:val="F2F2F2" w:themeColor="background1" w:themeShade="F2"/>
+        </w:rPr>
+        <w:t xml:space="preserve">②I/O 負責算術運算及邏輯運算③ALU 負責算術運算及邏輯運算④記憶單元儲存程式指令及資料。 </w:t>
+      </w:r>
+    </w:p>
+    <w:p>
+      <w:pPr>
+        <w:numPr>
+          <w:ilvl w:val="0"/>
+          <w:numId w:val="1"/>
+        </w:numPr>
+        <w:spacing w:beforeLines="50" w:before="120" w:afterLines="50" w:after="120" w:line="240" w:lineRule="auto"/>
+        <w:ind w:hanging="403"/>
+      </w:pPr>
+      <w:r>
+        <w:rPr>
+          <w:color w:val="E7E6E6" w:themeColor="background2"/>
+        </w:rPr>
+        <w:t>(</w:t>
+      </w:r>
+      <w:r>
+        <w:rPr>
+          <w:color w:val="F2F2F2" w:themeColor="background1" w:themeShade="F2"/>
+        </w:rPr>
+        <w:t>2)</w:t>
+      </w:r>
+      <w:r>
+        <w:rPr>
+          <w:color w:val="F2F2F2" w:themeColor="background1" w:themeShade="F2"/>
+        </w:rPr>
+        <w:t xml:space="preserve"> 有關二進位數的表示法，下列何者「不正確」？①101②1A③1④11001。 </w:t>
+      </w:r>
+    </w:p>
+    <w:p>
+      <w:pPr>
+        <w:numPr>
+          <w:ilvl w:val="0"/>
+          <w:numId w:val="1"/>
+        </w:numPr>
+        <w:spacing w:beforeLines="50" w:before="120" w:afterLines="50" w:after="120" w:line="240" w:lineRule="auto"/>
+        <w:ind w:hanging="403"/>
       </w:pPr>
       <w:r>
         <w:rPr>
@@ -57,16 +127,25 @@
         <w:t>(2)</w:t>
       </w:r>
       <w:r>
-        <w:t xml:space="preserve"> 有關「CPU 及記憶體處理」之說明，下列何者「不正確」？①控制單元負責指揮協調各單元運作</w:t>
-      </w:r>
-      <w:r>
-        <w:rPr>
-          <w:rFonts w:hint="eastAsia"/>
-        </w:rPr>
+        <w:t xml:space="preserve"> 負責電腦開機時執行系統自動偵測及支援相關應用程式，具輸入輸出功能的元件為下列何者？①DOS</w:t>
+      </w:r>
+      <w:r>
         <w:t xml:space="preserve"> </w:t>
       </w:r>
       <w:r>
-        <w:t xml:space="preserve">②I/O 負責算術運算及邏輯運算③ALU 負責算術運算及邏輯運算④記憶單元儲存程式指令及資料。 </w:t>
+        <w:t>②BIOS</w:t>
+      </w:r>
+      <w:r>
+        <w:t xml:space="preserve"> </w:t>
+      </w:r>
+      <w:r>
+        <w:t>③I/O</w:t>
+      </w:r>
+      <w:r>
+        <w:t xml:space="preserve"> </w:t>
+      </w:r>
+      <w:r>
+        <w:t xml:space="preserve">④RAM。 </w:t>
       </w:r>
     </w:p>
     <w:p>
@@ -77,6 +156,72 @@
         </w:numPr>
         <w:spacing w:beforeLines="50" w:before="120" w:afterLines="50" w:after="120" w:line="240" w:lineRule="auto"/>
         <w:ind w:hanging="403"/>
+        <w:rPr>
+          <w:color w:val="F2F2F2" w:themeColor="background1" w:themeShade="F2"/>
+        </w:rPr>
+      </w:pPr>
+      <w:r>
+        <w:rPr>
+          <w:color w:val="E7E6E6" w:themeColor="background2"/>
+        </w:rPr>
+        <w:t>(4</w:t>
+      </w:r>
+      <w:r>
+        <w:rPr>
+          <w:color w:val="F2F2F2" w:themeColor="background1" w:themeShade="F2"/>
+        </w:rPr>
+        <w:t>)</w:t>
+      </w:r>
+      <w:r>
+        <w:rPr>
+          <w:color w:val="F2F2F2" w:themeColor="background1" w:themeShade="F2"/>
+        </w:rPr>
+        <w:t xml:space="preserve"> 在處理器中位址匯流排有 32 條，可以定出多少記憶體位址？ ①512MB②1GB③2GB④4GB。 </w:t>
+      </w:r>
+    </w:p>
+    <w:p>
+      <w:pPr>
+        <w:numPr>
+          <w:ilvl w:val="0"/>
+          <w:numId w:val="1"/>
+        </w:numPr>
+        <w:spacing w:beforeLines="50" w:before="120" w:afterLines="50" w:after="120" w:line="240" w:lineRule="auto"/>
+        <w:ind w:hanging="403"/>
+      </w:pPr>
+      <w:r>
+        <w:rPr>
+          <w:color w:val="E7E6E6" w:themeColor="background2"/>
+        </w:rPr>
+        <w:t>(4)</w:t>
+      </w:r>
+      <w:r>
+        <w:t xml:space="preserve"> 下列何者屬於揮發性記憶體？ ①Hard </w:t>
+      </w:r>
+      <w:proofErr w:type="spellStart"/>
+      <w:r>
+        <w:t>Disk②Flash</w:t>
+      </w:r>
+      <w:proofErr w:type="spellEnd"/>
+      <w:r>
+        <w:t xml:space="preserve"> </w:t>
+      </w:r>
+      <w:proofErr w:type="spellStart"/>
+      <w:r>
+        <w:t>Memory③ROM④RAM</w:t>
+      </w:r>
+      <w:proofErr w:type="spellEnd"/>
+      <w:r>
+        <w:t xml:space="preserve">。 </w:t>
+      </w:r>
+    </w:p>
+    <w:p>
+      <w:pPr>
+        <w:numPr>
+          <w:ilvl w:val="0"/>
+          <w:numId w:val="1"/>
+        </w:numPr>
+        <w:spacing w:beforeLines="50" w:before="120" w:afterLines="50" w:after="120" w:line="240" w:lineRule="auto"/>
+        <w:ind w:hanging="403"/>
       </w:pPr>
       <w:r>
         <w:rPr>
@@ -85,101 +230,15 @@
         <w:t>(2)</w:t>
       </w:r>
       <w:r>
-        <w:t xml:space="preserve"> 有關二進位數的表示法，下列何者「不正確」？①101②1A③1④11001。 </w:t>
-      </w:r>
-    </w:p>
-    <w:p>
-      <w:pPr>
-        <w:numPr>
-          <w:ilvl w:val="0"/>
-          <w:numId w:val="1"/>
-        </w:numPr>
-        <w:spacing w:beforeLines="50" w:before="120" w:afterLines="50" w:after="120" w:line="240" w:lineRule="auto"/>
-        <w:ind w:hanging="403"/>
-      </w:pPr>
-      <w:r>
-        <w:rPr>
-          <w:color w:val="E7E6E6" w:themeColor="background2"/>
-        </w:rPr>
-        <w:t>(2)</w:t>
-      </w:r>
-      <w:r>
-        <w:t xml:space="preserve"> 負責電腦開機時執行系統自動偵測及支援相關應用程式，具輸入輸出功能的元件為下列何者？①DOS</w:t>
-      </w:r>
-      <w:r>
-        <w:t xml:space="preserve"> </w:t>
-      </w:r>
-      <w:r>
-        <w:t>②BIOS</w:t>
-      </w:r>
-      <w:r>
-        <w:t xml:space="preserve"> </w:t>
-      </w:r>
-      <w:r>
-        <w:t>③I/O</w:t>
-      </w:r>
-      <w:r>
-        <w:t xml:space="preserve"> </w:t>
-      </w:r>
-      <w:r>
-        <w:t xml:space="preserve">④RAM。 </w:t>
-      </w:r>
-    </w:p>
-    <w:p>
-      <w:pPr>
-        <w:numPr>
-          <w:ilvl w:val="0"/>
-          <w:numId w:val="1"/>
-        </w:numPr>
-        <w:spacing w:beforeLines="50" w:before="120" w:afterLines="50" w:after="120" w:line="240" w:lineRule="auto"/>
-        <w:ind w:hanging="403"/>
-      </w:pPr>
-      <w:r>
-        <w:rPr>
-          <w:color w:val="E7E6E6" w:themeColor="background2"/>
-        </w:rPr>
-        <w:t>(4)</w:t>
-      </w:r>
-      <w:r>
-        <w:t xml:space="preserve"> 在處理器中位址匯流排有 32 條，可以定出多少記憶體位址？ ①512MB②1GB③2GB④4GB。 </w:t>
-      </w:r>
-    </w:p>
-    <w:p>
-      <w:pPr>
-        <w:numPr>
-          <w:ilvl w:val="0"/>
-          <w:numId w:val="1"/>
-        </w:numPr>
-        <w:spacing w:beforeLines="50" w:before="120" w:afterLines="50" w:after="120" w:line="240" w:lineRule="auto"/>
-        <w:ind w:hanging="403"/>
-      </w:pPr>
-      <w:r>
-        <w:rPr>
-          <w:color w:val="E7E6E6" w:themeColor="background2"/>
-        </w:rPr>
-        <w:t>(4)</w:t>
-      </w:r>
-      <w:r>
-        <w:t xml:space="preserve"> 下列何者屬於揮發性記憶體？ ①Hard Disk②Flash Memory③ROM④RAM。 </w:t>
-      </w:r>
-    </w:p>
-    <w:p>
-      <w:pPr>
-        <w:numPr>
-          <w:ilvl w:val="0"/>
-          <w:numId w:val="1"/>
-        </w:numPr>
-        <w:spacing w:beforeLines="50" w:before="120" w:afterLines="50" w:after="120" w:line="240" w:lineRule="auto"/>
-        <w:ind w:hanging="403"/>
-      </w:pPr>
-      <w:r>
-        <w:rPr>
-          <w:color w:val="E7E6E6" w:themeColor="background2"/>
-        </w:rPr>
-        <w:t>(2)</w:t>
-      </w:r>
-      <w:r>
-        <w:t xml:space="preserve"> 下列技術何者為一個處理器中含有兩個執行單元，可以同時執行兩個並行執行緒，以提升處理器的運算效能與多工作業的能力？①超執行緒(Hyper Thread)②雙核心(Dual Core)③超純量(Super Scala r)④單指令多資料(Single Instruction Multiple Data)。 </w:t>
+        <w:t xml:space="preserve"> 下列技術何者為一個處理器中含有兩個執行單元，可以同時執行兩個並行執行</w:t>
+      </w:r>
+      <w:proofErr w:type="gramStart"/>
+      <w:r>
+        <w:t>緒</w:t>
+      </w:r>
+      <w:proofErr w:type="gramEnd"/>
+      <w:r>
+        <w:t xml:space="preserve">，以提升處理器的運算效能與多工作業的能力？①超執行緒(Hyper Thread)②雙核心(Dual Core)③超純量(Super Scala r)④單指令多資料(Single Instruction Multiple Data)。 </w:t>
       </w:r>
     </w:p>
     <w:p>
@@ -237,7 +296,15 @@
         <w:t>(4)</w:t>
       </w:r>
       <w:r>
-        <w:t xml:space="preserve"> 有關電腦衡量單位之敘述，下列何者「不正確」？①衡量印表機解析度的單位是 DPI (Dots Per Inc h)②磁帶資料儲存密度的單位是 BPI (Bytes Per Inch)③衡量雷射印表機列印速度的單位是 PPM (Pages Per Minute)④通訊線路傳輸速率的單位是 BPS (Bytes Per Second)。 </w:t>
+        <w:t xml:space="preserve"> 有關電腦衡量單位之敘述，下列何者「不正確」？①衡量印表機解析度的單位是 DPI (Dots Per </w:t>
+      </w:r>
+      <w:proofErr w:type="spellStart"/>
+      <w:r>
+        <w:t>Inc</w:t>
+      </w:r>
+      <w:proofErr w:type="spellEnd"/>
+      <w:r>
+        <w:t xml:space="preserve"> h)②磁帶資料儲存密度的單位是 BPI (Bytes Per Inch)③衡量雷射印表機列印速度的單位是 PPM (Pages Per Minute)④通訊線路傳輸速率的單位是 BPS (Bytes Per Second)。 </w:t>
       </w:r>
     </w:p>
     <w:p>
@@ -253,9 +320,18 @@
         <w:rPr>
           <w:color w:val="E7E6E6" w:themeColor="background2"/>
         </w:rPr>
-        <w:t>(1)</w:t>
-      </w:r>
-      <w:r>
+        <w:t>(</w:t>
+      </w:r>
+      <w:r>
+        <w:rPr>
+          <w:color w:val="F2F2F2" w:themeColor="background1" w:themeShade="F2"/>
+        </w:rPr>
+        <w:t>1)</w:t>
+      </w:r>
+      <w:r>
+        <w:rPr>
+          <w:color w:val="F2F2F2" w:themeColor="background1" w:themeShade="F2"/>
+        </w:rPr>
         <w:t xml:space="preserve"> 有關電腦儲存資料所需記憶體的大小排序，下列何者正確？①1TB＞1GB＞1MB＞1KB②1KB＞1GB＞1MB＞1TB③1GB＞1MB＞1TB＞1KB④1TB＞1KB＞1MB＞1GB。 </w:t>
       </w:r>
     </w:p>
@@ -311,47 +387,71 @@
         </w:numPr>
         <w:spacing w:beforeLines="50" w:before="120" w:afterLines="50" w:after="120" w:line="240" w:lineRule="auto"/>
         <w:ind w:hanging="403"/>
-      </w:pPr>
-      <w:r>
-        <w:rPr>
-          <w:color w:val="E7E6E6" w:themeColor="background2"/>
-        </w:rPr>
-        <w:t>(3)</w:t>
-      </w:r>
-      <w:r>
+        <w:rPr>
+          <w:color w:val="F2F2F2" w:themeColor="background1" w:themeShade="F2"/>
+        </w:rPr>
+      </w:pPr>
+      <w:r>
+        <w:rPr>
+          <w:color w:val="E7E6E6" w:themeColor="background2"/>
+        </w:rPr>
+        <w:t>(</w:t>
+      </w:r>
+      <w:r>
+        <w:rPr>
+          <w:color w:val="F2F2F2" w:themeColor="background1" w:themeShade="F2"/>
+        </w:rPr>
+        <w:t>3)</w:t>
+      </w:r>
+      <w:r>
+        <w:rPr>
+          <w:color w:val="F2F2F2" w:themeColor="background1" w:themeShade="F2"/>
+        </w:rPr>
         <w:t xml:space="preserve"> 有關資料表示，下列何者「不正確」？①1Byte=8bits②1KB= 2</w:t>
       </w:r>
       <w:r>
         <w:rPr>
           <w:rFonts w:ascii="Yu Gothic UI" w:eastAsia="Yu Gothic UI" w:hAnsi="Yu Gothic UI" w:cs="Yu Gothic UI"/>
+          <w:color w:val="F2F2F2" w:themeColor="background1" w:themeShade="F2"/>
           <w:szCs w:val="24"/>
           <w:vertAlign w:val="superscript"/>
         </w:rPr>
         <w:t>10</w:t>
       </w:r>
       <w:r>
+        <w:rPr>
+          <w:color w:val="F2F2F2" w:themeColor="background1" w:themeShade="F2"/>
+        </w:rPr>
         <w:t>Bytes③1MB=2</w:t>
       </w:r>
       <w:r>
         <w:rPr>
           <w:rFonts w:ascii="Yu Gothic UI" w:eastAsia="Yu Gothic UI" w:hAnsi="Yu Gothic UI" w:cs="Yu Gothic UI"/>
+          <w:color w:val="F2F2F2" w:themeColor="background1" w:themeShade="F2"/>
           <w:szCs w:val="24"/>
           <w:vertAlign w:val="superscript"/>
         </w:rPr>
         <w:t>15</w:t>
       </w:r>
       <w:r>
+        <w:rPr>
+          <w:color w:val="F2F2F2" w:themeColor="background1" w:themeShade="F2"/>
+        </w:rPr>
         <w:t>Bytes④1GB= 2</w:t>
       </w:r>
       <w:r>
         <w:rPr>
           <w:rFonts w:ascii="Yu Gothic UI" w:eastAsia="Yu Gothic UI" w:hAnsi="Yu Gothic UI" w:cs="Yu Gothic UI"/>
+          <w:color w:val="F2F2F2" w:themeColor="background1" w:themeShade="F2"/>
           <w:szCs w:val="24"/>
           <w:vertAlign w:val="superscript"/>
         </w:rPr>
         <w:t>30</w:t>
       </w:r>
       <w:r>
+        <w:rPr>
+          <w:color w:val="F2F2F2" w:themeColor="background1" w:themeShade="F2"/>
+        </w:rPr>
         <w:t xml:space="preserve">Bytes。 </w:t>
       </w:r>
     </w:p>
@@ -466,14 +566,26 @@
         </w:numPr>
         <w:spacing w:beforeLines="50" w:before="120" w:afterLines="50" w:after="120" w:line="240" w:lineRule="auto"/>
         <w:ind w:hanging="403"/>
-      </w:pPr>
-      <w:r>
-        <w:rPr>
-          <w:color w:val="E7E6E6" w:themeColor="background2"/>
-        </w:rPr>
-        <w:t>(3)</w:t>
-      </w:r>
-      <w:r>
+        <w:rPr>
+          <w:color w:val="F2F2F2" w:themeColor="background1" w:themeShade="F2"/>
+        </w:rPr>
+      </w:pPr>
+      <w:r>
+        <w:rPr>
+          <w:color w:val="E7E6E6" w:themeColor="background2"/>
+        </w:rPr>
+        <w:t>(</w:t>
+      </w:r>
+      <w:r>
+        <w:rPr>
+          <w:color w:val="F2F2F2" w:themeColor="background1" w:themeShade="F2"/>
+        </w:rPr>
+        <w:t>3)</w:t>
+      </w:r>
+      <w:r>
+        <w:rPr>
+          <w:color w:val="F2F2F2" w:themeColor="background1" w:themeShade="F2"/>
+        </w:rPr>
         <w:t xml:space="preserve"> 下列何者是「美國標準資訊交換碼」的簡稱？①IEEE②CNS③ASCII④ISO。 </w:t>
       </w:r>
     </w:p>
@@ -576,10 +688,125 @@
         <w:rPr>
           <w:color w:val="E7E6E6" w:themeColor="background2"/>
         </w:rPr>
+        <w:t>(</w:t>
+      </w:r>
+      <w:r>
+        <w:rPr>
+          <w:color w:val="F2F2F2" w:themeColor="background1" w:themeShade="F2"/>
+        </w:rPr>
+        <w:t>4)</w:t>
+      </w:r>
+      <w:r>
+        <w:rPr>
+          <w:color w:val="F2F2F2" w:themeColor="background1" w:themeShade="F2"/>
+        </w:rPr>
+        <w:t xml:space="preserve"> 下列何者不是合法的 IP 位址？①120.80.40.20②140.92.1.50③192.83.166.5④258.128.33.24。 </w:t>
+      </w:r>
+    </w:p>
+    <w:p>
+      <w:pPr>
+        <w:numPr>
+          <w:ilvl w:val="0"/>
+          <w:numId w:val="2"/>
+        </w:numPr>
+        <w:spacing w:beforeLines="50" w:before="120" w:afterLines="50" w:after="120" w:line="240" w:lineRule="auto"/>
+        <w:ind w:hanging="403"/>
+        <w:rPr>
+          <w:color w:val="F2F2F2" w:themeColor="background1" w:themeShade="F2"/>
+        </w:rPr>
+      </w:pPr>
+      <w:r>
+        <w:rPr>
+          <w:color w:val="E7E6E6" w:themeColor="background2"/>
+        </w:rPr>
+        <w:t>(</w:t>
+      </w:r>
+      <w:r>
+        <w:rPr>
+          <w:color w:val="F2F2F2" w:themeColor="background1" w:themeShade="F2"/>
+        </w:rPr>
+        <w:t>1)</w:t>
+      </w:r>
+      <w:r>
+        <w:rPr>
+          <w:color w:val="F2F2F2" w:themeColor="background1" w:themeShade="F2"/>
+        </w:rPr>
+        <w:t xml:space="preserve"> 有關網際網路之敘述，下列何者「不正確」？①IPv4 之子網路與 IPv6 之子網路只要兩端直接以傳輸線相連即可互相傳送資料②IPv4 之位址可以被轉化為 IPv6 之位址③IPv6 之位址有 128 位元④IPv4 之位址有 32 位元。 </w:t>
+      </w:r>
+    </w:p>
+    <w:p>
+      <w:pPr>
+        <w:numPr>
+          <w:ilvl w:val="0"/>
+          <w:numId w:val="2"/>
+        </w:numPr>
+        <w:spacing w:beforeLines="50" w:before="120" w:afterLines="50" w:after="120" w:line="240" w:lineRule="auto"/>
+        <w:ind w:hanging="403"/>
+      </w:pPr>
+      <w:r>
+        <w:rPr>
+          <w:color w:val="E7E6E6" w:themeColor="background2"/>
+        </w:rPr>
+        <w:t>(</w:t>
+      </w:r>
+      <w:r>
+        <w:rPr>
+          <w:color w:val="F2F2F2" w:themeColor="background1" w:themeShade="F2"/>
+        </w:rPr>
+        <w:t>4)</w:t>
+      </w:r>
+      <w:r>
+        <w:rPr>
+          <w:color w:val="F2F2F2" w:themeColor="background1" w:themeShade="F2"/>
+        </w:rPr>
+        <w:t xml:space="preserve"> 在 OSI(Open System Interconnection)通信協定中，電子郵件的服務屬於下列哪一層？①傳送層(</w:t>
+      </w:r>
+      <w:proofErr w:type="spellStart"/>
+      <w:r>
+        <w:rPr>
+          <w:color w:val="F2F2F2" w:themeColor="background1" w:themeShade="F2"/>
+        </w:rPr>
+        <w:t>Tra</w:t>
+      </w:r>
+      <w:proofErr w:type="spellEnd"/>
+      <w:r>
+        <w:rPr>
+          <w:color w:val="F2F2F2" w:themeColor="background1" w:themeShade="F2"/>
+        </w:rPr>
+        <w:t xml:space="preserve"> </w:t>
+      </w:r>
+      <w:proofErr w:type="spellStart"/>
+      <w:r>
+        <w:rPr>
+          <w:color w:val="F2F2F2" w:themeColor="background1" w:themeShade="F2"/>
+        </w:rPr>
+        <w:t>nsport</w:t>
+      </w:r>
+      <w:proofErr w:type="spellEnd"/>
+      <w:r>
+        <w:rPr>
+          <w:color w:val="F2F2F2" w:themeColor="background1" w:themeShade="F2"/>
+        </w:rPr>
+        <w:t xml:space="preserve"> Layer)②交談層(Session Layer)③表示層(Presentation Layer)④應用層(Application Layer)。 </w:t>
+      </w:r>
+    </w:p>
+    <w:p>
+      <w:pPr>
+        <w:numPr>
+          <w:ilvl w:val="0"/>
+          <w:numId w:val="2"/>
+        </w:numPr>
+        <w:spacing w:beforeLines="50" w:before="120" w:afterLines="50" w:after="120" w:line="240" w:lineRule="auto"/>
+        <w:ind w:hanging="403"/>
+      </w:pPr>
+      <w:r>
+        <w:rPr>
+          <w:color w:val="E7E6E6" w:themeColor="background2"/>
+        </w:rPr>
         <w:t>(4)</w:t>
       </w:r>
       <w:r>
-        <w:t xml:space="preserve"> 下列何者不是合法的 IP 位址？①120.80.40.20②140.92.1.50③192.83.166.5④258.128.33.24。 </w:t>
+        <w:t xml:space="preserve"> 有關藍芽(Bluetooth)技術特性之敘述，下列何者「不正確」？①傳輸距離約 10 公尺②低功率③使用 2.4GHz 頻段④傳輸速率約為 10Mbps。 </w:t>
       </w:r>
     </w:p>
     <w:p>
@@ -590,6 +817,37 @@
         </w:numPr>
         <w:spacing w:beforeLines="50" w:before="120" w:afterLines="50" w:after="120" w:line="240" w:lineRule="auto"/>
         <w:ind w:hanging="403"/>
+        <w:rPr>
+          <w:color w:val="F2F2F2" w:themeColor="background1" w:themeShade="F2"/>
+        </w:rPr>
+      </w:pPr>
+      <w:r>
+        <w:rPr>
+          <w:color w:val="E7E6E6" w:themeColor="background2"/>
+        </w:rPr>
+        <w:t>(</w:t>
+      </w:r>
+      <w:r>
+        <w:rPr>
+          <w:color w:val="F2F2F2" w:themeColor="background1" w:themeShade="F2"/>
+        </w:rPr>
+        <w:t>2)</w:t>
+      </w:r>
+      <w:r>
+        <w:rPr>
+          <w:color w:val="F2F2F2" w:themeColor="background1" w:themeShade="F2"/>
+        </w:rPr>
+        <w:t xml:space="preserve"> 有關網際網路協定之敘述，下列何者「不正確」？①TCP 是一種可靠傳輸②HTTP 是一種安全性的傳輸③HTTP 使用 TCP 來傳輸資料④UDP 是一種不可靠傳輸。 </w:t>
+      </w:r>
+    </w:p>
+    <w:p>
+      <w:pPr>
+        <w:numPr>
+          <w:ilvl w:val="0"/>
+          <w:numId w:val="2"/>
+        </w:numPr>
+        <w:spacing w:beforeLines="50" w:before="120" w:afterLines="50" w:after="120" w:line="240" w:lineRule="auto"/>
+        <w:ind w:hanging="403"/>
       </w:pPr>
       <w:r>
         <w:rPr>
@@ -598,7 +856,7 @@
         <w:t>(1)</w:t>
       </w:r>
       <w:r>
-        <w:t xml:space="preserve"> 有關網際網路之敘述，下列何者「不正確」？①IPv4 之子網路與 IPv6 之子網路只要兩端直接以傳輸線相連即可互相傳送資料②IPv4 之位址可以被轉化為 IPv6 之位址③IPv6 之位址有 128 位元④IPv4 之位址有 32 位元。 </w:t>
+        <w:t xml:space="preserve"> 下列何者是較為安全的加密傳輸協定？①SSH②HTTP③FTP④SMTP。 </w:t>
       </w:r>
     </w:p>
     <w:p>
@@ -617,7 +875,23 @@
         <w:t>(4)</w:t>
       </w:r>
       <w:r>
-        <w:t xml:space="preserve"> 在 OSI(Open System Interconnection)通信協定中，電子郵件的服務屬於下列哪一層？①傳送層(Tra nsport Layer)②交談層(Session Layer)③表示層(Presentation Layer)④應用層(Application Layer)。 </w:t>
+        <w:t xml:space="preserve"> </w:t>
+      </w:r>
+      <w:proofErr w:type="gramStart"/>
+      <w:r>
+        <w:t>物聯網</w:t>
+      </w:r>
+      <w:proofErr w:type="gramEnd"/>
+      <w:r>
+        <w:t>(</w:t>
+      </w:r>
+      <w:proofErr w:type="spellStart"/>
+      <w:r>
+        <w:t>IoT</w:t>
+      </w:r>
+      <w:proofErr w:type="spellEnd"/>
+      <w:r>
+        <w:t xml:space="preserve">)通訊物件通常具備移動性，為支援這樣的通訊特性，需求的網路技術主要為下列何者？①分散式運算②網格運算③跨網域運算能力④物件動態連結。 </w:t>
       </w:r>
     </w:p>
     <w:p>
@@ -628,15 +902,27 @@
         </w:numPr>
         <w:spacing w:beforeLines="50" w:before="120" w:afterLines="50" w:after="120" w:line="240" w:lineRule="auto"/>
         <w:ind w:hanging="403"/>
-      </w:pPr>
-      <w:r>
-        <w:rPr>
-          <w:color w:val="E7E6E6" w:themeColor="background2"/>
-        </w:rPr>
-        <w:t>(4)</w:t>
-      </w:r>
-      <w:r>
-        <w:t xml:space="preserve"> 有關藍芽(Bluetooth)技術特性之敘述，下列何者「不正確」？①傳輸距離約 10 公尺②低功率③使用 2.4GHz 頻段④傳輸速率約為 10Mbps。 </w:t>
+        <w:rPr>
+          <w:color w:val="F2F2F2" w:themeColor="background1" w:themeShade="F2"/>
+        </w:rPr>
+      </w:pPr>
+      <w:r>
+        <w:rPr>
+          <w:color w:val="E7E6E6" w:themeColor="background2"/>
+        </w:rPr>
+        <w:t>(</w:t>
+      </w:r>
+      <w:r>
+        <w:rPr>
+          <w:color w:val="F2F2F2" w:themeColor="background1" w:themeShade="F2"/>
+        </w:rPr>
+        <w:t>1)</w:t>
+      </w:r>
+      <w:r>
+        <w:rPr>
+          <w:color w:val="F2F2F2" w:themeColor="background1" w:themeShade="F2"/>
+        </w:rPr>
+        <w:t xml:space="preserve"> 若電腦教室內的電腦皆以雙絞線連結至某一台集線器上，則此種網路架構為下列何者？①星狀拓樸 ②環狀拓樸③匯流排拓樸④網狀拓樸。 </w:t>
       </w:r>
     </w:p>
     <w:p>
@@ -652,10 +938,38 @@
         <w:rPr>
           <w:color w:val="E7E6E6" w:themeColor="background2"/>
         </w:rPr>
+        <w:t>(</w:t>
+      </w:r>
+      <w:r>
+        <w:rPr>
+          <w:color w:val="F2F2F2" w:themeColor="background1" w:themeShade="F2"/>
+        </w:rPr>
+        <w:t>2)</w:t>
+      </w:r>
+      <w:r>
+        <w:rPr>
+          <w:color w:val="F2F2F2" w:themeColor="background1" w:themeShade="F2"/>
+        </w:rPr>
+        <w:t xml:space="preserve"> 下列設備，何者可以讓我們在只有一個 IP 的狀況下，提供多部電腦上網？①集線器(Hub)②IP分享器③橋接器(Bridge)④數據機(Modem)。 </w:t>
+      </w:r>
+    </w:p>
+    <w:p>
+      <w:pPr>
+        <w:numPr>
+          <w:ilvl w:val="0"/>
+          <w:numId w:val="2"/>
+        </w:numPr>
+        <w:spacing w:beforeLines="50" w:before="120" w:afterLines="50" w:after="120" w:line="240" w:lineRule="auto"/>
+        <w:ind w:hanging="403"/>
+      </w:pPr>
+      <w:r>
+        <w:rPr>
+          <w:color w:val="E7E6E6" w:themeColor="background2"/>
+        </w:rPr>
         <w:t>(2)</w:t>
       </w:r>
       <w:r>
-        <w:t xml:space="preserve"> 有關網際網路協定之敘述，下列何者「不正確」？①TCP 是一種可靠傳輸②HTTP 是一種安全性的傳輸③HTTP 使用 TCP 來傳輸資料④UDP 是一種不可靠傳輸。 </w:t>
+        <w:t xml:space="preserve"> 當一個區域網路過於忙碌，打算將其分開成兩個子網路時，此時應加裝下列何種裝置？①路徑器(Router)②橋接器(Bridge)③閘道器(Gateway)④網路連接器(Connector)。 </w:t>
       </w:r>
     </w:p>
     <w:p>
@@ -666,6 +980,240 @@
         </w:numPr>
         <w:spacing w:beforeLines="50" w:before="120" w:afterLines="50" w:after="120" w:line="240" w:lineRule="auto"/>
         <w:ind w:hanging="403"/>
+        <w:rPr>
+          <w:color w:val="F2F2F2" w:themeColor="background1" w:themeShade="F2"/>
+        </w:rPr>
+      </w:pPr>
+      <w:r>
+        <w:rPr>
+          <w:color w:val="E7E6E6" w:themeColor="background2"/>
+        </w:rPr>
+        <w:t>(</w:t>
+      </w:r>
+      <w:r>
+        <w:rPr>
+          <w:color w:val="F2F2F2" w:themeColor="background1" w:themeShade="F2"/>
+        </w:rPr>
+        <w:t>4)</w:t>
+      </w:r>
+      <w:r>
+        <w:rPr>
+          <w:color w:val="F2F2F2" w:themeColor="background1" w:themeShade="F2"/>
+        </w:rPr>
+        <w:t xml:space="preserve"> 下列何種電腦通訊傳輸媒體之傳輸速度最快？①同軸電纜②雙絞線③電話線④光纖。 </w:t>
+      </w:r>
+    </w:p>
+    <w:p>
+      <w:pPr>
+        <w:numPr>
+          <w:ilvl w:val="0"/>
+          <w:numId w:val="2"/>
+        </w:numPr>
+        <w:spacing w:beforeLines="50" w:before="120" w:afterLines="50" w:after="120" w:line="240" w:lineRule="auto"/>
+        <w:ind w:hanging="403"/>
+      </w:pPr>
+      <w:r>
+        <w:rPr>
+          <w:color w:val="E7E6E6" w:themeColor="background2"/>
+        </w:rPr>
+        <w:t>(</w:t>
+      </w:r>
+      <w:r>
+        <w:rPr>
+          <w:color w:val="F2F2F2" w:themeColor="background1" w:themeShade="F2"/>
+        </w:rPr>
+        <w:t>4)</w:t>
+      </w:r>
+      <w:r>
+        <w:rPr>
+          <w:color w:val="F2F2F2" w:themeColor="background1" w:themeShade="F2"/>
+        </w:rPr>
+        <w:t xml:space="preserve"> 下列何者為真實的 MAC(Media Access Control)位址？①00:05:J6:0D:91:K1</w:t>
+      </w:r>
+      <w:r>
+        <w:rPr>
+          <w:color w:val="F2F2F2" w:themeColor="background1" w:themeShade="F2"/>
+        </w:rPr>
+        <w:t xml:space="preserve"> </w:t>
+      </w:r>
+      <w:r>
+        <w:rPr>
+          <w:color w:val="F2F2F2" w:themeColor="background1" w:themeShade="F2"/>
+        </w:rPr>
+        <w:t>②10.0.0.1-255.255.255.0</w:t>
+      </w:r>
+      <w:r>
+        <w:rPr>
+          <w:color w:val="F2F2F2" w:themeColor="background1" w:themeShade="F2"/>
+        </w:rPr>
+        <w:t xml:space="preserve"> </w:t>
+      </w:r>
+      <w:r>
+        <w:rPr>
+          <w:color w:val="F2F2F2" w:themeColor="background1" w:themeShade="F2"/>
+        </w:rPr>
+        <w:t>③00:05:J6:0D:91:B1</w:t>
+      </w:r>
+      <w:r>
+        <w:rPr>
+          <w:color w:val="F2F2F2" w:themeColor="background1" w:themeShade="F2"/>
+        </w:rPr>
+        <w:t xml:space="preserve"> </w:t>
+      </w:r>
+      <w:r>
+        <w:rPr>
+          <w:color w:val="F2F2F2" w:themeColor="background1" w:themeShade="F2"/>
+        </w:rPr>
+        <w:t xml:space="preserve">④00:D0:A0:5C:C1:B5。 </w:t>
+      </w:r>
+    </w:p>
+    <w:p>
+      <w:pPr>
+        <w:numPr>
+          <w:ilvl w:val="0"/>
+          <w:numId w:val="2"/>
+        </w:numPr>
+        <w:spacing w:beforeLines="50" w:before="120" w:afterLines="50" w:after="120" w:line="240" w:lineRule="auto"/>
+        <w:ind w:hanging="403"/>
+      </w:pPr>
+      <w:r>
+        <w:rPr>
+          <w:color w:val="E7E6E6" w:themeColor="background2"/>
+        </w:rPr>
+        <w:t>(2)</w:t>
+      </w:r>
+      <w:r>
+        <w:t xml:space="preserve"> 下列何種 IEEE Wireless LAN 標準的傳輸速率最低？①802.11a②802.11b③802.11g④802.11n。 </w:t>
+      </w:r>
+    </w:p>
+    <w:p>
+      <w:pPr>
+        <w:numPr>
+          <w:ilvl w:val="0"/>
+          <w:numId w:val="2"/>
+        </w:numPr>
+        <w:spacing w:beforeLines="50" w:before="120" w:afterLines="50" w:after="120" w:line="240" w:lineRule="auto"/>
+        <w:ind w:hanging="403"/>
+      </w:pPr>
+      <w:r>
+        <w:rPr>
+          <w:color w:val="E7E6E6" w:themeColor="background2"/>
+        </w:rPr>
+        <w:t>(3)</w:t>
+      </w:r>
+      <w:r>
+        <w:t xml:space="preserve"> NAT(Network Address Translation)的用途為下列何者？①電腦主機與 IP 位址的轉換②IP 位址轉換為實體位址③組織內部私有 IP 位址與網際網路合法 IP 位址的轉換④封包轉送路徑選擇。 </w:t>
+      </w:r>
+    </w:p>
+    <w:p>
+      <w:pPr>
+        <w:numPr>
+          <w:ilvl w:val="0"/>
+          <w:numId w:val="2"/>
+        </w:numPr>
+        <w:spacing w:beforeLines="50" w:before="120" w:afterLines="50" w:after="120" w:line="240" w:lineRule="auto"/>
+        <w:ind w:hanging="403"/>
+      </w:pPr>
+      <w:r>
+        <w:rPr>
+          <w:color w:val="E7E6E6" w:themeColor="background2"/>
+        </w:rPr>
+        <w:t>(2)</w:t>
+      </w:r>
+      <w:r>
+        <w:t xml:space="preserve"> 下列何種服務可將 Domain Name 對應為 IP 位址？①</w:t>
+      </w:r>
+      <w:proofErr w:type="spellStart"/>
+      <w:r>
+        <w:t>WINS②DNS③DHCP④Proxy</w:t>
+      </w:r>
+      <w:proofErr w:type="spellEnd"/>
+      <w:r>
+        <w:t xml:space="preserve">。 </w:t>
+      </w:r>
+    </w:p>
+    <w:p>
+      <w:pPr>
+        <w:numPr>
+          <w:ilvl w:val="0"/>
+          <w:numId w:val="2"/>
+        </w:numPr>
+        <w:spacing w:beforeLines="50" w:before="120" w:afterLines="50" w:after="120" w:line="240" w:lineRule="auto"/>
+        <w:ind w:hanging="403"/>
+      </w:pPr>
+      <w:r>
+        <w:rPr>
+          <w:color w:val="E7E6E6" w:themeColor="background2"/>
+        </w:rPr>
+        <w:t>(3)</w:t>
+      </w:r>
+      <w:r>
+        <w:t xml:space="preserve"> 下列何者不是 NFC (Near Field Communication)的功用？①電子錢包②電子票證③行車導航④資料交換。 </w:t>
+      </w:r>
+    </w:p>
+    <w:p>
+      <w:pPr>
+        <w:numPr>
+          <w:ilvl w:val="0"/>
+          <w:numId w:val="2"/>
+        </w:numPr>
+        <w:spacing w:beforeLines="50" w:before="120" w:afterLines="50" w:after="120" w:line="240" w:lineRule="auto"/>
+        <w:ind w:hanging="403"/>
+      </w:pPr>
+      <w:r>
+        <w:rPr>
+          <w:color w:val="E7E6E6" w:themeColor="background2"/>
+        </w:rPr>
+        <w:t>(</w:t>
+      </w:r>
+      <w:r>
+        <w:rPr>
+          <w:color w:val="F2F2F2" w:themeColor="background1" w:themeShade="F2"/>
+        </w:rPr>
+        <w:t>2)</w:t>
+      </w:r>
+      <w:r>
+        <w:rPr>
+          <w:color w:val="F2F2F2" w:themeColor="background1" w:themeShade="F2"/>
+        </w:rPr>
+        <w:t xml:space="preserve"> 有關 xxx@abc.edu.tw 之敘述，下列何者「不正確」？①它代表一個電子郵件地址②若為了方便，可以省略@③xxx 代表一個電子郵件帳號④abc.edu.tw 代表某個電子郵件伺服器。 </w:t>
+      </w:r>
+    </w:p>
+    <w:p>
+      <w:pPr>
+        <w:numPr>
+          <w:ilvl w:val="0"/>
+          <w:numId w:val="2"/>
+        </w:numPr>
+        <w:spacing w:beforeLines="50" w:before="120" w:afterLines="50" w:after="120" w:line="240" w:lineRule="auto"/>
+        <w:ind w:hanging="403"/>
+      </w:pPr>
+      <w:r>
+        <w:rPr>
+          <w:color w:val="E7E6E6" w:themeColor="background2"/>
+        </w:rPr>
+        <w:t>(3)</w:t>
+      </w:r>
+      <w:r>
+        <w:t xml:space="preserve"> 有關 OTG(On-The-Go)之敘述，下列何者正確？①可以將兩個隨身碟連接複製資料②可以提昇隨身碟資料傳送之速度③可以將隨身碟連接到手機，讓手機存取隨身碟之資料④可以讓隨身碟直接透過 </w:t>
+      </w:r>
+      <w:proofErr w:type="spellStart"/>
+      <w:r>
+        <w:t>WiFi</w:t>
+      </w:r>
+      <w:proofErr w:type="spellEnd"/>
+      <w:r>
+        <w:t xml:space="preserve"> 傳送資料到雲端。 </w:t>
+      </w:r>
+    </w:p>
+    <w:p>
+      <w:pPr>
+        <w:numPr>
+          <w:ilvl w:val="0"/>
+          <w:numId w:val="2"/>
+        </w:numPr>
+        <w:spacing w:beforeLines="50" w:before="120" w:afterLines="50" w:after="120" w:line="240" w:lineRule="auto"/>
+        <w:ind w:hanging="403"/>
       </w:pPr>
       <w:r>
         <w:rPr>
@@ -674,7 +1222,15 @@
         <w:t>(1)</w:t>
       </w:r>
       <w:r>
-        <w:t xml:space="preserve"> 下列何者是較為安全的加密傳輸協定？①SSH②HTTP③FTP④SMTP。 </w:t>
+        <w:t xml:space="preserve"> 根據美國國家標準與技術研究院(NIST)對雲端的定義，下列何者「不是」雲端運算(Cloud Computing)之服務模式？①內容即服務（Content as a Service, </w:t>
+      </w:r>
+      <w:proofErr w:type="spellStart"/>
+      <w:r>
+        <w:t>CaaS</w:t>
+      </w:r>
+      <w:proofErr w:type="spellEnd"/>
+      <w:r>
+        <w:t xml:space="preserve">）②基礎架構即服務（Infrastructure as  a Service, IaaS）③平台即服務（Platform as a Service, PaaS）④軟體即服務（Software as a Service, SaaS）。 </w:t>
       </w:r>
     </w:p>
     <w:p>
@@ -690,10 +1246,18 @@
         <w:rPr>
           <w:color w:val="E7E6E6" w:themeColor="background2"/>
         </w:rPr>
-        <w:t>(4)</w:t>
-      </w:r>
-      <w:r>
-        <w:t xml:space="preserve"> 物聯網(IoT)通訊物件通常具備移動性，為支援這樣的通訊特性，需求的網路技術主要為下列何者？①分散式運算②網格運算③跨網域運算能力④物件動態連結。 </w:t>
+        <w:t>(2)</w:t>
+      </w:r>
+      <w:r>
+        <w:t xml:space="preserve"> 下列何種雲端服務可供使用者開發應用軟體？①Software as a Service (SaaS)②Platform as a </w:t>
+      </w:r>
+      <w:proofErr w:type="spellStart"/>
+      <w:r>
+        <w:t>Servic</w:t>
+      </w:r>
+      <w:proofErr w:type="spellEnd"/>
+      <w:r>
+        <w:t xml:space="preserve"> e (PaaS)③Information as a Service (IaaS)④Infrastructure as a Service (IaaS)。 </w:t>
       </w:r>
     </w:p>
     <w:p>
@@ -704,15 +1268,66 @@
         </w:numPr>
         <w:spacing w:beforeLines="50" w:before="120" w:afterLines="50" w:after="120" w:line="240" w:lineRule="auto"/>
         <w:ind w:hanging="403"/>
-      </w:pPr>
-      <w:r>
-        <w:rPr>
-          <w:color w:val="E7E6E6" w:themeColor="background2"/>
-        </w:rPr>
-        <w:t>(1)</w:t>
-      </w:r>
-      <w:r>
-        <w:t xml:space="preserve"> 若電腦教室內的電腦皆以雙絞線連結至某一台集線器上，則此種網路架構為下列何者？①星狀拓樸 ②環狀拓樸③匯流排拓樸④網狀拓樸。 </w:t>
+        <w:rPr>
+          <w:color w:val="F2F2F2" w:themeColor="background1" w:themeShade="F2"/>
+        </w:rPr>
+      </w:pPr>
+      <w:r>
+        <w:rPr>
+          <w:color w:val="E7E6E6" w:themeColor="background2"/>
+        </w:rPr>
+        <w:t>(</w:t>
+      </w:r>
+      <w:r>
+        <w:rPr>
+          <w:color w:val="F2F2F2" w:themeColor="background1" w:themeShade="F2"/>
+        </w:rPr>
+        <w:t>4)</w:t>
+      </w:r>
+      <w:r>
+        <w:rPr>
+          <w:color w:val="F2F2F2" w:themeColor="background1" w:themeShade="F2"/>
+        </w:rPr>
+        <w:t xml:space="preserve"> 下列何者為「B2C」電子商務之交易模式？①公司對公司</w:t>
+      </w:r>
+      <w:r>
+        <w:rPr>
+          <w:rFonts w:hint="eastAsia"/>
+          <w:color w:val="F2F2F2" w:themeColor="background1" w:themeShade="F2"/>
+        </w:rPr>
+        <w:t xml:space="preserve"> </w:t>
+      </w:r>
+      <w:r>
+        <w:rPr>
+          <w:color w:val="F2F2F2" w:themeColor="background1" w:themeShade="F2"/>
+        </w:rPr>
+        <w:t>②客戶對公司</w:t>
+      </w:r>
+      <w:r>
+        <w:rPr>
+          <w:rFonts w:hint="eastAsia"/>
+          <w:color w:val="F2F2F2" w:themeColor="background1" w:themeShade="F2"/>
+        </w:rPr>
+        <w:t xml:space="preserve"> </w:t>
+      </w:r>
+      <w:r>
+        <w:rPr>
+          <w:color w:val="F2F2F2" w:themeColor="background1" w:themeShade="F2"/>
+        </w:rPr>
+        <w:t>③客戶對客戶</w:t>
+      </w:r>
+      <w:r>
+        <w:rPr>
+          <w:rFonts w:hint="eastAsia"/>
+          <w:color w:val="F2F2F2" w:themeColor="background1" w:themeShade="F2"/>
+        </w:rPr>
+        <w:t xml:space="preserve"> </w:t>
+      </w:r>
+      <w:r>
+        <w:rPr>
+          <w:color w:val="F2F2F2" w:themeColor="background1" w:themeShade="F2"/>
+        </w:rPr>
+        <w:t xml:space="preserve">④公司對客戶。 </w:t>
       </w:r>
     </w:p>
     <w:p>
@@ -728,10 +1343,55 @@
         <w:rPr>
           <w:color w:val="E7E6E6" w:themeColor="background2"/>
         </w:rPr>
-        <w:t>(2)</w:t>
-      </w:r>
-      <w:r>
-        <w:t xml:space="preserve"> 下列設備，何者可以讓我們在只有一個 IP 的狀況下，提供多部電腦上網？①集線器(Hub)②IP分享器③橋接器(Bridge)④數據機(Modem)。 </w:t>
+        <w:t>(</w:t>
+      </w:r>
+      <w:r>
+        <w:rPr>
+          <w:color w:val="F2F2F2" w:themeColor="background1" w:themeShade="F2"/>
+        </w:rPr>
+        <w:t>1)</w:t>
+      </w:r>
+      <w:r>
+        <w:rPr>
+          <w:color w:val="F2F2F2" w:themeColor="background1" w:themeShade="F2"/>
+        </w:rPr>
+        <w:t xml:space="preserve"> 下列何者為 Class A 網路的內定子網路遮罩？①255.0.0.0</w:t>
+      </w:r>
+      <w:r>
+        <w:rPr>
+          <w:color w:val="F2F2F2" w:themeColor="background1" w:themeShade="F2"/>
+        </w:rPr>
+        <w:t xml:space="preserve"> </w:t>
+      </w:r>
+      <w:r>
+        <w:rPr>
+          <w:color w:val="F2F2F2" w:themeColor="background1" w:themeShade="F2"/>
+        </w:rPr>
+        <w:t>②255.255.0.0</w:t>
+      </w:r>
+      <w:r>
+        <w:rPr>
+          <w:color w:val="F2F2F2" w:themeColor="background1" w:themeShade="F2"/>
+        </w:rPr>
+        <w:t xml:space="preserve"> </w:t>
+      </w:r>
+      <w:r>
+        <w:rPr>
+          <w:color w:val="F2F2F2" w:themeColor="background1" w:themeShade="F2"/>
+        </w:rPr>
+        <w:t>③255.255.255.0</w:t>
+      </w:r>
+      <w:r>
+        <w:rPr>
+          <w:color w:val="F2F2F2" w:themeColor="background1" w:themeShade="F2"/>
+        </w:rPr>
+        <w:t xml:space="preserve"> </w:t>
+      </w:r>
+      <w:r>
+        <w:rPr>
+          <w:color w:val="F2F2F2" w:themeColor="background1" w:themeShade="F2"/>
+        </w:rPr>
+        <w:t xml:space="preserve">④255.255.255.255。 </w:t>
       </w:r>
     </w:p>
     <w:p>
@@ -747,320 +1407,18 @@
         <w:rPr>
           <w:color w:val="E7E6E6" w:themeColor="background2"/>
         </w:rPr>
-        <w:t>(2)</w:t>
-      </w:r>
-      <w:r>
-        <w:t xml:space="preserve"> 當一個區域網路過於忙碌，打算將其分開成兩個子網路時，此時應加裝下列何種裝置？①路徑器(Router)②橋接器(Bridge)③閘道器(Gateway)④網路連接器(Connector)。 </w:t>
-      </w:r>
-    </w:p>
-    <w:p>
-      <w:pPr>
-        <w:numPr>
-          <w:ilvl w:val="0"/>
-          <w:numId w:val="2"/>
-        </w:numPr>
-        <w:spacing w:beforeLines="50" w:before="120" w:afterLines="50" w:after="120" w:line="240" w:lineRule="auto"/>
-        <w:ind w:hanging="403"/>
-      </w:pPr>
-      <w:r>
-        <w:rPr>
-          <w:color w:val="E7E6E6" w:themeColor="background2"/>
-        </w:rPr>
-        <w:t>(4)</w:t>
-      </w:r>
-      <w:r>
-        <w:t xml:space="preserve"> 下列何種電腦通訊傳輸媒體之傳輸速度最快？①同軸電纜②雙絞線③電話線④光纖。 </w:t>
-      </w:r>
-    </w:p>
-    <w:p>
-      <w:pPr>
-        <w:numPr>
-          <w:ilvl w:val="0"/>
-          <w:numId w:val="2"/>
-        </w:numPr>
-        <w:spacing w:beforeLines="50" w:before="120" w:afterLines="50" w:after="120" w:line="240" w:lineRule="auto"/>
-        <w:ind w:hanging="403"/>
-      </w:pPr>
-      <w:r>
-        <w:rPr>
-          <w:color w:val="E7E6E6" w:themeColor="background2"/>
-        </w:rPr>
-        <w:t>(4)</w:t>
-      </w:r>
-      <w:r>
-        <w:t xml:space="preserve"> 下列何者為真實的 MAC(Media Access Control)位址？①00:05:J6:0D:91:K1</w:t>
-      </w:r>
-      <w:r>
-        <w:t xml:space="preserve"> </w:t>
-      </w:r>
-      <w:r>
-        <w:t>②10.0.0.1-255.255.255.0</w:t>
-      </w:r>
-      <w:r>
-        <w:t xml:space="preserve"> </w:t>
-      </w:r>
-      <w:r>
-        <w:t>③00:05:J6:0D:91:B1</w:t>
-      </w:r>
-      <w:r>
-        <w:t xml:space="preserve"> </w:t>
-      </w:r>
-      <w:r>
-        <w:t xml:space="preserve">④00:D0:A0:5C:C1:B5。 </w:t>
-      </w:r>
-    </w:p>
-    <w:p>
-      <w:pPr>
-        <w:numPr>
-          <w:ilvl w:val="0"/>
-          <w:numId w:val="2"/>
-        </w:numPr>
-        <w:spacing w:beforeLines="50" w:before="120" w:afterLines="50" w:after="120" w:line="240" w:lineRule="auto"/>
-        <w:ind w:hanging="403"/>
-      </w:pPr>
-      <w:r>
-        <w:rPr>
-          <w:color w:val="E7E6E6" w:themeColor="background2"/>
-        </w:rPr>
-        <w:t>(2)</w:t>
-      </w:r>
-      <w:r>
-        <w:t xml:space="preserve"> 下列何種 IEEE Wireless LAN 標準的傳輸速率最低？①802.11a②802.11b③802.11g④802.11n。 </w:t>
-      </w:r>
-    </w:p>
-    <w:p>
-      <w:pPr>
-        <w:numPr>
-          <w:ilvl w:val="0"/>
-          <w:numId w:val="2"/>
-        </w:numPr>
-        <w:spacing w:beforeLines="50" w:before="120" w:afterLines="50" w:after="120" w:line="240" w:lineRule="auto"/>
-        <w:ind w:hanging="403"/>
-      </w:pPr>
-      <w:r>
-        <w:rPr>
-          <w:color w:val="E7E6E6" w:themeColor="background2"/>
-        </w:rPr>
         <w:t>(3)</w:t>
       </w:r>
       <w:r>
-        <w:t xml:space="preserve"> NAT(Network Address Translation)的用途為下列何者？①電腦主機與 IP 位址的轉換②IP 位址轉換為實體位址③組織內部私有 IP 位址與網際網路合法 IP 位址的轉換④封包轉送路徑選擇。 </w:t>
-      </w:r>
-    </w:p>
-    <w:p>
-      <w:pPr>
-        <w:numPr>
-          <w:ilvl w:val="0"/>
-          <w:numId w:val="2"/>
-        </w:numPr>
-        <w:spacing w:beforeLines="50" w:before="120" w:afterLines="50" w:after="120" w:line="240" w:lineRule="auto"/>
-        <w:ind w:hanging="403"/>
-      </w:pPr>
-      <w:r>
-        <w:rPr>
-          <w:color w:val="E7E6E6" w:themeColor="background2"/>
-        </w:rPr>
-        <w:t>(2)</w:t>
-      </w:r>
-      <w:r>
-        <w:t xml:space="preserve"> 下列何種服務可將 Domain Name 對應為 IP 位址？①WINS②DNS③DHCP④Proxy。 </w:t>
-      </w:r>
-    </w:p>
-    <w:p>
-      <w:pPr>
-        <w:numPr>
-          <w:ilvl w:val="0"/>
-          <w:numId w:val="2"/>
-        </w:numPr>
-        <w:spacing w:beforeLines="50" w:before="120" w:afterLines="50" w:after="120" w:line="240" w:lineRule="auto"/>
-        <w:ind w:hanging="403"/>
-      </w:pPr>
-      <w:r>
-        <w:rPr>
-          <w:color w:val="E7E6E6" w:themeColor="background2"/>
-        </w:rPr>
-        <w:t>(3)</w:t>
-      </w:r>
-      <w:r>
-        <w:t xml:space="preserve"> 下列何者不是 NFC (Near Field Communication)的功用？①電子錢包②電子票證③行車導航④資料交換。 </w:t>
-      </w:r>
-    </w:p>
-    <w:p>
-      <w:pPr>
-        <w:numPr>
-          <w:ilvl w:val="0"/>
-          <w:numId w:val="2"/>
-        </w:numPr>
-        <w:spacing w:beforeLines="50" w:before="120" w:afterLines="50" w:after="120" w:line="240" w:lineRule="auto"/>
-        <w:ind w:hanging="403"/>
-      </w:pPr>
-      <w:r>
-        <w:rPr>
-          <w:color w:val="E7E6E6" w:themeColor="background2"/>
-        </w:rPr>
-        <w:t>(2)</w:t>
-      </w:r>
-      <w:r>
-        <w:t xml:space="preserve"> 有關 xxx@abc.edu.tw 之敘述，下列何者「不正確」？①它代表一個電子郵件地址②若為了方便，可以省略@③xxx 代表一個電子郵件帳號④abc.edu.tw 代表某個電子郵件伺服器。 </w:t>
-      </w:r>
-    </w:p>
-    <w:p>
-      <w:pPr>
-        <w:numPr>
-          <w:ilvl w:val="0"/>
-          <w:numId w:val="2"/>
-        </w:numPr>
-        <w:spacing w:beforeLines="50" w:before="120" w:afterLines="50" w:after="120" w:line="240" w:lineRule="auto"/>
-        <w:ind w:hanging="403"/>
-      </w:pPr>
-      <w:r>
-        <w:rPr>
-          <w:color w:val="E7E6E6" w:themeColor="background2"/>
-        </w:rPr>
-        <w:t>(3)</w:t>
-      </w:r>
-      <w:r>
-        <w:t xml:space="preserve"> 有關 OTG(On-The-Go)之敘述，下列何者正確？①可以將兩個隨身碟連接複製資料②可以提昇隨身碟資料傳送之速度③可以將隨身碟連接到手機，讓手機存取隨身碟之資料④可以讓隨身碟直接透過 WiFi 傳送資料到雲端。 </w:t>
-      </w:r>
-    </w:p>
-    <w:p>
-      <w:pPr>
-        <w:numPr>
-          <w:ilvl w:val="0"/>
-          <w:numId w:val="2"/>
-        </w:numPr>
-        <w:spacing w:beforeLines="50" w:before="120" w:afterLines="50" w:after="120" w:line="240" w:lineRule="auto"/>
-        <w:ind w:hanging="403"/>
-      </w:pPr>
-      <w:r>
-        <w:rPr>
-          <w:color w:val="E7E6E6" w:themeColor="background2"/>
-        </w:rPr>
-        <w:t>(1)</w:t>
-      </w:r>
-      <w:r>
-        <w:t xml:space="preserve"> 根據美國國家標準與技術研究院(NIST)對雲端的定義，下列何者「不是」雲端運算(Cloud Computing)之服務模式？①內容即服務（Content as a Service, CaaS）②基礎架構即服務（Infrastructure as  a Service, IaaS）③平台即服務（Platform as a Service, PaaS）④軟體即服務（Software as a Service, SaaS）。 </w:t>
-      </w:r>
-    </w:p>
-    <w:p>
-      <w:pPr>
-        <w:numPr>
-          <w:ilvl w:val="0"/>
-          <w:numId w:val="2"/>
-        </w:numPr>
-        <w:spacing w:beforeLines="50" w:before="120" w:afterLines="50" w:after="120" w:line="240" w:lineRule="auto"/>
-        <w:ind w:hanging="403"/>
-      </w:pPr>
-      <w:r>
-        <w:rPr>
-          <w:color w:val="E7E6E6" w:themeColor="background2"/>
-        </w:rPr>
-        <w:t>(2)</w:t>
-      </w:r>
-      <w:r>
-        <w:t xml:space="preserve"> 下列何種雲端服務可供使用者開發應用軟體？①Software as a Service (SaaS)②Platform as a Servic e (PaaS)③Information as a Service (IaaS)④Infrastructure as a Service (IaaS)。 </w:t>
-      </w:r>
-    </w:p>
-    <w:p>
-      <w:pPr>
-        <w:numPr>
-          <w:ilvl w:val="0"/>
-          <w:numId w:val="2"/>
-        </w:numPr>
-        <w:spacing w:beforeLines="50" w:before="120" w:afterLines="50" w:after="120" w:line="240" w:lineRule="auto"/>
-        <w:ind w:hanging="403"/>
-      </w:pPr>
-      <w:r>
-        <w:rPr>
-          <w:color w:val="E7E6E6" w:themeColor="background2"/>
-        </w:rPr>
-        <w:t>(4)</w:t>
-      </w:r>
-      <w:r>
-        <w:t xml:space="preserve"> 下列何者為「B2C」電子商務之交易模式？①公司對公司</w:t>
-      </w:r>
-      <w:r>
-        <w:rPr>
-          <w:rFonts w:hint="eastAsia"/>
-        </w:rPr>
-        <w:t xml:space="preserve"> </w:t>
-      </w:r>
-      <w:r>
-        <w:t>②客戶對公司</w:t>
-      </w:r>
-      <w:r>
-        <w:rPr>
-          <w:rFonts w:hint="eastAsia"/>
-        </w:rPr>
-        <w:t xml:space="preserve"> </w:t>
-      </w:r>
-      <w:r>
-        <w:t>③客戶對客戶</w:t>
-      </w:r>
-      <w:r>
-        <w:rPr>
-          <w:rFonts w:hint="eastAsia"/>
-        </w:rPr>
-        <w:t xml:space="preserve"> </w:t>
-      </w:r>
-      <w:r>
-        <w:t xml:space="preserve">④公司對客戶。 </w:t>
-      </w:r>
-    </w:p>
-    <w:p>
-      <w:pPr>
-        <w:numPr>
-          <w:ilvl w:val="0"/>
-          <w:numId w:val="2"/>
-        </w:numPr>
-        <w:spacing w:beforeLines="50" w:before="120" w:afterLines="50" w:after="120" w:line="240" w:lineRule="auto"/>
-        <w:ind w:hanging="403"/>
-      </w:pPr>
-      <w:r>
-        <w:rPr>
-          <w:color w:val="E7E6E6" w:themeColor="background2"/>
-        </w:rPr>
-        <w:t>(1)</w:t>
-      </w:r>
-      <w:r>
-        <w:t xml:space="preserve"> 下列何者為 Class A 網路的內定子網路遮罩？①255.0.0.0</w:t>
-      </w:r>
-      <w:r>
-        <w:t xml:space="preserve"> </w:t>
-      </w:r>
-      <w:r>
-        <w:t>②255.255.0.0</w:t>
-      </w:r>
-      <w:r>
-        <w:t xml:space="preserve"> </w:t>
-      </w:r>
-      <w:r>
-        <w:t>③255.255.255.0</w:t>
-      </w:r>
-      <w:r>
-        <w:t xml:space="preserve"> </w:t>
-      </w:r>
-      <w:r>
-        <w:t xml:space="preserve">④255.255.255.255。 </w:t>
-      </w:r>
-    </w:p>
-    <w:p>
-      <w:pPr>
-        <w:numPr>
-          <w:ilvl w:val="0"/>
-          <w:numId w:val="2"/>
-        </w:numPr>
-        <w:spacing w:beforeLines="50" w:before="120" w:afterLines="50" w:after="120" w:line="240" w:lineRule="auto"/>
-        <w:ind w:hanging="403"/>
-      </w:pPr>
-      <w:r>
-        <w:rPr>
-          <w:color w:val="E7E6E6" w:themeColor="background2"/>
-        </w:rPr>
-        <w:t>(3)</w:t>
-      </w:r>
-      <w:r>
-        <w:t xml:space="preserve"> IPv6 網際網路上的 IP address，每個 IP address 總共有幾個位元組?①4 Bytes②8 Bytes③16 Bytes ④20 Bytes。 </w:t>
+        <w:t xml:space="preserve"> IPv6 網際網路上的 IP address，每</w:t>
+      </w:r>
+      <w:proofErr w:type="gramStart"/>
+      <w:r>
+        <w:t>個</w:t>
+      </w:r>
+      <w:proofErr w:type="gramEnd"/>
+      <w:r>
+        <w:t xml:space="preserve"> IP address 總共有幾個位元組?①4 Bytes②8 Bytes③16 Bytes ④20 Bytes。 </w:t>
       </w:r>
     </w:p>
     <w:p>
@@ -1164,32 +1522,62 @@
         </w:numPr>
         <w:spacing w:beforeLines="50" w:before="120" w:afterLines="50" w:after="120" w:line="240" w:lineRule="auto"/>
         <w:ind w:hanging="403"/>
-      </w:pPr>
-      <w:r>
-        <w:rPr>
-          <w:color w:val="E7E6E6" w:themeColor="background2"/>
-        </w:rPr>
-        <w:t>(1)</w:t>
-      </w:r>
-      <w:r>
+        <w:rPr>
+          <w:color w:val="F2F2F2" w:themeColor="background1" w:themeShade="F2"/>
+        </w:rPr>
+      </w:pPr>
+      <w:r>
+        <w:rPr>
+          <w:color w:val="E7E6E6" w:themeColor="background2"/>
+        </w:rPr>
+        <w:t>(</w:t>
+      </w:r>
+      <w:r>
+        <w:rPr>
+          <w:color w:val="F2F2F2" w:themeColor="background1" w:themeShade="F2"/>
+        </w:rPr>
+        <w:t>1)</w:t>
+      </w:r>
+      <w:r>
+        <w:rPr>
+          <w:color w:val="F2F2F2" w:themeColor="background1" w:themeShade="F2"/>
+        </w:rPr>
         <w:t xml:space="preserve"> 一個 Class C 類型網路可用的主機位址有多少個？①254</w:t>
       </w:r>
       <w:r>
+        <w:rPr>
+          <w:color w:val="F2F2F2" w:themeColor="background1" w:themeShade="F2"/>
+        </w:rPr>
         <w:t xml:space="preserve"> </w:t>
       </w:r>
       <w:r>
+        <w:rPr>
+          <w:color w:val="F2F2F2" w:themeColor="background1" w:themeShade="F2"/>
+        </w:rPr>
         <w:t>②256</w:t>
       </w:r>
       <w:r>
+        <w:rPr>
+          <w:color w:val="F2F2F2" w:themeColor="background1" w:themeShade="F2"/>
+        </w:rPr>
         <w:t xml:space="preserve"> </w:t>
       </w:r>
       <w:r>
+        <w:rPr>
+          <w:color w:val="F2F2F2" w:themeColor="background1" w:themeShade="F2"/>
+        </w:rPr>
         <w:t>③128</w:t>
       </w:r>
       <w:r>
+        <w:rPr>
+          <w:color w:val="F2F2F2" w:themeColor="background1" w:themeShade="F2"/>
+        </w:rPr>
         <w:t xml:space="preserve"> </w:t>
       </w:r>
       <w:r>
+        <w:rPr>
+          <w:color w:val="F2F2F2" w:themeColor="background1" w:themeShade="F2"/>
+        </w:rPr>
         <w:t xml:space="preserve">④524。 </w:t>
       </w:r>
     </w:p>
@@ -1256,6 +1644,319 @@
         </w:numPr>
         <w:spacing w:beforeLines="50" w:before="120" w:afterLines="50" w:after="120" w:line="240" w:lineRule="auto"/>
         <w:ind w:hanging="403"/>
+        <w:rPr>
+          <w:color w:val="F2F2F2" w:themeColor="background1" w:themeShade="F2"/>
+        </w:rPr>
+      </w:pPr>
+      <w:r>
+        <w:rPr>
+          <w:color w:val="E7E6E6" w:themeColor="background2"/>
+        </w:rPr>
+        <w:t>(</w:t>
+      </w:r>
+      <w:r>
+        <w:rPr>
+          <w:color w:val="F2F2F2" w:themeColor="background1" w:themeShade="F2"/>
+        </w:rPr>
+        <w:t>2)</w:t>
+      </w:r>
+      <w:r>
+        <w:rPr>
+          <w:color w:val="F2F2F2" w:themeColor="background1" w:themeShade="F2"/>
+        </w:rPr>
+        <w:t xml:space="preserve"> 有關使用直譯程式(Interpreter)將程式翻譯成機器語言之敘述，下列何者正確？①直譯程式(</w:t>
+      </w:r>
+      <w:proofErr w:type="spellStart"/>
+      <w:r>
+        <w:rPr>
+          <w:color w:val="F2F2F2" w:themeColor="background1" w:themeShade="F2"/>
+        </w:rPr>
+        <w:t>Interpre</w:t>
+      </w:r>
+      <w:proofErr w:type="spellEnd"/>
+      <w:r>
+        <w:rPr>
+          <w:color w:val="F2F2F2" w:themeColor="background1" w:themeShade="F2"/>
+        </w:rPr>
+        <w:t xml:space="preserve"> </w:t>
+      </w:r>
+      <w:proofErr w:type="spellStart"/>
+      <w:r>
+        <w:rPr>
+          <w:color w:val="F2F2F2" w:themeColor="background1" w:themeShade="F2"/>
+        </w:rPr>
+        <w:t>ter</w:t>
+      </w:r>
+      <w:proofErr w:type="spellEnd"/>
+      <w:r>
+        <w:rPr>
+          <w:color w:val="F2F2F2" w:themeColor="background1" w:themeShade="F2"/>
+        </w:rPr>
+        <w:t xml:space="preserve">)與編譯程式(Compiler)翻譯方式一樣②直譯程式每次轉譯一行指令後即執行③直譯程式先執行再翻譯成目的程式④直譯程式先翻譯成目的程式，再執行之。 </w:t>
+      </w:r>
+    </w:p>
+    <w:p>
+      <w:pPr>
+        <w:numPr>
+          <w:ilvl w:val="0"/>
+          <w:numId w:val="3"/>
+        </w:numPr>
+        <w:spacing w:beforeLines="50" w:before="120" w:afterLines="50" w:after="120" w:line="240" w:lineRule="auto"/>
+        <w:ind w:hanging="403"/>
+      </w:pPr>
+      <w:r>
+        <w:rPr>
+          <w:color w:val="E7E6E6" w:themeColor="background2"/>
+        </w:rPr>
+        <w:t>(1)</w:t>
+      </w:r>
+      <w:r>
+        <w:t xml:space="preserve"> 編譯程式(Compiler)將高階語言翻譯至可執行的過程中，下列何者是連結程式(Linker)負責連結的標的？①目的程式與所需之副程式②原始程式與目的程式③副程式與可執行程式④原始程式與可執行程式。 </w:t>
+      </w:r>
+    </w:p>
+    <w:p>
+      <w:pPr>
+        <w:numPr>
+          <w:ilvl w:val="0"/>
+          <w:numId w:val="3"/>
+        </w:numPr>
+        <w:spacing w:beforeLines="50" w:before="120" w:afterLines="50" w:after="120" w:line="240" w:lineRule="auto"/>
+        <w:ind w:hanging="403"/>
+      </w:pPr>
+      <w:r>
+        <w:rPr>
+          <w:color w:val="E7E6E6" w:themeColor="background2"/>
+        </w:rPr>
+        <w:t>(</w:t>
+      </w:r>
+      <w:r>
+        <w:rPr>
+          <w:color w:val="F2F2F2" w:themeColor="background1" w:themeShade="F2"/>
+        </w:rPr>
+        <w:t>2)</w:t>
+      </w:r>
+      <w:r>
+        <w:rPr>
+          <w:color w:val="F2F2F2" w:themeColor="background1" w:themeShade="F2"/>
+        </w:rPr>
+        <w:t xml:space="preserve"> Linux 是屬何種系統？①應用系統(Application Systems)②作業系統(Operation Systems)③資料庫系統(Database Systems)④編輯系統(Editor Systems)。 </w:t>
+      </w:r>
+    </w:p>
+    <w:p>
+      <w:pPr>
+        <w:numPr>
+          <w:ilvl w:val="0"/>
+          <w:numId w:val="3"/>
+        </w:numPr>
+        <w:spacing w:beforeLines="50" w:before="120" w:afterLines="50" w:after="120" w:line="240" w:lineRule="auto"/>
+        <w:ind w:hanging="403"/>
+      </w:pPr>
+      <w:r>
+        <w:rPr>
+          <w:color w:val="E7E6E6" w:themeColor="background2"/>
+        </w:rPr>
+        <w:t>(</w:t>
+      </w:r>
+      <w:r>
+        <w:rPr>
+          <w:color w:val="F2F2F2" w:themeColor="background1" w:themeShade="F2"/>
+        </w:rPr>
+        <w:t>4)</w:t>
+      </w:r>
+      <w:r>
+        <w:rPr>
+          <w:color w:val="F2F2F2" w:themeColor="background1" w:themeShade="F2"/>
+        </w:rPr>
+        <w:t xml:space="preserve"> 下列何種作業系統沒有圖形使用者操作介面？①</w:t>
+      </w:r>
+      <w:proofErr w:type="spellStart"/>
+      <w:r>
+        <w:rPr>
+          <w:color w:val="F2F2F2" w:themeColor="background1" w:themeShade="F2"/>
+        </w:rPr>
+        <w:t>Linux②Windows</w:t>
+      </w:r>
+      <w:proofErr w:type="spellEnd"/>
+      <w:r>
+        <w:rPr>
+          <w:color w:val="F2F2F2" w:themeColor="background1" w:themeShade="F2"/>
+        </w:rPr>
+        <w:t xml:space="preserve"> </w:t>
+      </w:r>
+      <w:proofErr w:type="spellStart"/>
+      <w:r>
+        <w:rPr>
+          <w:color w:val="F2F2F2" w:themeColor="background1" w:themeShade="F2"/>
+        </w:rPr>
+        <w:t>Server③Mac</w:t>
+      </w:r>
+      <w:proofErr w:type="spellEnd"/>
+      <w:r>
+        <w:rPr>
+          <w:color w:val="F2F2F2" w:themeColor="background1" w:themeShade="F2"/>
+        </w:rPr>
+        <w:t xml:space="preserve"> OS④MS-DOS。</w:t>
+      </w:r>
+      <w:r>
+        <w:t xml:space="preserve"> </w:t>
+      </w:r>
+    </w:p>
+    <w:p>
+      <w:pPr>
+        <w:numPr>
+          <w:ilvl w:val="0"/>
+          <w:numId w:val="3"/>
+        </w:numPr>
+        <w:spacing w:beforeLines="50" w:before="120" w:afterLines="50" w:after="120" w:line="240" w:lineRule="auto"/>
+        <w:ind w:hanging="403"/>
+        <w:rPr>
+          <w:color w:val="F2F2F2" w:themeColor="background1" w:themeShade="F2"/>
+        </w:rPr>
+      </w:pPr>
+      <w:r>
+        <w:rPr>
+          <w:color w:val="E7E6E6" w:themeColor="background2"/>
+        </w:rPr>
+        <w:t>(</w:t>
+      </w:r>
+      <w:r>
+        <w:rPr>
+          <w:color w:val="F2F2F2" w:themeColor="background1" w:themeShade="F2"/>
+        </w:rPr>
+        <w:t>3)</w:t>
+      </w:r>
+      <w:r>
+        <w:rPr>
+          <w:color w:val="F2F2F2" w:themeColor="background1" w:themeShade="F2"/>
+        </w:rPr>
+        <w:t xml:space="preserve"> 下列何者「不是」多人多工之作業系統？①</w:t>
+      </w:r>
+      <w:proofErr w:type="spellStart"/>
+      <w:r>
+        <w:rPr>
+          <w:color w:val="F2F2F2" w:themeColor="background1" w:themeShade="F2"/>
+        </w:rPr>
+        <w:t>Linux②Solaris③MS-DOS④Windows</w:t>
+      </w:r>
+      <w:proofErr w:type="spellEnd"/>
+      <w:r>
+        <w:rPr>
+          <w:color w:val="F2F2F2" w:themeColor="background1" w:themeShade="F2"/>
+        </w:rPr>
+        <w:t xml:space="preserve"> Server。 </w:t>
+      </w:r>
+    </w:p>
+    <w:p>
+      <w:pPr>
+        <w:numPr>
+          <w:ilvl w:val="0"/>
+          <w:numId w:val="3"/>
+        </w:numPr>
+        <w:spacing w:beforeLines="50" w:before="120" w:afterLines="50" w:after="120" w:line="240" w:lineRule="auto"/>
+        <w:ind w:hanging="403"/>
+      </w:pPr>
+      <w:r>
+        <w:rPr>
+          <w:color w:val="E7E6E6" w:themeColor="background2"/>
+        </w:rPr>
+        <w:t>(3)</w:t>
+      </w:r>
+      <w:r>
+        <w:t xml:space="preserve"> 下列何者為 Linux 作業系統之「系統管理者」的預設帳號？①administrator</w:t>
+      </w:r>
+      <w:r>
+        <w:t xml:space="preserve"> </w:t>
+      </w:r>
+      <w:r>
+        <w:t>②manager</w:t>
+      </w:r>
+      <w:r>
+        <w:t xml:space="preserve"> </w:t>
+      </w:r>
+      <w:r>
+        <w:t>③root</w:t>
+      </w:r>
+      <w:r>
+        <w:t xml:space="preserve"> </w:t>
+      </w:r>
+      <w:r>
+        <w:t xml:space="preserve">④supervisor。 </w:t>
+      </w:r>
+    </w:p>
+    <w:p>
+      <w:pPr>
+        <w:numPr>
+          <w:ilvl w:val="0"/>
+          <w:numId w:val="3"/>
+        </w:numPr>
+        <w:spacing w:beforeLines="50" w:before="120" w:afterLines="50" w:after="120" w:line="240" w:lineRule="auto"/>
+        <w:ind w:hanging="403"/>
+      </w:pPr>
+      <w:r>
+        <w:rPr>
+          <w:color w:val="E7E6E6" w:themeColor="background2"/>
+        </w:rPr>
+        <w:t>(3)</w:t>
+      </w:r>
+      <w:r>
+        <w:t xml:space="preserve"> Windows 登入時，若鍵入的密碼其「大小寫不正確」會導致下列何種結果？①仍可以進入 Window s②進入 Windows 的安全模式③要求重新輸入密碼④Windows 將先關閉，並重新開機。 </w:t>
+      </w:r>
+    </w:p>
+    <w:p>
+      <w:pPr>
+        <w:numPr>
+          <w:ilvl w:val="0"/>
+          <w:numId w:val="3"/>
+        </w:numPr>
+        <w:spacing w:beforeLines="50" w:before="120" w:afterLines="50" w:after="120" w:line="240" w:lineRule="auto"/>
+        <w:ind w:hanging="403"/>
+      </w:pPr>
+      <w:r>
+        <w:rPr>
+          <w:color w:val="E7E6E6" w:themeColor="background2"/>
+        </w:rPr>
+        <w:t>(</w:t>
+      </w:r>
+      <w:r>
+        <w:rPr>
+          <w:color w:val="F2F2F2" w:themeColor="background1" w:themeShade="F2"/>
+        </w:rPr>
+        <w:t>3)</w:t>
+      </w:r>
+      <w:r>
+        <w:rPr>
+          <w:color w:val="F2F2F2" w:themeColor="background1" w:themeShade="F2"/>
+        </w:rPr>
+        <w:t xml:space="preserve"> 下列何種技術是利用硬碟空間來解決主記憶體空間之不足？①分時技術 (Time Sharing)②同步記憶體 (Concurrent Memory)③虛擬記憶體 (Virtual Memory)④多工技術 (Multitasking)。 </w:t>
+      </w:r>
+    </w:p>
+    <w:p>
+      <w:pPr>
+        <w:numPr>
+          <w:ilvl w:val="0"/>
+          <w:numId w:val="3"/>
+        </w:numPr>
+        <w:spacing w:beforeLines="50" w:before="120" w:afterLines="50" w:after="120" w:line="240" w:lineRule="auto"/>
+        <w:ind w:hanging="403"/>
+      </w:pPr>
+      <w:r>
+        <w:rPr>
+          <w:color w:val="E7E6E6" w:themeColor="background2"/>
+        </w:rPr>
+        <w:t>(4)</w:t>
+      </w:r>
+      <w:r>
+        <w:t xml:space="preserve"> 電腦中負責資源管理的軟體是下列何種？①編譯程式 (Compiler)②公用程式 (Utility)③應用程式 (Application)④作業系統 (Operating System)。 </w:t>
+      </w:r>
+    </w:p>
+    <w:p>
+      <w:pPr>
+        <w:numPr>
+          <w:ilvl w:val="0"/>
+          <w:numId w:val="3"/>
+        </w:numPr>
+        <w:spacing w:beforeLines="50" w:before="120" w:afterLines="50" w:after="120" w:line="240" w:lineRule="auto"/>
+        <w:ind w:hanging="403"/>
       </w:pPr>
       <w:r>
         <w:rPr>
@@ -1264,196 +1965,15 @@
         <w:t>(2)</w:t>
       </w:r>
       <w:r>
-        <w:t xml:space="preserve"> 有關使用直譯程式(Interpreter)將程式翻譯成機器語言之敘述，下列何者正確？①直譯程式(Interpre ter)與編譯程式(Compiler)翻譯方式一樣②直譯程式每次轉譯一行指令後即執行③直譯程式先執行再翻譯成目的程式④直譯程式先翻譯成目的程式，再執行之。 </w:t>
-      </w:r>
-    </w:p>
-    <w:p>
-      <w:pPr>
-        <w:numPr>
-          <w:ilvl w:val="0"/>
-          <w:numId w:val="3"/>
-        </w:numPr>
-        <w:spacing w:beforeLines="50" w:before="120" w:afterLines="50" w:after="120" w:line="240" w:lineRule="auto"/>
-        <w:ind w:hanging="403"/>
-      </w:pPr>
-      <w:r>
-        <w:rPr>
-          <w:color w:val="E7E6E6" w:themeColor="background2"/>
-        </w:rPr>
-        <w:t>(1)</w:t>
-      </w:r>
-      <w:r>
-        <w:t xml:space="preserve"> 編譯程式(Compiler)將高階語言翻譯至可執行的過程中，下列何者是連結程式(Linker)負責連結的標的？①目的程式與所需之副程式②原始程式與目的程式③副程式與可執行程式④原始程式與可執行程式。 </w:t>
-      </w:r>
-    </w:p>
-    <w:p>
-      <w:pPr>
-        <w:numPr>
-          <w:ilvl w:val="0"/>
-          <w:numId w:val="3"/>
-        </w:numPr>
-        <w:spacing w:beforeLines="50" w:before="120" w:afterLines="50" w:after="120" w:line="240" w:lineRule="auto"/>
-        <w:ind w:hanging="403"/>
-      </w:pPr>
-      <w:r>
-        <w:rPr>
-          <w:color w:val="E7E6E6" w:themeColor="background2"/>
-        </w:rPr>
-        <w:t>(2)</w:t>
-      </w:r>
-      <w:r>
-        <w:t xml:space="preserve"> Linux 是屬何種系統？①應用系統(Application Systems)②作業系統(Operation Systems)③資料庫系統(Database Systems)④編輯系統(Editor Systems)。 </w:t>
-      </w:r>
-    </w:p>
-    <w:p>
-      <w:pPr>
-        <w:numPr>
-          <w:ilvl w:val="0"/>
-          <w:numId w:val="3"/>
-        </w:numPr>
-        <w:spacing w:beforeLines="50" w:before="120" w:afterLines="50" w:after="120" w:line="240" w:lineRule="auto"/>
-        <w:ind w:hanging="403"/>
-      </w:pPr>
-      <w:r>
-        <w:rPr>
-          <w:color w:val="E7E6E6" w:themeColor="background2"/>
-        </w:rPr>
-        <w:t>(4)</w:t>
-      </w:r>
-      <w:r>
-        <w:t xml:space="preserve"> 下列何種作業系統沒有圖形使用者操作介面？①Linux②Windows Server③Mac OS④MS-DOS。 </w:t>
-      </w:r>
-    </w:p>
-    <w:p>
-      <w:pPr>
-        <w:numPr>
-          <w:ilvl w:val="0"/>
-          <w:numId w:val="3"/>
-        </w:numPr>
-        <w:spacing w:beforeLines="50" w:before="120" w:afterLines="50" w:after="120" w:line="240" w:lineRule="auto"/>
-        <w:ind w:hanging="403"/>
-      </w:pPr>
-      <w:r>
-        <w:rPr>
-          <w:color w:val="E7E6E6" w:themeColor="background2"/>
-        </w:rPr>
-        <w:t>(3)</w:t>
-      </w:r>
-      <w:r>
-        <w:t xml:space="preserve"> 下列何者「不是」多人多工之作業系統？①Linux②Solaris③MS-DOS④Windows Server。 </w:t>
-      </w:r>
-    </w:p>
-    <w:p>
-      <w:pPr>
-        <w:numPr>
-          <w:ilvl w:val="0"/>
-          <w:numId w:val="3"/>
-        </w:numPr>
-        <w:spacing w:beforeLines="50" w:before="120" w:afterLines="50" w:after="120" w:line="240" w:lineRule="auto"/>
-        <w:ind w:hanging="403"/>
-      </w:pPr>
-      <w:r>
-        <w:rPr>
-          <w:color w:val="E7E6E6" w:themeColor="background2"/>
-        </w:rPr>
-        <w:t>(3)</w:t>
-      </w:r>
-      <w:r>
-        <w:t xml:space="preserve"> 下列何者為 Linux 作業系統之「系統管理者」的預設帳號？①administrator</w:t>
-      </w:r>
-      <w:r>
-        <w:t xml:space="preserve"> </w:t>
-      </w:r>
-      <w:r>
-        <w:t>②manager</w:t>
-      </w:r>
-      <w:r>
-        <w:t xml:space="preserve"> </w:t>
-      </w:r>
-      <w:r>
-        <w:t>③root</w:t>
-      </w:r>
-      <w:r>
-        <w:t xml:space="preserve"> </w:t>
-      </w:r>
-      <w:r>
-        <w:t xml:space="preserve">④supervisor。 </w:t>
-      </w:r>
-    </w:p>
-    <w:p>
-      <w:pPr>
-        <w:numPr>
-          <w:ilvl w:val="0"/>
-          <w:numId w:val="3"/>
-        </w:numPr>
-        <w:spacing w:beforeLines="50" w:before="120" w:afterLines="50" w:after="120" w:line="240" w:lineRule="auto"/>
-        <w:ind w:hanging="403"/>
-      </w:pPr>
-      <w:r>
-        <w:rPr>
-          <w:color w:val="E7E6E6" w:themeColor="background2"/>
-        </w:rPr>
-        <w:t>(3)</w:t>
-      </w:r>
-      <w:r>
-        <w:t xml:space="preserve"> Windows 登入時，若鍵入的密碼其「大小寫不正確」會導致下列何種結果？①仍可以進入 Window s②進入 Windows 的安全模式③要求重新輸入密碼④Windows 將先關閉，並重新開機。 </w:t>
-      </w:r>
-    </w:p>
-    <w:p>
-      <w:pPr>
-        <w:numPr>
-          <w:ilvl w:val="0"/>
-          <w:numId w:val="3"/>
-        </w:numPr>
-        <w:spacing w:beforeLines="50" w:before="120" w:afterLines="50" w:after="120" w:line="240" w:lineRule="auto"/>
-        <w:ind w:hanging="403"/>
-      </w:pPr>
-      <w:r>
-        <w:rPr>
-          <w:color w:val="E7E6E6" w:themeColor="background2"/>
-        </w:rPr>
-        <w:t>(3)</w:t>
-      </w:r>
-      <w:r>
-        <w:t xml:space="preserve"> 下列何種技術是利用硬碟空間來解決主記憶體空間之不足？①分時技術 (Time Sharing)②同步記憶體 (Concurrent Memory)③虛擬記憶體 (Virtual Memory)④多工技術 (Multitasking)。 </w:t>
-      </w:r>
-    </w:p>
-    <w:p>
-      <w:pPr>
-        <w:numPr>
-          <w:ilvl w:val="0"/>
-          <w:numId w:val="3"/>
-        </w:numPr>
-        <w:spacing w:beforeLines="50" w:before="120" w:afterLines="50" w:after="120" w:line="240" w:lineRule="auto"/>
-        <w:ind w:hanging="403"/>
-      </w:pPr>
-      <w:r>
-        <w:rPr>
-          <w:color w:val="E7E6E6" w:themeColor="background2"/>
-        </w:rPr>
-        <w:t>(4)</w:t>
-      </w:r>
-      <w:r>
-        <w:t xml:space="preserve"> 電腦中負責資源管理的軟體是下列何種？①編譯程式 (Compiler)②公用程式 (Utility)③應用程式 (Application)④作業系統 (Operating System)。 </w:t>
-      </w:r>
-    </w:p>
-    <w:p>
-      <w:pPr>
-        <w:numPr>
-          <w:ilvl w:val="0"/>
-          <w:numId w:val="3"/>
-        </w:numPr>
-        <w:spacing w:beforeLines="50" w:before="120" w:afterLines="50" w:after="120" w:line="240" w:lineRule="auto"/>
-        <w:ind w:hanging="403"/>
-      </w:pPr>
-      <w:r>
-        <w:rPr>
-          <w:color w:val="E7E6E6" w:themeColor="background2"/>
-        </w:rPr>
-        <w:t>(2)</w:t>
-      </w:r>
-      <w:r>
-        <w:t xml:space="preserve"> 下列何者為 Linux 系統所採用的檔案系統？①NTFS②XFS③HTFS④vms。</w:t>
+        <w:t xml:space="preserve"> 下列何者為 Linux 系統所採用的檔案系統？①</w:t>
+      </w:r>
+      <w:proofErr w:type="spellStart"/>
+      <w:r>
+        <w:t>NTFS②XFS③HTFS④vms</w:t>
+      </w:r>
+      <w:proofErr w:type="spellEnd"/>
+      <w:r>
+        <w:t>。</w:t>
       </w:r>
     </w:p>
     <w:p>
@@ -1497,25 +2017,69 @@
         </w:numPr>
         <w:spacing w:after="0"/>
         <w:ind w:left="478" w:hanging="404"/>
-      </w:pPr>
-      <w:r>
-        <w:rPr>
-          <w:color w:val="E7E6E6" w:themeColor="background2"/>
-        </w:rPr>
-        <w:t>(1)</w:t>
-      </w:r>
-      <w:r>
-        <w:t xml:space="preserve"> 下列流程圖所對應的 C/C++指令為何？①do...while②while③switch...case④if...then...else。 </w:t>
+        <w:rPr>
+          <w:color w:val="F2F2F2" w:themeColor="background1" w:themeShade="F2"/>
+        </w:rPr>
+      </w:pPr>
+      <w:r>
+        <w:rPr>
+          <w:color w:val="E7E6E6" w:themeColor="background2"/>
+        </w:rPr>
+        <w:t>(</w:t>
+      </w:r>
+      <w:r>
+        <w:rPr>
+          <w:color w:val="F2F2F2" w:themeColor="background1" w:themeShade="F2"/>
+        </w:rPr>
+        <w:t>1)</w:t>
+      </w:r>
+      <w:r>
+        <w:rPr>
+          <w:color w:val="F2F2F2" w:themeColor="background1" w:themeShade="F2"/>
+        </w:rPr>
+        <w:t xml:space="preserve"> 下列流程圖所對應的 C/C++指令為何？①do...</w:t>
+      </w:r>
+      <w:proofErr w:type="spellStart"/>
+      <w:r>
+        <w:rPr>
+          <w:color w:val="F2F2F2" w:themeColor="background1" w:themeShade="F2"/>
+        </w:rPr>
+        <w:t>while②while③switch</w:t>
+      </w:r>
+      <w:proofErr w:type="spellEnd"/>
+      <w:r>
+        <w:rPr>
+          <w:color w:val="F2F2F2" w:themeColor="background1" w:themeShade="F2"/>
+        </w:rPr>
+        <w:t>...</w:t>
+      </w:r>
+      <w:proofErr w:type="spellStart"/>
+      <w:r>
+        <w:rPr>
+          <w:color w:val="F2F2F2" w:themeColor="background1" w:themeShade="F2"/>
+        </w:rPr>
+        <w:t>case④if</w:t>
+      </w:r>
+      <w:proofErr w:type="spellEnd"/>
+      <w:r>
+        <w:rPr>
+          <w:color w:val="F2F2F2" w:themeColor="background1" w:themeShade="F2"/>
+        </w:rPr>
+        <w:t xml:space="preserve">...then...else。 </w:t>
       </w:r>
     </w:p>
     <w:p>
       <w:pPr>
         <w:spacing w:after="50" w:line="259" w:lineRule="auto"/>
         <w:ind w:left="875" w:firstLine="0"/>
+        <w:rPr>
+          <w:color w:val="F2F2F2" w:themeColor="background1" w:themeShade="F2"/>
+        </w:rPr>
       </w:pPr>
       <w:r>
         <w:rPr>
           <w:noProof/>
+          <w:color w:val="F2F2F2" w:themeColor="background1" w:themeShade="F2"/>
         </w:rPr>
         <w:drawing>
           <wp:inline distT="0" distB="0" distL="0" distR="0" wp14:anchorId="7F5CFB8D" wp14:editId="2D2B4962">
@@ -1552,6 +2116,9 @@
         </w:drawing>
       </w:r>
       <w:r>
+        <w:rPr>
+          <w:color w:val="F2F2F2" w:themeColor="background1" w:themeShade="F2"/>
+        </w:rPr>
         <w:t xml:space="preserve"> </w:t>
       </w:r>
     </w:p>
@@ -1563,25 +2130,69 @@
         </w:numPr>
         <w:spacing w:after="0"/>
         <w:ind w:left="478" w:hanging="404"/>
-      </w:pPr>
-      <w:r>
-        <w:rPr>
-          <w:color w:val="E7E6E6" w:themeColor="background2"/>
-        </w:rPr>
-        <w:t>(4)</w:t>
-      </w:r>
-      <w:r>
-        <w:t xml:space="preserve"> 下列流程圖所對應的 C/C++指令為何？①do...while②while③switch...case④if...then...else。 </w:t>
+        <w:rPr>
+          <w:color w:val="F2F2F2" w:themeColor="background1" w:themeShade="F2"/>
+        </w:rPr>
+      </w:pPr>
+      <w:r>
+        <w:rPr>
+          <w:color w:val="E7E6E6" w:themeColor="background2"/>
+        </w:rPr>
+        <w:t>(</w:t>
+      </w:r>
+      <w:r>
+        <w:rPr>
+          <w:color w:val="F2F2F2" w:themeColor="background1" w:themeShade="F2"/>
+        </w:rPr>
+        <w:t>4)</w:t>
+      </w:r>
+      <w:r>
+        <w:rPr>
+          <w:color w:val="F2F2F2" w:themeColor="background1" w:themeShade="F2"/>
+        </w:rPr>
+        <w:t xml:space="preserve"> 下列流程圖所對應的 C/C++指令為何？①do...</w:t>
+      </w:r>
+      <w:proofErr w:type="spellStart"/>
+      <w:r>
+        <w:rPr>
+          <w:color w:val="F2F2F2" w:themeColor="background1" w:themeShade="F2"/>
+        </w:rPr>
+        <w:t>while②while③switch</w:t>
+      </w:r>
+      <w:proofErr w:type="spellEnd"/>
+      <w:r>
+        <w:rPr>
+          <w:color w:val="F2F2F2" w:themeColor="background1" w:themeShade="F2"/>
+        </w:rPr>
+        <w:t>...</w:t>
+      </w:r>
+      <w:proofErr w:type="spellStart"/>
+      <w:r>
+        <w:rPr>
+          <w:color w:val="F2F2F2" w:themeColor="background1" w:themeShade="F2"/>
+        </w:rPr>
+        <w:t>case④if</w:t>
+      </w:r>
+      <w:proofErr w:type="spellEnd"/>
+      <w:r>
+        <w:rPr>
+          <w:color w:val="F2F2F2" w:themeColor="background1" w:themeShade="F2"/>
+        </w:rPr>
+        <w:t xml:space="preserve">...then...else。 </w:t>
       </w:r>
     </w:p>
     <w:p>
       <w:pPr>
         <w:spacing w:after="61" w:line="259" w:lineRule="auto"/>
         <w:ind w:left="875" w:firstLine="0"/>
+        <w:rPr>
+          <w:color w:val="F2F2F2" w:themeColor="background1" w:themeShade="F2"/>
+        </w:rPr>
       </w:pPr>
       <w:r>
         <w:rPr>
           <w:noProof/>
+          <w:color w:val="F2F2F2" w:themeColor="background1" w:themeShade="F2"/>
         </w:rPr>
         <w:drawing>
           <wp:inline distT="0" distB="0" distL="0" distR="0" wp14:anchorId="70AB0380" wp14:editId="6BB2299A">
@@ -1618,6 +2229,9 @@
         </w:drawing>
       </w:r>
       <w:r>
+        <w:rPr>
+          <w:color w:val="F2F2F2" w:themeColor="background1" w:themeShade="F2"/>
+        </w:rPr>
         <w:t xml:space="preserve"> </w:t>
       </w:r>
     </w:p>
@@ -1629,25 +2243,69 @@
         </w:numPr>
         <w:spacing w:after="0"/>
         <w:ind w:left="478" w:hanging="404"/>
-      </w:pPr>
-      <w:r>
-        <w:rPr>
-          <w:color w:val="E7E6E6" w:themeColor="background2"/>
-        </w:rPr>
-        <w:t>(2)</w:t>
-      </w:r>
-      <w:r>
-        <w:t xml:space="preserve"> 下列流程圖所對應的 C/C++指令為何？①do...while②while③switch...case④if...then...else。 </w:t>
+        <w:rPr>
+          <w:color w:val="F2F2F2" w:themeColor="background1" w:themeShade="F2"/>
+        </w:rPr>
+      </w:pPr>
+      <w:r>
+        <w:rPr>
+          <w:color w:val="E7E6E6" w:themeColor="background2"/>
+        </w:rPr>
+        <w:t>(</w:t>
+      </w:r>
+      <w:r>
+        <w:rPr>
+          <w:color w:val="F2F2F2" w:themeColor="background1" w:themeShade="F2"/>
+        </w:rPr>
+        <w:t>2)</w:t>
+      </w:r>
+      <w:r>
+        <w:rPr>
+          <w:color w:val="F2F2F2" w:themeColor="background1" w:themeShade="F2"/>
+        </w:rPr>
+        <w:t xml:space="preserve"> 下列流程圖所對應的 C/C++指令為何？①do...</w:t>
+      </w:r>
+      <w:proofErr w:type="spellStart"/>
+      <w:r>
+        <w:rPr>
+          <w:color w:val="F2F2F2" w:themeColor="background1" w:themeShade="F2"/>
+        </w:rPr>
+        <w:t>while②while③switch</w:t>
+      </w:r>
+      <w:proofErr w:type="spellEnd"/>
+      <w:r>
+        <w:rPr>
+          <w:color w:val="F2F2F2" w:themeColor="background1" w:themeShade="F2"/>
+        </w:rPr>
+        <w:t>...</w:t>
+      </w:r>
+      <w:proofErr w:type="spellStart"/>
+      <w:r>
+        <w:rPr>
+          <w:color w:val="F2F2F2" w:themeColor="background1" w:themeShade="F2"/>
+        </w:rPr>
+        <w:t>case④if</w:t>
+      </w:r>
+      <w:proofErr w:type="spellEnd"/>
+      <w:r>
+        <w:rPr>
+          <w:color w:val="F2F2F2" w:themeColor="background1" w:themeShade="F2"/>
+        </w:rPr>
+        <w:t xml:space="preserve">...then...else。 </w:t>
       </w:r>
     </w:p>
     <w:p>
       <w:pPr>
         <w:spacing w:after="50" w:line="259" w:lineRule="auto"/>
         <w:ind w:left="875" w:firstLine="0"/>
+        <w:rPr>
+          <w:color w:val="F2F2F2" w:themeColor="background1" w:themeShade="F2"/>
+        </w:rPr>
       </w:pPr>
       <w:r>
         <w:rPr>
           <w:noProof/>
+          <w:color w:val="F2F2F2" w:themeColor="background1" w:themeShade="F2"/>
         </w:rPr>
         <w:drawing>
           <wp:inline distT="0" distB="0" distL="0" distR="0" wp14:anchorId="2CF2EC90" wp14:editId="7E6A0E46">
@@ -1684,6 +2342,9 @@
         </w:drawing>
       </w:r>
       <w:r>
+        <w:rPr>
+          <w:color w:val="F2F2F2" w:themeColor="background1" w:themeShade="F2"/>
+        </w:rPr>
         <w:t xml:space="preserve"> </w:t>
       </w:r>
     </w:p>
@@ -1695,6 +2356,9 @@
         </w:numPr>
         <w:spacing w:after="264"/>
         <w:ind w:left="478" w:hanging="404"/>
+        <w:rPr>
+          <w:color w:val="F2F2F2" w:themeColor="background1" w:themeShade="F2"/>
+        </w:rPr>
       </w:pPr>
       <w:r>
         <w:rPr>
@@ -2138,9 +2802,18 @@
         <w:rPr>
           <w:color w:val="E7E6E6" w:themeColor="background2"/>
         </w:rPr>
-        <w:t>(2)</w:t>
-      </w:r>
-      <w:r>
+        <w:t>(</w:t>
+      </w:r>
+      <w:r>
+        <w:rPr>
+          <w:color w:val="F2F2F2" w:themeColor="background1" w:themeShade="F2"/>
+        </w:rPr>
+        <w:t>2)</w:t>
+      </w:r>
+      <w:r>
+        <w:rPr>
+          <w:color w:val="F2F2F2" w:themeColor="background1" w:themeShade="F2"/>
+        </w:rPr>
         <w:t xml:space="preserve"> 下列流程圖所對應的 C/C++程式為何？ </w:t>
       </w:r>
     </w:p>
@@ -2152,15 +2825,41 @@
         </w:numPr>
         <w:spacing w:after="16"/>
         <w:ind w:left="478" w:hanging="404"/>
-      </w:pPr>
-      <w:r>
-        <w:rPr>
-          <w:color w:val="E7E6E6" w:themeColor="background2"/>
-        </w:rPr>
-        <w:t>(3)</w:t>
-      </w:r>
-      <w:r>
-        <w:t xml:space="preserve"> 下列 C/C++程式片段之敘述，何者正確？①輸入三個變數②找出輸入數值最小值③找出輸入數值最大值④輸出結果為 the output is:c。 </w:t>
+        <w:rPr>
+          <w:color w:val="F2F2F2" w:themeColor="background1" w:themeShade="F2"/>
+        </w:rPr>
+      </w:pPr>
+      <w:r>
+        <w:rPr>
+          <w:color w:val="E7E6E6" w:themeColor="background2"/>
+        </w:rPr>
+        <w:t>(</w:t>
+      </w:r>
+      <w:r>
+        <w:rPr>
+          <w:color w:val="F2F2F2" w:themeColor="background1" w:themeShade="F2"/>
+        </w:rPr>
+        <w:t>3)</w:t>
+      </w:r>
+      <w:r>
+        <w:rPr>
+          <w:color w:val="F2F2F2" w:themeColor="background1" w:themeShade="F2"/>
+        </w:rPr>
+        <w:t xml:space="preserve"> 下列 C/C++程式片段之敘述，何者正確？①輸入三個變數②找出輸入數值最小值③找出輸入數值最大值④輸出結果為 the output </w:t>
+      </w:r>
+      <w:proofErr w:type="spellStart"/>
+      <w:r>
+        <w:rPr>
+          <w:color w:val="F2F2F2" w:themeColor="background1" w:themeShade="F2"/>
+        </w:rPr>
+        <w:t>is:c</w:t>
+      </w:r>
+      <w:proofErr w:type="spellEnd"/>
+      <w:r>
+        <w:rPr>
+          <w:color w:val="F2F2F2" w:themeColor="background1" w:themeShade="F2"/>
+        </w:rPr>
+        <w:t xml:space="preserve">。 </w:t>
       </w:r>
     </w:p>
     <w:p>
@@ -2168,10 +2867,14 @@
         <w:spacing w:after="47" w:line="259" w:lineRule="auto"/>
         <w:ind w:left="0" w:right="5174" w:firstLine="0"/>
         <w:jc w:val="center"/>
+        <w:rPr>
+          <w:color w:val="F2F2F2" w:themeColor="background1" w:themeShade="F2"/>
+        </w:rPr>
       </w:pPr>
       <w:r>
         <w:rPr>
           <w:noProof/>
+          <w:color w:val="F2F2F2" w:themeColor="background1" w:themeShade="F2"/>
         </w:rPr>
         <w:drawing>
           <wp:inline distT="0" distB="0" distL="0" distR="0" wp14:anchorId="0674BAAE" wp14:editId="1BD1BA9B">
@@ -2208,6 +2911,9 @@
         </w:drawing>
       </w:r>
       <w:r>
+        <w:rPr>
+          <w:color w:val="F2F2F2" w:themeColor="background1" w:themeShade="F2"/>
+        </w:rPr>
         <w:t xml:space="preserve"> </w:t>
       </w:r>
     </w:p>
@@ -2218,15 +2924,41 @@
           <w:numId w:val="4"/>
         </w:numPr>
         <w:ind w:left="478" w:hanging="404"/>
-      </w:pPr>
-      <w:r>
-        <w:rPr>
-          <w:color w:val="E7E6E6" w:themeColor="background2"/>
-        </w:rPr>
-        <w:t>(3)</w:t>
-      </w:r>
-      <w:r>
-        <w:t xml:space="preserve"> 下列何者「不是」C/C++語言基本資料型態？①void②int③main④char。 </w:t>
+        <w:rPr>
+          <w:color w:val="F2F2F2" w:themeColor="background1" w:themeShade="F2"/>
+        </w:rPr>
+      </w:pPr>
+      <w:r>
+        <w:rPr>
+          <w:color w:val="E7E6E6" w:themeColor="background2"/>
+        </w:rPr>
+        <w:t>(</w:t>
+      </w:r>
+      <w:r>
+        <w:rPr>
+          <w:color w:val="F2F2F2" w:themeColor="background1" w:themeShade="F2"/>
+        </w:rPr>
+        <w:t>3)</w:t>
+      </w:r>
+      <w:r>
+        <w:rPr>
+          <w:color w:val="F2F2F2" w:themeColor="background1" w:themeShade="F2"/>
+        </w:rPr>
+        <w:t xml:space="preserve"> 下列何者「不是」C/C++語言基本資料型態？①</w:t>
+      </w:r>
+      <w:proofErr w:type="spellStart"/>
+      <w:r>
+        <w:rPr>
+          <w:color w:val="F2F2F2" w:themeColor="background1" w:themeShade="F2"/>
+        </w:rPr>
+        <w:t>void②int③main④char</w:t>
+      </w:r>
+      <w:proofErr w:type="spellEnd"/>
+      <w:r>
+        <w:rPr>
+          <w:color w:val="F2F2F2" w:themeColor="background1" w:themeShade="F2"/>
+        </w:rPr>
+        <w:t xml:space="preserve">。 </w:t>
       </w:r>
     </w:p>
     <w:p>
@@ -2236,14 +2968,26 @@
           <w:numId w:val="4"/>
         </w:numPr>
         <w:ind w:left="478" w:hanging="404"/>
-      </w:pPr>
-      <w:r>
-        <w:rPr>
-          <w:color w:val="E7E6E6" w:themeColor="background2"/>
-        </w:rPr>
-        <w:t>(3)</w:t>
-      </w:r>
-      <w:r>
+        <w:rPr>
+          <w:color w:val="F2F2F2" w:themeColor="background1" w:themeShade="F2"/>
+        </w:rPr>
+      </w:pPr>
+      <w:r>
+        <w:rPr>
+          <w:color w:val="E7E6E6" w:themeColor="background2"/>
+        </w:rPr>
+        <w:t>(</w:t>
+      </w:r>
+      <w:r>
+        <w:rPr>
+          <w:color w:val="F2F2F2" w:themeColor="background1" w:themeShade="F2"/>
+        </w:rPr>
+        <w:t>3)</w:t>
+      </w:r>
+      <w:r>
+        <w:rPr>
+          <w:color w:val="F2F2F2" w:themeColor="background1" w:themeShade="F2"/>
+        </w:rPr>
         <w:t xml:space="preserve"> 下列何者在 C/C++語言中視為 false？①-100②-1③0④1。 </w:t>
       </w:r>
     </w:p>
@@ -2254,15 +2998,27 @@
           <w:numId w:val="4"/>
         </w:numPr>
         <w:ind w:left="478" w:hanging="404"/>
+        <w:rPr>
+          <w:color w:val="F2F2F2" w:themeColor="background1" w:themeShade="F2"/>
+        </w:rPr>
       </w:pPr>
       <w:r>
         <w:rPr>
           <w:color w:val="E7E6E6" w:themeColor="background2"/>
         </w:rPr>
         <w:lastRenderedPageBreak/>
-        <w:t>(4)</w:t>
-      </w:r>
-      <w:r>
+        <w:t>(</w:t>
+      </w:r>
+      <w:r>
+        <w:rPr>
+          <w:color w:val="F2F2F2" w:themeColor="background1" w:themeShade="F2"/>
+        </w:rPr>
+        <w:t>4)</w:t>
+      </w:r>
+      <w:r>
+        <w:rPr>
+          <w:color w:val="F2F2F2" w:themeColor="background1" w:themeShade="F2"/>
+        </w:rPr>
         <w:t xml:space="preserve"> 有關 C/C++語言中變數及常數之敘述，下列何者「不正確」？①變數用來存放資料，以利程式執行，可以是整數、浮點、字串的資料型態②程式中可以操作、改變變數的值③常數存放固定數值，可以是整數、浮點、字串的資料型態④程式中可以操作、改變常數值。 </w:t>
       </w:r>
     </w:p>
@@ -2274,25 +3030,69 @@
         </w:numPr>
         <w:spacing w:after="16"/>
         <w:ind w:left="478" w:hanging="404"/>
-      </w:pPr>
-      <w:r>
-        <w:rPr>
-          <w:color w:val="E7E6E6" w:themeColor="background2"/>
-        </w:rPr>
-        <w:t>(3)</w:t>
-      </w:r>
-      <w:r>
-        <w:t xml:space="preserve"> 下列 C/C++程式片段，何者敘述正確？①小括號應該改成大括號②sum = sum +30; 必須使用大括號括起來③While 應該改成 while④While ( sum ＜=1000 )之後應該要有分號。 </w:t>
+        <w:rPr>
+          <w:color w:val="F2F2F2" w:themeColor="background1" w:themeShade="F2"/>
+        </w:rPr>
+      </w:pPr>
+      <w:r>
+        <w:rPr>
+          <w:color w:val="E7E6E6" w:themeColor="background2"/>
+        </w:rPr>
+        <w:t>(</w:t>
+      </w:r>
+      <w:r>
+        <w:rPr>
+          <w:color w:val="F2F2F2" w:themeColor="background1" w:themeShade="F2"/>
+        </w:rPr>
+        <w:t>3)</w:t>
+      </w:r>
+      <w:r>
+        <w:rPr>
+          <w:color w:val="F2F2F2" w:themeColor="background1" w:themeShade="F2"/>
+        </w:rPr>
+        <w:t xml:space="preserve"> 下列 C/C++程式片段，何者敘述正確？①小括號應該改成大括號②sum = sum +30; 必須使用大括號</w:t>
+      </w:r>
+      <w:proofErr w:type="gramStart"/>
+      <w:r>
+        <w:rPr>
+          <w:color w:val="F2F2F2" w:themeColor="background1" w:themeShade="F2"/>
+        </w:rPr>
+        <w:t>括</w:t>
+      </w:r>
+      <w:proofErr w:type="gramEnd"/>
+      <w:r>
+        <w:rPr>
+          <w:color w:val="F2F2F2" w:themeColor="background1" w:themeShade="F2"/>
+        </w:rPr>
+        <w:t xml:space="preserve">起來③While 應該改成 </w:t>
+      </w:r>
+      <w:proofErr w:type="spellStart"/>
+      <w:r>
+        <w:rPr>
+          <w:color w:val="F2F2F2" w:themeColor="background1" w:themeShade="F2"/>
+        </w:rPr>
+        <w:t>while④While</w:t>
+      </w:r>
+      <w:proofErr w:type="spellEnd"/>
+      <w:r>
+        <w:rPr>
+          <w:color w:val="F2F2F2" w:themeColor="background1" w:themeShade="F2"/>
+        </w:rPr>
+        <w:t xml:space="preserve"> ( sum ＜=1000 )之後應該要有分號。 </w:t>
       </w:r>
     </w:p>
     <w:p>
       <w:pPr>
         <w:spacing w:after="50" w:line="259" w:lineRule="auto"/>
         <w:ind w:left="875" w:firstLine="0"/>
+        <w:rPr>
+          <w:color w:val="F2F2F2" w:themeColor="background1" w:themeShade="F2"/>
+        </w:rPr>
       </w:pPr>
       <w:r>
         <w:rPr>
           <w:noProof/>
+          <w:color w:val="F2F2F2" w:themeColor="background1" w:themeShade="F2"/>
         </w:rPr>
         <w:drawing>
           <wp:inline distT="0" distB="0" distL="0" distR="0" wp14:anchorId="3C20C610" wp14:editId="505B1F1D">
@@ -2329,6 +3129,9 @@
         </w:drawing>
       </w:r>
       <w:r>
+        <w:rPr>
+          <w:color w:val="F2F2F2" w:themeColor="background1" w:themeShade="F2"/>
+        </w:rPr>
         <w:t xml:space="preserve"> </w:t>
       </w:r>
     </w:p>
@@ -2339,17 +3142,46 @@
           <w:numId w:val="4"/>
         </w:numPr>
         <w:ind w:left="478" w:hanging="404"/>
-      </w:pPr>
-      <w:r>
-        <w:rPr>
-          <w:color w:val="E7E6E6" w:themeColor="background2"/>
-        </w:rPr>
-        <w:t>(3)</w:t>
-      </w:r>
-      <w:r>
-        <w:t xml:space="preserve"> 有關 C/C++語言結構控制語法，下列何者正確？①while (x＞0) do {y=5;}②for (x＜10) { y=5;}③w hile (x＞0 || x＜5) { y=5;}④do (x＞0) { y=5 </w:t>
-      </w:r>
-      <w:r>
+        <w:rPr>
+          <w:color w:val="F2F2F2" w:themeColor="background1" w:themeShade="F2"/>
+        </w:rPr>
+      </w:pPr>
+      <w:r>
+        <w:rPr>
+          <w:color w:val="E7E6E6" w:themeColor="background2"/>
+        </w:rPr>
+        <w:t>(</w:t>
+      </w:r>
+      <w:r>
+        <w:rPr>
+          <w:color w:val="F2F2F2" w:themeColor="background1" w:themeShade="F2"/>
+        </w:rPr>
+        <w:t>3)</w:t>
+      </w:r>
+      <w:r>
+        <w:rPr>
+          <w:color w:val="F2F2F2" w:themeColor="background1" w:themeShade="F2"/>
+        </w:rPr>
+        <w:t xml:space="preserve"> 有關 C/C++語言結構控制語法，下列何者正確？①while (x＞0) do {y=5;}②for (x＜10) { y=5;}③w </w:t>
+      </w:r>
+      <w:proofErr w:type="spellStart"/>
+      <w:r>
+        <w:rPr>
+          <w:color w:val="F2F2F2" w:themeColor="background1" w:themeShade="F2"/>
+        </w:rPr>
+        <w:t>hile</w:t>
+      </w:r>
+      <w:proofErr w:type="spellEnd"/>
+      <w:r>
+        <w:rPr>
+          <w:color w:val="F2F2F2" w:themeColor="background1" w:themeShade="F2"/>
+        </w:rPr>
+        <w:t xml:space="preserve"> (x＞0 || x＜5) { y=5;}④do (x＞0) { y=5 </w:t>
+      </w:r>
+      <w:r>
+        <w:rPr>
+          <w:color w:val="F2F2F2" w:themeColor="background1" w:themeShade="F2"/>
+        </w:rPr>
         <w:tab/>
         <w:t xml:space="preserve">} while (x＜1)。 </w:t>
       </w:r>
@@ -2369,7 +3201,21 @@
         <w:t>(4)</w:t>
       </w:r>
       <w:r>
-        <w:t xml:space="preserve"> C/C++ 語言指令 switch 的流程控制變數「不可以」使用何種資料型態？①char②int③byte④doubl e。 </w:t>
+        <w:t xml:space="preserve"> C/C++ 語言指令 switch 的流程控制變數「不可以」使用何種資料型態？</w:t>
+      </w:r>
+      <w:r>
+        <w:t>①</w:t>
+      </w:r>
+      <w:proofErr w:type="spellStart"/>
+      <w:r>
+        <w:t>char②int③byte④doubl</w:t>
+      </w:r>
+      <w:r>
+        <w:t>e</w:t>
+      </w:r>
+      <w:proofErr w:type="spellEnd"/>
+      <w:r>
+        <w:t xml:space="preserve">。 </w:t>
       </w:r>
     </w:p>
     <w:p>
@@ -2379,14 +3225,26 @@
           <w:numId w:val="4"/>
         </w:numPr>
         <w:ind w:left="478" w:hanging="404"/>
-      </w:pPr>
-      <w:r>
-        <w:rPr>
-          <w:color w:val="E7E6E6" w:themeColor="background2"/>
-        </w:rPr>
-        <w:t>(4)</w:t>
-      </w:r>
-      <w:r>
+        <w:rPr>
+          <w:color w:val="F2F2F2" w:themeColor="background1" w:themeShade="F2"/>
+        </w:rPr>
+      </w:pPr>
+      <w:r>
+        <w:rPr>
+          <w:color w:val="E7E6E6" w:themeColor="background2"/>
+        </w:rPr>
+        <w:t>(</w:t>
+      </w:r>
+      <w:r>
+        <w:rPr>
+          <w:color w:val="F2F2F2" w:themeColor="background1" w:themeShade="F2"/>
+        </w:rPr>
+        <w:t>4)</w:t>
+      </w:r>
+      <w:r>
+        <w:rPr>
+          <w:color w:val="F2F2F2" w:themeColor="background1" w:themeShade="F2"/>
+        </w:rPr>
         <w:t xml:space="preserve"> C/C++ 語言中限定一個主體區塊，使用下列何種符號？①( )②/* */③" "④{ }。 </w:t>
       </w:r>
     </w:p>
@@ -2530,14 +3388,26 @@
         </w:numPr>
         <w:spacing w:after="0"/>
         <w:ind w:left="478" w:hanging="404"/>
-      </w:pPr>
-      <w:r>
-        <w:rPr>
-          <w:color w:val="E7E6E6" w:themeColor="background2"/>
-        </w:rPr>
-        <w:t>(4)</w:t>
-      </w:r>
-      <w:r>
+        <w:rPr>
+          <w:color w:val="F2F2F2" w:themeColor="background1" w:themeShade="F2"/>
+        </w:rPr>
+      </w:pPr>
+      <w:r>
+        <w:rPr>
+          <w:color w:val="E7E6E6" w:themeColor="background2"/>
+        </w:rPr>
+        <w:t>(</w:t>
+      </w:r>
+      <w:r>
+        <w:rPr>
+          <w:color w:val="F2F2F2" w:themeColor="background1" w:themeShade="F2"/>
+        </w:rPr>
+        <w:t>4)</w:t>
+      </w:r>
+      <w:r>
+        <w:rPr>
+          <w:color w:val="F2F2F2" w:themeColor="background1" w:themeShade="F2"/>
+        </w:rPr>
         <w:t xml:space="preserve"> 下列 C/C++程式片段，若 x = 2，則 y 值為何？①2②3③7④9。 </w:t>
       </w:r>
     </w:p>
@@ -2546,10 +3416,14 @@
         <w:spacing w:after="60" w:line="259" w:lineRule="auto"/>
         <w:ind w:left="0" w:right="5003" w:firstLine="0"/>
         <w:jc w:val="center"/>
+        <w:rPr>
+          <w:color w:val="F2F2F2" w:themeColor="background1" w:themeShade="F2"/>
+        </w:rPr>
       </w:pPr>
       <w:r>
         <w:rPr>
           <w:noProof/>
+          <w:color w:val="F2F2F2" w:themeColor="background1" w:themeShade="F2"/>
         </w:rPr>
         <w:drawing>
           <wp:inline distT="0" distB="0" distL="0" distR="0" wp14:anchorId="4854E880" wp14:editId="7C68635E">
@@ -2586,6 +3460,9 @@
         </w:drawing>
       </w:r>
       <w:r>
+        <w:rPr>
+          <w:color w:val="F2F2F2" w:themeColor="background1" w:themeShade="F2"/>
+        </w:rPr>
         <w:t xml:space="preserve"> </w:t>
       </w:r>
     </w:p>
@@ -2597,14 +3474,26 @@
         </w:numPr>
         <w:spacing w:after="0"/>
         <w:ind w:left="478" w:hanging="404"/>
-      </w:pPr>
-      <w:r>
-        <w:rPr>
-          <w:color w:val="E7E6E6" w:themeColor="background2"/>
-        </w:rPr>
-        <w:t>(3)</w:t>
-      </w:r>
-      <w:r>
+        <w:rPr>
+          <w:color w:val="F2F2F2" w:themeColor="background1" w:themeShade="F2"/>
+        </w:rPr>
+      </w:pPr>
+      <w:r>
+        <w:rPr>
+          <w:color w:val="E7E6E6" w:themeColor="background2"/>
+        </w:rPr>
+        <w:t>(</w:t>
+      </w:r>
+      <w:r>
+        <w:rPr>
+          <w:color w:val="F2F2F2" w:themeColor="background1" w:themeShade="F2"/>
+        </w:rPr>
+        <w:t>3)</w:t>
+      </w:r>
+      <w:r>
+        <w:rPr>
+          <w:color w:val="F2F2F2" w:themeColor="background1" w:themeShade="F2"/>
+        </w:rPr>
         <w:t xml:space="preserve"> 下列 C/C++程式片段，其 x 之輸出結果何者正確？①2②3③4④5。 </w:t>
       </w:r>
     </w:p>
@@ -2612,10 +3501,14 @@
       <w:pPr>
         <w:spacing w:after="51" w:line="259" w:lineRule="auto"/>
         <w:ind w:left="875" w:firstLine="0"/>
+        <w:rPr>
+          <w:color w:val="F2F2F2" w:themeColor="background1" w:themeShade="F2"/>
+        </w:rPr>
       </w:pPr>
       <w:r>
         <w:rPr>
           <w:noProof/>
+          <w:color w:val="F2F2F2" w:themeColor="background1" w:themeShade="F2"/>
         </w:rPr>
         <w:drawing>
           <wp:inline distT="0" distB="0" distL="0" distR="0" wp14:anchorId="4BB90A6E" wp14:editId="14D1EC6A">
@@ -2652,6 +3545,9 @@
         </w:drawing>
       </w:r>
       <w:r>
+        <w:rPr>
+          <w:color w:val="F2F2F2" w:themeColor="background1" w:themeShade="F2"/>
+        </w:rPr>
         <w:t xml:space="preserve"> </w:t>
       </w:r>
     </w:p>
@@ -2663,14 +3559,26 @@
         </w:numPr>
         <w:spacing w:after="0"/>
         <w:ind w:left="478" w:hanging="404"/>
-      </w:pPr>
-      <w:r>
-        <w:rPr>
-          <w:color w:val="E7E6E6" w:themeColor="background2"/>
-        </w:rPr>
-        <w:t>(2)</w:t>
-      </w:r>
-      <w:r>
+        <w:rPr>
+          <w:color w:val="F2F2F2" w:themeColor="background1" w:themeShade="F2"/>
+        </w:rPr>
+      </w:pPr>
+      <w:r>
+        <w:rPr>
+          <w:color w:val="E7E6E6" w:themeColor="background2"/>
+        </w:rPr>
+        <w:t>(</w:t>
+      </w:r>
+      <w:r>
+        <w:rPr>
+          <w:color w:val="F2F2F2" w:themeColor="background1" w:themeShade="F2"/>
+        </w:rPr>
+        <w:t>2)</w:t>
+      </w:r>
+      <w:r>
+        <w:rPr>
+          <w:color w:val="F2F2F2" w:themeColor="background1" w:themeShade="F2"/>
+        </w:rPr>
         <w:t xml:space="preserve"> 下列 C/C++程式片段，執行後 x 值為何？①0②1③2④3。 </w:t>
       </w:r>
     </w:p>
@@ -2678,10 +3586,14 @@
       <w:pPr>
         <w:spacing w:after="50" w:line="259" w:lineRule="auto"/>
         <w:ind w:left="875" w:firstLine="0"/>
+        <w:rPr>
+          <w:color w:val="F2F2F2" w:themeColor="background1" w:themeShade="F2"/>
+        </w:rPr>
       </w:pPr>
       <w:r>
         <w:rPr>
           <w:noProof/>
+          <w:color w:val="F2F2F2" w:themeColor="background1" w:themeShade="F2"/>
         </w:rPr>
         <w:drawing>
           <wp:inline distT="0" distB="0" distL="0" distR="0" wp14:anchorId="546758CD" wp14:editId="1BC69674">
@@ -2718,6 +3630,9 @@
         </w:drawing>
       </w:r>
       <w:r>
+        <w:rPr>
+          <w:color w:val="F2F2F2" w:themeColor="background1" w:themeShade="F2"/>
+        </w:rPr>
         <w:t xml:space="preserve"> </w:t>
       </w:r>
     </w:p>
@@ -2729,14 +3644,26 @@
         </w:numPr>
         <w:spacing w:after="0"/>
         <w:ind w:left="478" w:hanging="404"/>
-      </w:pPr>
-      <w:r>
-        <w:rPr>
-          <w:color w:val="E7E6E6" w:themeColor="background2"/>
-        </w:rPr>
-        <w:t>(2)</w:t>
-      </w:r>
-      <w:r>
+        <w:rPr>
+          <w:color w:val="F2F2F2" w:themeColor="background1" w:themeShade="F2"/>
+        </w:rPr>
+      </w:pPr>
+      <w:r>
+        <w:rPr>
+          <w:color w:val="E7E6E6" w:themeColor="background2"/>
+        </w:rPr>
+        <w:t>(</w:t>
+      </w:r>
+      <w:r>
+        <w:rPr>
+          <w:color w:val="F2F2F2" w:themeColor="background1" w:themeShade="F2"/>
+        </w:rPr>
+        <w:t>2)</w:t>
+      </w:r>
+      <w:r>
+        <w:rPr>
+          <w:color w:val="F2F2F2" w:themeColor="background1" w:themeShade="F2"/>
+        </w:rPr>
         <w:t xml:space="preserve"> 下列 C/C++程式片段，f(8, 3)輸出為何？①3②5③8④11。 </w:t>
       </w:r>
     </w:p>
@@ -2744,10 +3671,14 @@
       <w:pPr>
         <w:spacing w:after="61" w:line="259" w:lineRule="auto"/>
         <w:ind w:left="875" w:firstLine="0"/>
+        <w:rPr>
+          <w:color w:val="F2F2F2" w:themeColor="background1" w:themeShade="F2"/>
+        </w:rPr>
       </w:pPr>
       <w:r>
         <w:rPr>
           <w:noProof/>
+          <w:color w:val="F2F2F2" w:themeColor="background1" w:themeShade="F2"/>
         </w:rPr>
         <w:drawing>
           <wp:inline distT="0" distB="0" distL="0" distR="0" wp14:anchorId="2C869BC9" wp14:editId="431337F9">
@@ -2784,6 +3715,9 @@
         </w:drawing>
       </w:r>
       <w:r>
+        <w:rPr>
+          <w:color w:val="F2F2F2" w:themeColor="background1" w:themeShade="F2"/>
+        </w:rPr>
         <w:t xml:space="preserve"> </w:t>
       </w:r>
     </w:p>
@@ -2795,14 +3729,26 @@
         </w:numPr>
         <w:spacing w:after="23"/>
         <w:ind w:left="478" w:hanging="404"/>
-      </w:pPr>
-      <w:r>
-        <w:rPr>
-          <w:color w:val="E7E6E6" w:themeColor="background2"/>
-        </w:rPr>
-        <w:t>(3)</w:t>
-      </w:r>
-      <w:r>
+        <w:rPr>
+          <w:color w:val="F2F2F2" w:themeColor="background1" w:themeShade="F2"/>
+        </w:rPr>
+      </w:pPr>
+      <w:r>
+        <w:rPr>
+          <w:color w:val="E7E6E6" w:themeColor="background2"/>
+        </w:rPr>
+        <w:t>(</w:t>
+      </w:r>
+      <w:r>
+        <w:rPr>
+          <w:color w:val="F2F2F2" w:themeColor="background1" w:themeShade="F2"/>
+        </w:rPr>
+        <w:t>3)</w:t>
+      </w:r>
+      <w:r>
+        <w:rPr>
+          <w:color w:val="F2F2F2" w:themeColor="background1" w:themeShade="F2"/>
+        </w:rPr>
         <w:t xml:space="preserve"> 對於下列 C/C++程式，何者敘述正確？①將 a 及 b 兩矩陣相加後，儲存至 c 矩陣②若 a[2][2]={{1, </w:t>
       </w:r>
     </w:p>
@@ -2810,8 +3756,14 @@
       <w:pPr>
         <w:spacing w:after="16"/>
         <w:ind w:left="886"/>
-      </w:pPr>
-      <w:r>
+        <w:rPr>
+          <w:color w:val="F2F2F2" w:themeColor="background1" w:themeShade="F2"/>
+        </w:rPr>
+      </w:pPr>
+      <w:r>
+        <w:rPr>
+          <w:color w:val="F2F2F2" w:themeColor="background1" w:themeShade="F2"/>
+        </w:rPr>
         <w:t xml:space="preserve">2}, {3, 4}}及 b[2][2]= {{1,0},{2,-3}}，執行結束後 c[2][2]= {{5,6}, {11,12}}③若 a 及 b 均為 2x2 矩陣，最內層 for 迴圈執行 8 次④若 a 及 b 均為 2x2 矩陣，最外層 for 迴圈執行 4 次。 </w:t>
       </w:r>
     </w:p>
@@ -2820,10 +3772,14 @@
         <w:spacing w:after="52" w:line="259" w:lineRule="auto"/>
         <w:ind w:left="0" w:right="5003" w:firstLine="0"/>
         <w:jc w:val="center"/>
+        <w:rPr>
+          <w:color w:val="F2F2F2" w:themeColor="background1" w:themeShade="F2"/>
+        </w:rPr>
       </w:pPr>
       <w:r>
         <w:rPr>
           <w:noProof/>
+          <w:color w:val="F2F2F2" w:themeColor="background1" w:themeShade="F2"/>
         </w:rPr>
         <w:drawing>
           <wp:inline distT="0" distB="0" distL="0" distR="0" wp14:anchorId="53573003" wp14:editId="52D9B3C9">
@@ -2860,6 +3816,9 @@
         </w:drawing>
       </w:r>
       <w:r>
+        <w:rPr>
+          <w:color w:val="F2F2F2" w:themeColor="background1" w:themeShade="F2"/>
+        </w:rPr>
         <w:t xml:space="preserve"> </w:t>
       </w:r>
     </w:p>
@@ -3035,6 +3994,1103 @@
         </w:numPr>
         <w:spacing w:beforeLines="50" w:before="120" w:afterLines="50" w:after="120"/>
         <w:ind w:hanging="403"/>
+        <w:rPr>
+          <w:color w:val="F2F2F2" w:themeColor="background1" w:themeShade="F2"/>
+        </w:rPr>
+      </w:pPr>
+      <w:r>
+        <w:rPr>
+          <w:color w:val="E7E6E6" w:themeColor="background2"/>
+        </w:rPr>
+        <w:t>(</w:t>
+      </w:r>
+      <w:r>
+        <w:rPr>
+          <w:color w:val="F2F2F2" w:themeColor="background1" w:themeShade="F2"/>
+        </w:rPr>
+        <w:t>1)</w:t>
+      </w:r>
+      <w:r>
+        <w:rPr>
+          <w:color w:val="F2F2F2" w:themeColor="background1" w:themeShade="F2"/>
+        </w:rPr>
+        <w:t xml:space="preserve"> 有關電腦犯罪之敘述，下列何者「不正確」？①犯罪容易察覺②採用手法較隱藏③高技術性的犯罪活動④與一般傳統犯罪活動不同。 </w:t>
+      </w:r>
+    </w:p>
+    <w:p>
+      <w:pPr>
+        <w:numPr>
+          <w:ilvl w:val="0"/>
+          <w:numId w:val="5"/>
+        </w:numPr>
+        <w:spacing w:beforeLines="50" w:before="120" w:afterLines="50" w:after="120"/>
+        <w:ind w:hanging="403"/>
+        <w:rPr>
+          <w:color w:val="F2F2F2" w:themeColor="background1" w:themeShade="F2"/>
+        </w:rPr>
+      </w:pPr>
+      <w:r>
+        <w:rPr>
+          <w:color w:val="E7E6E6" w:themeColor="background2"/>
+        </w:rPr>
+        <w:t>(</w:t>
+      </w:r>
+      <w:r>
+        <w:rPr>
+          <w:color w:val="F2F2F2" w:themeColor="background1" w:themeShade="F2"/>
+        </w:rPr>
+        <w:t>2)</w:t>
+      </w:r>
+      <w:r>
+        <w:rPr>
+          <w:color w:val="F2F2F2" w:themeColor="background1" w:themeShade="F2"/>
+        </w:rPr>
+        <w:t xml:space="preserve"> 「訂定災害防治標準作業程序及重要資料的備份」是屬何種時期所做的工作？①過渡時期</w:t>
+      </w:r>
+      <w:r>
+        <w:rPr>
+          <w:rFonts w:hint="eastAsia"/>
+          <w:color w:val="F2F2F2" w:themeColor="background1" w:themeShade="F2"/>
+        </w:rPr>
+        <w:t xml:space="preserve"> </w:t>
+      </w:r>
+      <w:r>
+        <w:rPr>
+          <w:color w:val="F2F2F2" w:themeColor="background1" w:themeShade="F2"/>
+        </w:rPr>
+        <w:t>②災變前</w:t>
+      </w:r>
+      <w:r>
+        <w:rPr>
+          <w:rFonts w:hint="eastAsia"/>
+          <w:color w:val="F2F2F2" w:themeColor="background1" w:themeShade="F2"/>
+        </w:rPr>
+        <w:t xml:space="preserve"> </w:t>
+      </w:r>
+      <w:r>
+        <w:rPr>
+          <w:color w:val="F2F2F2" w:themeColor="background1" w:themeShade="F2"/>
+        </w:rPr>
+        <w:t>③災害發生時</w:t>
+      </w:r>
+      <w:r>
+        <w:rPr>
+          <w:rFonts w:hint="eastAsia"/>
+          <w:color w:val="F2F2F2" w:themeColor="background1" w:themeShade="F2"/>
+        </w:rPr>
+        <w:t xml:space="preserve"> </w:t>
+      </w:r>
+      <w:r>
+        <w:rPr>
+          <w:color w:val="F2F2F2" w:themeColor="background1" w:themeShade="F2"/>
+        </w:rPr>
+        <w:t xml:space="preserve">④災變復原時期。 </w:t>
+      </w:r>
+    </w:p>
+    <w:p>
+      <w:pPr>
+        <w:numPr>
+          <w:ilvl w:val="0"/>
+          <w:numId w:val="5"/>
+        </w:numPr>
+        <w:spacing w:beforeLines="50" w:before="120" w:afterLines="50" w:after="120"/>
+        <w:ind w:hanging="403"/>
+        <w:rPr>
+          <w:color w:val="F2F2F2" w:themeColor="background1" w:themeShade="F2"/>
+        </w:rPr>
+      </w:pPr>
+      <w:r>
+        <w:rPr>
+          <w:color w:val="E7E6E6" w:themeColor="background2"/>
+        </w:rPr>
+        <w:t>(</w:t>
+      </w:r>
+      <w:r>
+        <w:rPr>
+          <w:color w:val="F2F2F2" w:themeColor="background1" w:themeShade="F2"/>
+        </w:rPr>
+        <w:t>2)</w:t>
+      </w:r>
+      <w:r>
+        <w:rPr>
+          <w:color w:val="F2F2F2" w:themeColor="background1" w:themeShade="F2"/>
+        </w:rPr>
+        <w:t xml:space="preserve"> 下列何者為受</w:t>
+      </w:r>
+      <w:proofErr w:type="gramStart"/>
+      <w:r>
+        <w:rPr>
+          <w:color w:val="F2F2F2" w:themeColor="background1" w:themeShade="F2"/>
+        </w:rPr>
+        <w:t>僱</w:t>
+      </w:r>
+      <w:proofErr w:type="gramEnd"/>
+      <w:r>
+        <w:rPr>
+          <w:color w:val="F2F2F2" w:themeColor="background1" w:themeShade="F2"/>
+        </w:rPr>
+        <w:t xml:space="preserve">來嘗試利用各種方法入侵系統，以發覺系統弱點的技術人員？①黑帽駭客(Black </w:t>
+      </w:r>
+      <w:proofErr w:type="spellStart"/>
+      <w:r>
+        <w:rPr>
+          <w:color w:val="F2F2F2" w:themeColor="background1" w:themeShade="F2"/>
+        </w:rPr>
+        <w:t>H at</w:t>
+      </w:r>
+      <w:proofErr w:type="spellEnd"/>
+      <w:r>
+        <w:rPr>
+          <w:color w:val="F2F2F2" w:themeColor="background1" w:themeShade="F2"/>
+        </w:rPr>
+        <w:t xml:space="preserve"> Hacker)②白帽駭客(White Hat Hacker)③電腦蒐證(Collection of Evidence)專家④密碼學(</w:t>
+      </w:r>
+      <w:proofErr w:type="spellStart"/>
+      <w:r>
+        <w:rPr>
+          <w:color w:val="F2F2F2" w:themeColor="background1" w:themeShade="F2"/>
+        </w:rPr>
+        <w:t>Cryptog</w:t>
+      </w:r>
+      <w:proofErr w:type="spellEnd"/>
+      <w:r>
+        <w:rPr>
+          <w:color w:val="F2F2F2" w:themeColor="background1" w:themeShade="F2"/>
+        </w:rPr>
+        <w:t xml:space="preserve"> </w:t>
+      </w:r>
+      <w:proofErr w:type="spellStart"/>
+      <w:r>
+        <w:rPr>
+          <w:color w:val="F2F2F2" w:themeColor="background1" w:themeShade="F2"/>
+        </w:rPr>
+        <w:t>raphy</w:t>
+      </w:r>
+      <w:proofErr w:type="spellEnd"/>
+      <w:r>
+        <w:rPr>
+          <w:color w:val="F2F2F2" w:themeColor="background1" w:themeShade="F2"/>
+        </w:rPr>
+        <w:t xml:space="preserve">)專家。 </w:t>
+      </w:r>
+    </w:p>
+    <w:p>
+      <w:pPr>
+        <w:numPr>
+          <w:ilvl w:val="0"/>
+          <w:numId w:val="5"/>
+        </w:numPr>
+        <w:spacing w:beforeLines="50" w:before="120" w:afterLines="50" w:after="120"/>
+        <w:ind w:hanging="403"/>
+        <w:rPr>
+          <w:color w:val="F2F2F2" w:themeColor="background1" w:themeShade="F2"/>
+        </w:rPr>
+      </w:pPr>
+      <w:r>
+        <w:rPr>
+          <w:color w:val="E7E6E6" w:themeColor="background2"/>
+        </w:rPr>
+        <w:t>(</w:t>
+      </w:r>
+      <w:r>
+        <w:rPr>
+          <w:color w:val="F2F2F2" w:themeColor="background1" w:themeShade="F2"/>
+        </w:rPr>
+        <w:t>1)</w:t>
+      </w:r>
+      <w:r>
+        <w:rPr>
+          <w:color w:val="F2F2F2" w:themeColor="background1" w:themeShade="F2"/>
+        </w:rPr>
+        <w:t xml:space="preserve"> 下列何種類型的病毒會自行繁衍與擴散？①電腦蠕蟲(Worms)②特洛伊木馬程式(Trojan Horses)③ 後門程式(Trap Door)④邏輯炸彈 (Time Bombs)。 </w:t>
+      </w:r>
+    </w:p>
+    <w:p>
+      <w:pPr>
+        <w:numPr>
+          <w:ilvl w:val="0"/>
+          <w:numId w:val="5"/>
+        </w:numPr>
+        <w:spacing w:beforeLines="50" w:before="120" w:afterLines="50" w:after="120" w:line="278" w:lineRule="auto"/>
+        <w:ind w:hanging="403"/>
+      </w:pPr>
+      <w:r>
+        <w:rPr>
+          <w:color w:val="E7E6E6" w:themeColor="background2"/>
+        </w:rPr>
+        <w:t>(3)</w:t>
+      </w:r>
+      <w:r>
+        <w:t xml:space="preserve"> 有關對稱性加密法與非對稱性加密法的比較之敘述，下列何者「不正確」？①對稱性加密法速度較快②非對稱性加密法安全性較高③RSA 屬於對稱性加密法④使用非對稱性加密法時，每個人各自擁有一對公開金匙與祕密金匙，欲提供認證性時，使用者將資料用自己的祕密金匙加密送給對方，對方再用相對的公開金匙解密。 </w:t>
+      </w:r>
+    </w:p>
+    <w:p>
+      <w:pPr>
+        <w:numPr>
+          <w:ilvl w:val="0"/>
+          <w:numId w:val="5"/>
+        </w:numPr>
+        <w:spacing w:beforeLines="50" w:before="120" w:afterLines="50" w:after="120"/>
+        <w:ind w:hanging="403"/>
+      </w:pPr>
+      <w:r>
+        <w:rPr>
+          <w:color w:val="E7E6E6" w:themeColor="background2"/>
+        </w:rPr>
+        <w:t>(2)</w:t>
+      </w:r>
+      <w:r>
+        <w:t xml:space="preserve"> 下列何種資料備份方式只有儲存當天修改的檔案？①完全備份②遞增備份③差異備份④隨機備份。 </w:t>
+      </w:r>
+    </w:p>
+    <w:p>
+      <w:pPr>
+        <w:numPr>
+          <w:ilvl w:val="0"/>
+          <w:numId w:val="5"/>
+        </w:numPr>
+        <w:spacing w:beforeLines="50" w:before="120" w:afterLines="50" w:after="120"/>
+        <w:ind w:hanging="403"/>
+      </w:pPr>
+      <w:r>
+        <w:rPr>
+          <w:color w:val="E7E6E6" w:themeColor="background2"/>
+        </w:rPr>
+        <w:t>(3)</w:t>
+      </w:r>
+      <w:r>
+        <w:t xml:space="preserve"> 下列何種入侵偵測系統(Intrusion Detection Systems)是利用特徵(Signature)資料庫及事件比對方式，以偵測可能的攻擊或事件異常？①主機導向(Host-Based)②網路導向(Network-Based)③知識導向(Knowledge-Based)④行為導向(Behavior-Based)。 </w:t>
+      </w:r>
+    </w:p>
+    <w:p>
+      <w:pPr>
+        <w:numPr>
+          <w:ilvl w:val="0"/>
+          <w:numId w:val="5"/>
+        </w:numPr>
+        <w:spacing w:beforeLines="50" w:before="120" w:afterLines="50" w:after="120" w:line="278" w:lineRule="auto"/>
+        <w:ind w:hanging="403"/>
+        <w:rPr>
+          <w:color w:val="F2F2F2" w:themeColor="background1" w:themeShade="F2"/>
+        </w:rPr>
+      </w:pPr>
+      <w:r>
+        <w:rPr>
+          <w:color w:val="E7E6E6" w:themeColor="background2"/>
+        </w:rPr>
+        <w:t>(</w:t>
+      </w:r>
+      <w:r>
+        <w:rPr>
+          <w:color w:val="F2F2F2" w:themeColor="background1" w:themeShade="F2"/>
+        </w:rPr>
+        <w:t>4)</w:t>
+      </w:r>
+      <w:r>
+        <w:rPr>
+          <w:color w:val="F2F2F2" w:themeColor="background1" w:themeShade="F2"/>
+        </w:rPr>
+        <w:t xml:space="preserve"> 下列何種網路攻擊手法是藉由傳遞大量封包至伺服器，導致目標電腦的網路或系統資源耗盡，服務暫時中斷或停止，使其正常用戶無法存取？①偷窺(Sniffers)②欺騙(Spoofing)③垃圾訊息(</w:t>
+      </w:r>
+      <w:proofErr w:type="spellStart"/>
+      <w:r>
+        <w:rPr>
+          <w:color w:val="F2F2F2" w:themeColor="background1" w:themeShade="F2"/>
+        </w:rPr>
+        <w:t>Spammin</w:t>
+      </w:r>
+      <w:proofErr w:type="spellEnd"/>
+      <w:r>
+        <w:rPr>
+          <w:color w:val="F2F2F2" w:themeColor="background1" w:themeShade="F2"/>
+        </w:rPr>
+        <w:t xml:space="preserve"> g)④阻斷服務(Denial of Service)。 </w:t>
+      </w:r>
+    </w:p>
+    <w:p>
+      <w:pPr>
+        <w:numPr>
+          <w:ilvl w:val="0"/>
+          <w:numId w:val="5"/>
+        </w:numPr>
+        <w:spacing w:beforeLines="50" w:before="120" w:afterLines="50" w:after="120"/>
+        <w:ind w:hanging="403"/>
+      </w:pPr>
+      <w:r>
+        <w:rPr>
+          <w:color w:val="E7E6E6" w:themeColor="background2"/>
+        </w:rPr>
+        <w:t>(2)</w:t>
+      </w:r>
+      <w:r>
+        <w:t xml:space="preserve"> 下列何種網路攻擊手法是利用假節點號碼取代有效來源或目的 IP 位址之行為？①偷窺(Sniffers)② 欺騙(Spoofing)③垃圾資訊(Spamming)④阻斷服務(Denial of Service)。 </w:t>
+      </w:r>
+    </w:p>
+    <w:p>
+      <w:pPr>
+        <w:numPr>
+          <w:ilvl w:val="0"/>
+          <w:numId w:val="5"/>
+        </w:numPr>
+        <w:spacing w:beforeLines="50" w:before="120" w:afterLines="50" w:after="120"/>
+        <w:ind w:hanging="403"/>
+        <w:rPr>
+          <w:color w:val="F2F2F2" w:themeColor="background1" w:themeShade="F2"/>
+        </w:rPr>
+      </w:pPr>
+      <w:r>
+        <w:rPr>
+          <w:color w:val="E7E6E6" w:themeColor="background2"/>
+        </w:rPr>
+        <w:t>(</w:t>
+      </w:r>
+      <w:r>
+        <w:rPr>
+          <w:color w:val="F2F2F2" w:themeColor="background1" w:themeShade="F2"/>
+        </w:rPr>
+        <w:t>4)</w:t>
+      </w:r>
+      <w:r>
+        <w:rPr>
+          <w:color w:val="F2F2F2" w:themeColor="background1" w:themeShade="F2"/>
+        </w:rPr>
+        <w:t xml:space="preserve"> 有關數位簽章之敘述，下列何者「不正確」？①可提供資料傳輸的安全性②可提供認證③有利於電子商務之推動④可加速資料傳輸。 </w:t>
+      </w:r>
+    </w:p>
+    <w:p>
+      <w:pPr>
+        <w:numPr>
+          <w:ilvl w:val="0"/>
+          <w:numId w:val="5"/>
+        </w:numPr>
+        <w:spacing w:beforeLines="50" w:before="120" w:afterLines="50" w:after="120"/>
+        <w:ind w:hanging="403"/>
+      </w:pPr>
+      <w:r>
+        <w:rPr>
+          <w:color w:val="E7E6E6" w:themeColor="background2"/>
+        </w:rPr>
+        <w:t>(4)</w:t>
+      </w:r>
+      <w:r>
+        <w:t xml:space="preserve"> 下列何者為可正確且及時將資料庫複製於異地之資料庫復原方法？①異動紀錄(Transaction Logging)</w:t>
+      </w:r>
+      <w:r>
+        <w:t xml:space="preserve"> </w:t>
+      </w:r>
+      <w:r>
+        <w:t>②遠端日誌(Remote Journaling)</w:t>
+      </w:r>
+      <w:r>
+        <w:t xml:space="preserve"> </w:t>
+      </w:r>
+      <w:r>
+        <w:t>③電子防護(Electronic Vaulting)</w:t>
+      </w:r>
+      <w:r>
+        <w:t xml:space="preserve"> </w:t>
+      </w:r>
+      <w:r>
+        <w:t xml:space="preserve">④遠端複本(Remote Mirroring)。 </w:t>
+      </w:r>
+    </w:p>
+    <w:p>
+      <w:pPr>
+        <w:numPr>
+          <w:ilvl w:val="0"/>
+          <w:numId w:val="5"/>
+        </w:numPr>
+        <w:spacing w:beforeLines="50" w:before="120" w:afterLines="50" w:after="120"/>
+        <w:ind w:hanging="403"/>
+        <w:rPr>
+          <w:color w:val="F2F2F2" w:themeColor="background1" w:themeShade="F2"/>
+        </w:rPr>
+      </w:pPr>
+      <w:r>
+        <w:rPr>
+          <w:color w:val="E7E6E6" w:themeColor="background2"/>
+        </w:rPr>
+        <w:t>(</w:t>
+      </w:r>
+      <w:r>
+        <w:rPr>
+          <w:color w:val="F2F2F2" w:themeColor="background1" w:themeShade="F2"/>
+        </w:rPr>
+        <w:t>1)</w:t>
+      </w:r>
+      <w:r>
+        <w:rPr>
+          <w:color w:val="F2F2F2" w:themeColor="background1" w:themeShade="F2"/>
+        </w:rPr>
+        <w:t xml:space="preserve"> 字母"B"的 ASCII 碼以二進位表示為"01000010"，若電腦傳輸內容為"101000010"，以便檢查該字母的正確性，則下列敘述何者正確？①使用奇數同位元檢查②使用偶數同位元檢查③使用二進位數檢查④不做任何正確性的檢查。 </w:t>
+      </w:r>
+    </w:p>
+    <w:p>
+      <w:pPr>
+        <w:numPr>
+          <w:ilvl w:val="0"/>
+          <w:numId w:val="5"/>
+        </w:numPr>
+        <w:spacing w:beforeLines="50" w:before="120" w:afterLines="50" w:after="120"/>
+        <w:ind w:hanging="403"/>
+      </w:pPr>
+      <w:r>
+        <w:rPr>
+          <w:color w:val="E7E6E6" w:themeColor="background2"/>
+        </w:rPr>
+        <w:t>(4)</w:t>
+      </w:r>
+      <w:r>
+        <w:t xml:space="preserve"> 下列何種方法「不屬於」資訊系統安全的管理？①設定每個檔案的存取權限②每個使用者執行系統時，皆會在系統中留下變動日誌(Log)③不同使用者給予不同權限④限制每人使用時間。 </w:t>
+      </w:r>
+    </w:p>
+    <w:p>
+      <w:pPr>
+        <w:numPr>
+          <w:ilvl w:val="0"/>
+          <w:numId w:val="5"/>
+        </w:numPr>
+        <w:spacing w:beforeLines="50" w:before="120" w:afterLines="50" w:after="120"/>
+        <w:ind w:hanging="403"/>
+        <w:rPr>
+          <w:color w:val="F2F2F2" w:themeColor="background1" w:themeShade="F2"/>
+        </w:rPr>
+      </w:pPr>
+      <w:r>
+        <w:rPr>
+          <w:color w:val="E7E6E6" w:themeColor="background2"/>
+        </w:rPr>
+        <w:t>(</w:t>
+      </w:r>
+      <w:r>
+        <w:rPr>
+          <w:color w:val="F2F2F2" w:themeColor="background1" w:themeShade="F2"/>
+        </w:rPr>
+        <w:t>4)</w:t>
+      </w:r>
+      <w:r>
+        <w:rPr>
+          <w:color w:val="F2F2F2" w:themeColor="background1" w:themeShade="F2"/>
+        </w:rPr>
+        <w:t xml:space="preserve"> 有關資訊中心的安全防護措施之敘述，下列何者「不正確」？①重要檔案每天備份三份以上，並分別存放②加裝穩壓器及不斷電系統③設置煙霧及熱度感測器等設備，以防止災害發生④雖是不同部門，資料也可以任意交流，以便支援合作，順利完成工作。 </w:t>
+      </w:r>
+    </w:p>
+    <w:p>
+      <w:pPr>
+        <w:numPr>
+          <w:ilvl w:val="0"/>
+          <w:numId w:val="5"/>
+        </w:numPr>
+        <w:spacing w:beforeLines="50" w:before="120" w:afterLines="50" w:after="120"/>
+        <w:ind w:hanging="403"/>
+        <w:rPr>
+          <w:color w:val="F2F2F2" w:themeColor="background1" w:themeShade="F2"/>
+        </w:rPr>
+      </w:pPr>
+      <w:r>
+        <w:rPr>
+          <w:color w:val="E7E6E6" w:themeColor="background2"/>
+        </w:rPr>
+        <w:t>(</w:t>
+      </w:r>
+      <w:r>
+        <w:rPr>
+          <w:color w:val="F2F2F2" w:themeColor="background1" w:themeShade="F2"/>
+        </w:rPr>
+        <w:t>4)</w:t>
+      </w:r>
+      <w:r>
+        <w:rPr>
+          <w:color w:val="F2F2F2" w:themeColor="background1" w:themeShade="F2"/>
+        </w:rPr>
+        <w:t xml:space="preserve"> 有關電腦中心的資訊安全防護措施之敘述，下列何者「不正確」？①資訊中心的電源設備必須有穩壓器及不斷電系統②機房應選用耐火、絕緣、散熱性良好的材料③需要資料管制室，做為原始資料的驗收、輸出報表的整理及其他相關資料保管④所有備份資料應放在一起以防遺失。 </w:t>
+      </w:r>
+    </w:p>
+    <w:p>
+      <w:pPr>
+        <w:numPr>
+          <w:ilvl w:val="0"/>
+          <w:numId w:val="5"/>
+        </w:numPr>
+        <w:spacing w:beforeLines="50" w:before="120" w:afterLines="50" w:after="120"/>
+        <w:ind w:hanging="403"/>
+        <w:rPr>
+          <w:color w:val="F2F2F2" w:themeColor="background1" w:themeShade="F2"/>
+        </w:rPr>
+      </w:pPr>
+      <w:r>
+        <w:rPr>
+          <w:color w:val="E7E6E6" w:themeColor="background2"/>
+        </w:rPr>
+        <w:t>(</w:t>
+      </w:r>
+      <w:r>
+        <w:rPr>
+          <w:color w:val="F2F2F2" w:themeColor="background1" w:themeShade="F2"/>
+        </w:rPr>
+        <w:t>4)</w:t>
+      </w:r>
+      <w:r>
+        <w:rPr>
+          <w:color w:val="F2F2F2" w:themeColor="background1" w:themeShade="F2"/>
+        </w:rPr>
+        <w:t xml:space="preserve"> 下列何種檔案類型較不會受到電腦病毒感染？①含巨集之檔案②執行檔③系統檔④純文字檔。 </w:t>
+      </w:r>
+    </w:p>
+    <w:p>
+      <w:pPr>
+        <w:numPr>
+          <w:ilvl w:val="0"/>
+          <w:numId w:val="5"/>
+        </w:numPr>
+        <w:spacing w:beforeLines="50" w:before="120" w:afterLines="50" w:after="120"/>
+        <w:ind w:hanging="403"/>
+      </w:pPr>
+      <w:r>
+        <w:rPr>
+          <w:color w:val="E7E6E6" w:themeColor="background2"/>
+        </w:rPr>
+        <w:t>(3)</w:t>
+      </w:r>
+      <w:r>
+        <w:t xml:space="preserve"> 有關重要的電腦系統如醫療系統、航空管制系統、戰情管制系統及捷運系統，在設計時通常會考慮當機的回復問題。下列何種方式是一般最常用的做法？①隨時準備當機時，立即回復人工作業，並時常加以演習②裝設自動控制溫度及防災設備，最重要應有 UPS 不斷電配備③同時裝設兩套或多套系統，以俾應變當機時之轉換運作④與同機型之電腦使用單位或電腦中心訂立應變時之支援合約，以便屆時作支援作業。 </w:t>
+      </w:r>
+    </w:p>
+    <w:p>
+      <w:pPr>
+        <w:numPr>
+          <w:ilvl w:val="0"/>
+          <w:numId w:val="5"/>
+        </w:numPr>
+        <w:spacing w:beforeLines="50" w:before="120" w:afterLines="50" w:after="120"/>
+        <w:ind w:hanging="403"/>
+        <w:rPr>
+          <w:color w:val="F2F2F2" w:themeColor="background1" w:themeShade="F2"/>
+        </w:rPr>
+      </w:pPr>
+      <w:r>
+        <w:rPr>
+          <w:color w:val="E7E6E6" w:themeColor="background2"/>
+        </w:rPr>
+        <w:t>(</w:t>
+      </w:r>
+      <w:r>
+        <w:rPr>
+          <w:color w:val="F2F2F2" w:themeColor="background1" w:themeShade="F2"/>
+        </w:rPr>
+        <w:t>4)</w:t>
+      </w:r>
+      <w:r>
+        <w:rPr>
+          <w:color w:val="F2F2F2" w:themeColor="background1" w:themeShade="F2"/>
+        </w:rPr>
+        <w:t xml:space="preserve"> 有關資料保護措施，下列敘述何者「不正確」？①定期備份資料庫②機密檔案由專人保管③留下重要資料的使用紀錄④資料檔案與備份檔案保存在同一磁碟機。 </w:t>
+      </w:r>
+    </w:p>
+    <w:p>
+      <w:pPr>
+        <w:numPr>
+          <w:ilvl w:val="0"/>
+          <w:numId w:val="5"/>
+        </w:numPr>
+        <w:spacing w:beforeLines="50" w:before="120" w:afterLines="50" w:after="120"/>
+        <w:ind w:hanging="403"/>
+        <w:rPr>
+          <w:color w:val="F2F2F2" w:themeColor="background1" w:themeShade="F2"/>
+        </w:rPr>
+      </w:pPr>
+      <w:r>
+        <w:rPr>
+          <w:color w:val="E7E6E6" w:themeColor="background2"/>
+        </w:rPr>
+        <w:lastRenderedPageBreak/>
+        <w:t>(</w:t>
+      </w:r>
+      <w:r>
+        <w:rPr>
+          <w:color w:val="F2F2F2" w:themeColor="background1" w:themeShade="F2"/>
+        </w:rPr>
+        <w:t>3)</w:t>
+      </w:r>
+      <w:r>
+        <w:rPr>
+          <w:color w:val="F2F2F2" w:themeColor="background1" w:themeShade="F2"/>
+        </w:rPr>
+        <w:t xml:space="preserve"> 如果一個僱員必須被停職，他的網路存取權應在何時關閉？①停職後一週②停職後二週③給予他停職通知前④不需關閉。 </w:t>
+      </w:r>
+    </w:p>
+    <w:p>
+      <w:pPr>
+        <w:numPr>
+          <w:ilvl w:val="0"/>
+          <w:numId w:val="5"/>
+        </w:numPr>
+        <w:spacing w:beforeLines="50" w:before="120" w:afterLines="50" w:after="120"/>
+        <w:ind w:hanging="403"/>
+        <w:rPr>
+          <w:color w:val="F2F2F2" w:themeColor="background1" w:themeShade="F2"/>
+        </w:rPr>
+      </w:pPr>
+      <w:r>
+        <w:rPr>
+          <w:color w:val="E7E6E6" w:themeColor="background2"/>
+        </w:rPr>
+        <w:t>(</w:t>
+      </w:r>
+      <w:r>
+        <w:rPr>
+          <w:color w:val="F2F2F2" w:themeColor="background1" w:themeShade="F2"/>
+        </w:rPr>
+        <w:t>2)</w:t>
+      </w:r>
+      <w:r>
+        <w:rPr>
+          <w:color w:val="F2F2F2" w:themeColor="background1" w:themeShade="F2"/>
+        </w:rPr>
+        <w:t xml:space="preserve"> 有關資訊系統安全措施，下列敘述何者「不正確」？①加密保護機密資料②系統管理者統一保管使用者密碼③使用者不定期更改密碼④網路公用檔案設定成「唯讀」。 </w:t>
+      </w:r>
+    </w:p>
+    <w:p>
+      <w:pPr>
+        <w:numPr>
+          <w:ilvl w:val="0"/>
+          <w:numId w:val="5"/>
+        </w:numPr>
+        <w:spacing w:beforeLines="50" w:before="120" w:afterLines="50" w:after="120"/>
+        <w:ind w:hanging="403"/>
+        <w:rPr>
+          <w:color w:val="F2F2F2" w:themeColor="background1" w:themeShade="F2"/>
+        </w:rPr>
+      </w:pPr>
+      <w:r>
+        <w:rPr>
+          <w:color w:val="E7E6E6" w:themeColor="background2"/>
+        </w:rPr>
+        <w:t>(</w:t>
+      </w:r>
+      <w:r>
+        <w:rPr>
+          <w:color w:val="F2F2F2" w:themeColor="background1" w:themeShade="F2"/>
+        </w:rPr>
+        <w:t>4)</w:t>
+      </w:r>
+      <w:r>
+        <w:rPr>
+          <w:color w:val="F2F2F2" w:themeColor="background1" w:themeShade="F2"/>
+        </w:rPr>
+        <w:t xml:space="preserve"> 下列何種動作進行時，電源中斷可能會造成檔案被破壞？①程式正在計算②程式等待使用者輸入資料③程式從磁碟讀取資料④程式正在對磁碟寫資料。 </w:t>
+      </w:r>
+    </w:p>
+    <w:p>
+      <w:pPr>
+        <w:numPr>
+          <w:ilvl w:val="0"/>
+          <w:numId w:val="5"/>
+        </w:numPr>
+        <w:spacing w:beforeLines="50" w:before="120" w:afterLines="50" w:after="120"/>
+        <w:ind w:hanging="403"/>
+        <w:rPr>
+          <w:color w:val="F2F2F2" w:themeColor="background1" w:themeShade="F2"/>
+        </w:rPr>
+      </w:pPr>
+      <w:r>
+        <w:rPr>
+          <w:color w:val="E7E6E6" w:themeColor="background2"/>
+        </w:rPr>
+        <w:t>(</w:t>
+      </w:r>
+      <w:r>
+        <w:rPr>
+          <w:color w:val="F2F2F2" w:themeColor="background1" w:themeShade="F2"/>
+        </w:rPr>
+        <w:t>2)</w:t>
+      </w:r>
+      <w:r>
+        <w:rPr>
+          <w:color w:val="F2F2F2" w:themeColor="background1" w:themeShade="F2"/>
+        </w:rPr>
+        <w:t xml:space="preserve"> 下列何者「不是」資訊安全所考慮的事項？①確保資訊內容的機密性，避免被別人偷窺②電腦執行速度③定期做資料備份④確保資料內容的完整性，防止資訊被竄改。 </w:t>
+      </w:r>
+    </w:p>
+    <w:p>
+      <w:pPr>
+        <w:numPr>
+          <w:ilvl w:val="0"/>
+          <w:numId w:val="5"/>
+        </w:numPr>
+        <w:spacing w:beforeLines="50" w:before="120" w:afterLines="50" w:after="120"/>
+        <w:ind w:hanging="403"/>
+        <w:rPr>
+          <w:color w:val="F2F2F2" w:themeColor="background1" w:themeShade="F2"/>
+        </w:rPr>
+      </w:pPr>
+      <w:r>
+        <w:rPr>
+          <w:color w:val="E7E6E6" w:themeColor="background2"/>
+        </w:rPr>
+        <w:t>(</w:t>
+      </w:r>
+      <w:r>
+        <w:rPr>
+          <w:color w:val="F2F2F2" w:themeColor="background1" w:themeShade="F2"/>
+        </w:rPr>
+        <w:t>2)</w:t>
+      </w:r>
+      <w:r>
+        <w:rPr>
+          <w:color w:val="F2F2F2" w:themeColor="background1" w:themeShade="F2"/>
+        </w:rPr>
+        <w:t xml:space="preserve"> 下列何者「不是」數位簽名的功能？①證明信件的來源②做為信件分類之用③可檢測信件是否遭竄改④發信人無法否認曾發過信件。 </w:t>
+      </w:r>
+    </w:p>
+    <w:p>
+      <w:pPr>
+        <w:numPr>
+          <w:ilvl w:val="0"/>
+          <w:numId w:val="5"/>
+        </w:numPr>
+        <w:spacing w:beforeLines="50" w:before="120" w:afterLines="50" w:after="120"/>
+        <w:ind w:hanging="403"/>
+      </w:pPr>
+      <w:r>
+        <w:rPr>
+          <w:color w:val="E7E6E6" w:themeColor="background2"/>
+        </w:rPr>
+        <w:t>(2)</w:t>
+      </w:r>
+      <w:r>
+        <w:t xml:space="preserve"> 在網際網路應用程式服務中，防火牆是一項確保資訊安全的裝置，下列何者「不是」防火牆檢查的對象？①埠號(Port Number)②資料內容③來源端主機位址④目的端主機位址。 </w:t>
+      </w:r>
+    </w:p>
+    <w:p>
+      <w:pPr>
+        <w:numPr>
+          <w:ilvl w:val="0"/>
+          <w:numId w:val="5"/>
+        </w:numPr>
+        <w:spacing w:beforeLines="50" w:before="120" w:afterLines="50" w:after="120"/>
+        <w:ind w:hanging="403"/>
+      </w:pPr>
+      <w:r>
+        <w:rPr>
+          <w:color w:val="E7E6E6" w:themeColor="background2"/>
+        </w:rPr>
+        <w:t>(3)</w:t>
+      </w:r>
+      <w:r>
+        <w:t xml:space="preserve"> 有關電腦病毒傳播方式，下列何者正確？①只要電腦有安裝防毒軟體，就不會感染電腦病毒②病毒不會透過電子郵件傳送③不隨意安裝來路不明的軟體，以降低感染電腦病毒的風險④病毒無法透過即時通訊軟體傳遞。 </w:t>
+      </w:r>
+    </w:p>
+    <w:p>
+      <w:pPr>
+        <w:numPr>
+          <w:ilvl w:val="0"/>
+          <w:numId w:val="5"/>
+        </w:numPr>
+        <w:spacing w:beforeLines="50" w:before="120" w:afterLines="50" w:after="120" w:line="278" w:lineRule="auto"/>
+        <w:ind w:hanging="403"/>
+        <w:rPr>
+          <w:color w:val="F2F2F2" w:themeColor="background1" w:themeShade="F2"/>
+        </w:rPr>
+      </w:pPr>
+      <w:r>
+        <w:rPr>
+          <w:color w:val="E7E6E6" w:themeColor="background2"/>
+        </w:rPr>
+        <w:t>(</w:t>
+      </w:r>
+      <w:r>
+        <w:rPr>
+          <w:color w:val="F2F2F2" w:themeColor="background1" w:themeShade="F2"/>
+        </w:rPr>
+        <w:t>4)</w:t>
+      </w:r>
+      <w:r>
+        <w:rPr>
+          <w:color w:val="F2F2F2" w:themeColor="background1" w:themeShade="F2"/>
+        </w:rPr>
+        <w:t xml:space="preserve"> 有關電腦病毒之敘述，下列何者正確？①電腦病毒是一種黴菌，會損害電腦組件②電腦病毒入侵電腦之後，在關機之後，病毒仍會留在 CPU 及記憶體中③使用偵毒軟體是避免感染電腦病毒的唯一途徑④電腦病毒是一種程式，可經由隨身碟、電子郵件、網路散播。 </w:t>
+      </w:r>
+    </w:p>
+    <w:p>
+      <w:pPr>
+        <w:numPr>
+          <w:ilvl w:val="0"/>
+          <w:numId w:val="5"/>
+        </w:numPr>
+        <w:spacing w:beforeLines="50" w:before="120" w:afterLines="50" w:after="120"/>
+        <w:ind w:hanging="403"/>
+        <w:rPr>
+          <w:color w:val="F2F2F2" w:themeColor="background1" w:themeShade="F2"/>
+        </w:rPr>
+      </w:pPr>
+      <w:r>
+        <w:rPr>
+          <w:color w:val="E7E6E6" w:themeColor="background2"/>
+        </w:rPr>
+        <w:t>(</w:t>
+      </w:r>
+      <w:r>
+        <w:rPr>
+          <w:color w:val="F2F2F2" w:themeColor="background1" w:themeShade="F2"/>
+        </w:rPr>
+        <w:t>2)</w:t>
+      </w:r>
+      <w:r>
+        <w:rPr>
+          <w:color w:val="F2F2F2" w:themeColor="background1" w:themeShade="F2"/>
+        </w:rPr>
+        <w:t xml:space="preserve"> 有關電腦病毒之特性，下列何者「不正確」？①具有自我複製之能力②病毒不須任何執行動作，便能破壞及感染系統③病毒會破壞系統之正常運作④病毒會寄生在開機程式。 </w:t>
+      </w:r>
+    </w:p>
+    <w:p>
+      <w:pPr>
+        <w:numPr>
+          <w:ilvl w:val="0"/>
+          <w:numId w:val="5"/>
+        </w:numPr>
+        <w:spacing w:beforeLines="50" w:before="120" w:afterLines="50" w:after="120"/>
+        <w:ind w:hanging="403"/>
+        <w:rPr>
+          <w:color w:val="F2F2F2" w:themeColor="background1" w:themeShade="F2"/>
+        </w:rPr>
+      </w:pPr>
+      <w:r>
+        <w:rPr>
+          <w:color w:val="E7E6E6" w:themeColor="background2"/>
+        </w:rPr>
+        <w:t>(</w:t>
+      </w:r>
+      <w:r>
+        <w:rPr>
+          <w:color w:val="F2F2F2" w:themeColor="background1" w:themeShade="F2"/>
+        </w:rPr>
+        <w:t>2)</w:t>
+      </w:r>
+      <w:r>
+        <w:rPr>
+          <w:color w:val="F2F2F2" w:themeColor="background1" w:themeShade="F2"/>
+        </w:rPr>
+        <w:t xml:space="preserve"> 下列何種網路攻擊行為係假冒公司之名義發送偽造的網站連結，以騙取使用者登入並盜取個人資料？①郵件炸彈②網路釣魚③阻絕攻擊④網路謠言。 </w:t>
+      </w:r>
+    </w:p>
+    <w:p>
+      <w:pPr>
+        <w:numPr>
+          <w:ilvl w:val="0"/>
+          <w:numId w:val="5"/>
+        </w:numPr>
+        <w:spacing w:beforeLines="50" w:before="120" w:afterLines="50" w:after="120"/>
+        <w:ind w:hanging="403"/>
+        <w:rPr>
+          <w:color w:val="F2F2F2" w:themeColor="background1" w:themeShade="F2"/>
+        </w:rPr>
+      </w:pPr>
+      <w:r>
+        <w:rPr>
+          <w:color w:val="E7E6E6" w:themeColor="background2"/>
+        </w:rPr>
+        <w:t>(</w:t>
+      </w:r>
+      <w:r>
+        <w:rPr>
+          <w:color w:val="F2F2F2" w:themeColor="background1" w:themeShade="F2"/>
+        </w:rPr>
+        <w:t>3)</w:t>
+      </w:r>
+      <w:r>
+        <w:rPr>
+          <w:color w:val="F2F2F2" w:themeColor="background1" w:themeShade="F2"/>
+        </w:rPr>
+        <w:t xml:space="preserve"> 下列何種密碼設定較安全？①初始密碼如 9999②固定密碼如生日③隨機亂碼④英文名字。 </w:t>
+      </w:r>
+    </w:p>
+    <w:p>
+      <w:pPr>
+        <w:numPr>
+          <w:ilvl w:val="0"/>
+          <w:numId w:val="5"/>
+        </w:numPr>
+        <w:spacing w:beforeLines="50" w:before="120" w:afterLines="50" w:after="120"/>
+        <w:ind w:hanging="403"/>
+        <w:rPr>
+          <w:color w:val="F2F2F2" w:themeColor="background1" w:themeShade="F2"/>
+        </w:rPr>
+      </w:pPr>
+      <w:r>
+        <w:rPr>
+          <w:color w:val="E7E6E6" w:themeColor="background2"/>
+        </w:rPr>
+        <w:t>(</w:t>
+      </w:r>
+      <w:r>
+        <w:rPr>
+          <w:color w:val="F2F2F2" w:themeColor="background1" w:themeShade="F2"/>
+        </w:rPr>
+        <w:t>3)</w:t>
+      </w:r>
+      <w:r>
+        <w:rPr>
+          <w:color w:val="F2F2F2" w:themeColor="background1" w:themeShade="F2"/>
+        </w:rPr>
+        <w:t xml:space="preserve"> 有關資訊安全之概念，下列何者「不正確」？①將檔案資料設定密碼保護，只有擁有密碼的人才能使用②將檔案資料設定存取權限，例如允許讀取，不准寫入③將檔案資料設定成公開，任何人都可以使用④將檔案資料備份，以備檔案資料被破壞時，可以回存。 </w:t>
+      </w:r>
+    </w:p>
+    <w:p>
+      <w:pPr>
+        <w:numPr>
+          <w:ilvl w:val="0"/>
+          <w:numId w:val="5"/>
+        </w:numPr>
+        <w:spacing w:beforeLines="50" w:before="120" w:afterLines="50" w:after="120"/>
+        <w:ind w:hanging="403"/>
+        <w:rPr>
+          <w:color w:val="F2F2F2" w:themeColor="background1" w:themeShade="F2"/>
+        </w:rPr>
+      </w:pPr>
+      <w:r>
+        <w:rPr>
+          <w:color w:val="E7E6E6" w:themeColor="background2"/>
+        </w:rPr>
+        <w:t>(</w:t>
+      </w:r>
+      <w:r>
+        <w:rPr>
+          <w:color w:val="F2F2F2" w:themeColor="background1" w:themeShade="F2"/>
+        </w:rPr>
+        <w:t>1)</w:t>
+      </w:r>
+      <w:r>
+        <w:rPr>
+          <w:color w:val="F2F2F2" w:themeColor="background1" w:themeShade="F2"/>
+        </w:rPr>
+        <w:t xml:space="preserve"> 下列何種技術可用來過濾並防止網際網路中未經認可的資料進入</w:t>
+      </w:r>
+      <w:proofErr w:type="gramStart"/>
+      <w:r>
+        <w:rPr>
+          <w:color w:val="F2F2F2" w:themeColor="background1" w:themeShade="F2"/>
+        </w:rPr>
+        <w:t>內部，</w:t>
+      </w:r>
+      <w:proofErr w:type="gramEnd"/>
+      <w:r>
+        <w:rPr>
+          <w:color w:val="F2F2F2" w:themeColor="background1" w:themeShade="F2"/>
+        </w:rPr>
+        <w:t xml:space="preserve">以維護個人電腦或區域網路的安全？①防火牆②防毒掃描③網路流量控制④位址解析。 </w:t>
+      </w:r>
+    </w:p>
+    <w:p>
+      <w:pPr>
+        <w:numPr>
+          <w:ilvl w:val="0"/>
+          <w:numId w:val="5"/>
+        </w:numPr>
+        <w:spacing w:beforeLines="50" w:before="120" w:afterLines="50" w:after="120"/>
+        <w:ind w:hanging="403"/>
+        <w:rPr>
+          <w:color w:val="F2F2F2" w:themeColor="background1" w:themeShade="F2"/>
+        </w:rPr>
+      </w:pPr>
+      <w:r>
+        <w:rPr>
+          <w:color w:val="E7E6E6" w:themeColor="background2"/>
+        </w:rPr>
+        <w:t>(</w:t>
+      </w:r>
+      <w:r>
+        <w:rPr>
+          <w:color w:val="F2F2F2" w:themeColor="background1" w:themeShade="F2"/>
+        </w:rPr>
+        <w:t>2)</w:t>
+      </w:r>
+      <w:r>
+        <w:rPr>
+          <w:color w:val="F2F2F2" w:themeColor="background1" w:themeShade="F2"/>
+        </w:rPr>
+        <w:t xml:space="preserve"> 網站的網址以「https://」開始，表示該網站具有何種機制？①使用 SET 安全機制②使用 SSL 安全機制③使用 Small Business 機制④使用 XOOPS 架設機制。 </w:t>
+      </w:r>
+    </w:p>
+    <w:p>
+      <w:pPr>
+        <w:numPr>
+          <w:ilvl w:val="0"/>
+          <w:numId w:val="5"/>
+        </w:numPr>
+        <w:spacing w:beforeLines="50" w:before="120" w:afterLines="50" w:after="120"/>
+        <w:ind w:hanging="403"/>
+        <w:rPr>
+          <w:color w:val="F2F2F2" w:themeColor="background1" w:themeShade="F2"/>
+        </w:rPr>
+      </w:pPr>
+      <w:r>
+        <w:rPr>
+          <w:color w:val="E7E6E6" w:themeColor="background2"/>
+        </w:rPr>
+        <w:t>(</w:t>
+      </w:r>
+      <w:r>
+        <w:rPr>
+          <w:color w:val="F2F2F2" w:themeColor="background1" w:themeShade="F2"/>
+        </w:rPr>
+        <w:t>1)</w:t>
+      </w:r>
+      <w:r>
+        <w:rPr>
+          <w:color w:val="F2F2F2" w:themeColor="background1" w:themeShade="F2"/>
+        </w:rPr>
+        <w:t xml:space="preserve"> 下列何者「不屬於」電腦病毒的特性？①電腦關機後會自動消失②可隱藏一段時間再發作③可附在正常檔案中④具自我複製的能力。 </w:t>
+      </w:r>
+    </w:p>
+    <w:p>
+      <w:pPr>
+        <w:numPr>
+          <w:ilvl w:val="0"/>
+          <w:numId w:val="5"/>
+        </w:numPr>
+        <w:spacing w:beforeLines="50" w:before="120" w:afterLines="50" w:after="120"/>
+        <w:ind w:hanging="403"/>
+      </w:pPr>
+      <w:r>
+        <w:rPr>
+          <w:color w:val="E7E6E6" w:themeColor="background2"/>
+        </w:rPr>
+        <w:t>(4)</w:t>
+      </w:r>
+      <w:r>
+        <w:t xml:space="preserve"> 資訊安全定義之完整性(Integrity)係指文件經傳送或儲存過程中，必須證明其內容並未遭到竄改或偽造。下列何者「不是」完整性所涵蓋之範圍？①可歸責性(Accountability)</w:t>
+      </w:r>
+      <w:r>
+        <w:t xml:space="preserve"> </w:t>
+      </w:r>
+      <w:r>
+        <w:t>②鑑別性(Authenticity)</w:t>
+      </w:r>
+      <w:r>
+        <w:rPr>
+          <w:rFonts w:hint="eastAsia"/>
+        </w:rPr>
+        <w:t xml:space="preserve"> </w:t>
+      </w:r>
+      <w:r>
+        <w:t>③不可否認性(Non-Repudiation)</w:t>
+      </w:r>
+      <w:r>
+        <w:t xml:space="preserve"> </w:t>
+      </w:r>
+      <w:r>
+        <w:t xml:space="preserve">④可靠性(Reliability)。 </w:t>
+      </w:r>
+    </w:p>
+    <w:p>
+      <w:pPr>
+        <w:numPr>
+          <w:ilvl w:val="0"/>
+          <w:numId w:val="5"/>
+        </w:numPr>
+        <w:spacing w:beforeLines="50" w:before="120" w:afterLines="50" w:after="120"/>
+        <w:ind w:hanging="403"/>
       </w:pPr>
       <w:r>
         <w:rPr>
@@ -3043,7 +5099,34 @@
         <w:t>(1)</w:t>
       </w:r>
       <w:r>
-        <w:t xml:space="preserve"> 有關電腦犯罪之敘述，下列何者「不正確」？①犯罪容易察覺②採用手法較隱藏③高技術性的犯罪活動④與一般傳統犯罪活動不同。 </w:t>
+        <w:t xml:space="preserve"> 「設備防竊、門禁管制及防止破壞設備」是屬於下列何種資訊安全之要求？①實體安全</w:t>
+      </w:r>
+      <w:r>
+        <w:rPr>
+          <w:rFonts w:hint="eastAsia"/>
+        </w:rPr>
+        <w:t xml:space="preserve"> </w:t>
+      </w:r>
+      <w:r>
+        <w:t>②資料安全</w:t>
+      </w:r>
+      <w:r>
+        <w:rPr>
+          <w:rFonts w:hint="eastAsia"/>
+        </w:rPr>
+        <w:t xml:space="preserve"> </w:t>
+      </w:r>
+      <w:r>
+        <w:t>③程式安全</w:t>
+      </w:r>
+      <w:r>
+        <w:rPr>
+          <w:rFonts w:hint="eastAsia"/>
+        </w:rPr>
+        <w:t xml:space="preserve"> </w:t>
+      </w:r>
+      <w:r>
+        <w:t xml:space="preserve">④系統安全。 </w:t>
       </w:r>
     </w:p>
     <w:p>
@@ -3059,37 +5142,74 @@
         <w:rPr>
           <w:color w:val="E7E6E6" w:themeColor="background2"/>
         </w:rPr>
-        <w:t>(2)</w:t>
-      </w:r>
-      <w:r>
-        <w:t xml:space="preserve"> 「訂定災害防治標準作業程序及重要資料的備份」是屬何種時期所做的工作？①過渡時期</w:t>
-      </w:r>
-      <w:r>
-        <w:rPr>
-          <w:rFonts w:hint="eastAsia"/>
-        </w:rPr>
+        <w:t>(1)</w:t>
+      </w:r>
+      <w:r>
+        <w:t xml:space="preserve"> 「將資料定期備份」是屬於下列何種資訊安全之特性？①可用性②完整性③機密性④不可否認性。 </w:t>
+      </w:r>
+    </w:p>
+    <w:p>
+      <w:pPr>
+        <w:numPr>
+          <w:ilvl w:val="0"/>
+          <w:numId w:val="5"/>
+        </w:numPr>
+        <w:spacing w:beforeLines="50" w:before="120" w:afterLines="50" w:after="120"/>
+        <w:ind w:hanging="403"/>
+      </w:pPr>
+      <w:r>
+        <w:rPr>
+          <w:color w:val="E7E6E6" w:themeColor="background2"/>
+        </w:rPr>
+        <w:t>(3)</w:t>
+      </w:r>
+      <w:r>
+        <w:t xml:space="preserve"> 有關非</w:t>
+      </w:r>
+      <w:proofErr w:type="gramStart"/>
+      <w:r>
+        <w:t>對稱式加解</w:t>
+      </w:r>
+      <w:proofErr w:type="gramEnd"/>
+      <w:r>
+        <w:t xml:space="preserve">密演算法之敘述，下列何者「不正確」？①提供機密性保護功能②加解密速度一般較對稱式加解密演算法慢③需將金鑰安全的傳送至對方，才能解密④提供不可否認性功能。 </w:t>
+      </w:r>
+    </w:p>
+    <w:p>
+      <w:pPr>
+        <w:numPr>
+          <w:ilvl w:val="0"/>
+          <w:numId w:val="5"/>
+        </w:numPr>
+        <w:spacing w:beforeLines="50" w:before="120" w:afterLines="50" w:after="120"/>
+        <w:ind w:hanging="403"/>
+      </w:pPr>
+      <w:r>
+        <w:rPr>
+          <w:color w:val="E7E6E6" w:themeColor="background2"/>
+        </w:rPr>
+        <w:t>(3)</w:t>
+      </w:r>
+      <w:r>
+        <w:t xml:space="preserve"> 下列何種機制可允許分散各地的區域網路，透過公共網路安全地連接在一起？①WAN</w:t>
+      </w:r>
+      <w:r>
         <w:t xml:space="preserve"> </w:t>
       </w:r>
       <w:r>
-        <w:t>②災變前</w:t>
-      </w:r>
-      <w:r>
-        <w:rPr>
-          <w:rFonts w:hint="eastAsia"/>
-        </w:rPr>
+        <w:t>②BAN</w:t>
+      </w:r>
+      <w:r>
         <w:t xml:space="preserve"> </w:t>
       </w:r>
       <w:r>
-        <w:t>③災害發生時</w:t>
-      </w:r>
-      <w:r>
-        <w:rPr>
-          <w:rFonts w:hint="eastAsia"/>
-        </w:rPr>
+        <w:t>③VPN</w:t>
+      </w:r>
+      <w:r>
         <w:t xml:space="preserve"> </w:t>
       </w:r>
       <w:r>
-        <w:t xml:space="preserve">④災變復原時期。 </w:t>
+        <w:t xml:space="preserve">④WSN。 </w:t>
       </w:r>
     </w:p>
     <w:p>
@@ -3105,10 +5225,10 @@
         <w:rPr>
           <w:color w:val="E7E6E6" w:themeColor="background2"/>
         </w:rPr>
-        <w:t>(2)</w:t>
-      </w:r>
-      <w:r>
-        <w:t xml:space="preserve"> 下列何者為受僱來嘗試利用各種方法入侵系統，以發覺系統弱點的技術人員？①黑帽駭客(Black H at Hacker)②白帽駭客(White Hat Hacker)③電腦蒐證(Collection of Evidence)專家④密碼學(Cryptog raphy)專家。 </w:t>
+        <w:t>(4)</w:t>
+      </w:r>
+      <w:r>
+        <w:t xml:space="preserve"> 加密技術「不能」提供下列何種安全服務？①鑑別性②機密性③完整性④可用性。 </w:t>
       </w:r>
     </w:p>
     <w:p>
@@ -3119,785 +5239,50 @@
         </w:numPr>
         <w:spacing w:beforeLines="50" w:before="120" w:afterLines="50" w:after="120"/>
         <w:ind w:hanging="403"/>
-      </w:pPr>
-      <w:r>
-        <w:rPr>
-          <w:color w:val="E7E6E6" w:themeColor="background2"/>
-        </w:rPr>
-        <w:t>(1)</w:t>
-      </w:r>
-      <w:r>
-        <w:t xml:space="preserve"> 下列何種類型的病毒會自行繁衍與擴散？①電腦蠕蟲(Worms)②特洛伊木馬程式(Trojan Horses)③ 後門程式(Trap Door)④邏輯炸彈 (Time Bombs)。 </w:t>
-      </w:r>
-    </w:p>
-    <w:p>
-      <w:pPr>
-        <w:numPr>
-          <w:ilvl w:val="0"/>
-          <w:numId w:val="5"/>
-        </w:numPr>
-        <w:spacing w:beforeLines="50" w:before="120" w:afterLines="50" w:after="120" w:line="278" w:lineRule="auto"/>
-        <w:ind w:hanging="403"/>
-      </w:pPr>
-      <w:r>
-        <w:rPr>
-          <w:color w:val="E7E6E6" w:themeColor="background2"/>
-        </w:rPr>
-        <w:t>(3)</w:t>
-      </w:r>
-      <w:r>
-        <w:t xml:space="preserve"> 有關對稱性加密法與非對稱性加密法的比較之敘述，下列何者「不正確」？①對稱性加密法速度較快②非對稱性加密法安全性較高③RSA 屬於對稱性加密法④使用非對稱性加密法時，每個人各自擁有一對公開金匙與祕密金匙，欲提供認證性時，使用者將資料用自己的祕密金匙加密送給對方，對方再用相對的公開金匙解密。 </w:t>
-      </w:r>
-    </w:p>
-    <w:p>
-      <w:pPr>
-        <w:numPr>
-          <w:ilvl w:val="0"/>
-          <w:numId w:val="5"/>
-        </w:numPr>
-        <w:spacing w:beforeLines="50" w:before="120" w:afterLines="50" w:after="120"/>
-        <w:ind w:hanging="403"/>
-      </w:pPr>
-      <w:r>
-        <w:rPr>
-          <w:color w:val="E7E6E6" w:themeColor="background2"/>
-        </w:rPr>
-        <w:t>(2)</w:t>
-      </w:r>
-      <w:r>
-        <w:t xml:space="preserve"> 下列何種資料備份方式只有儲存當天修改的檔案？①完全備份②遞增備份③差異備份④隨機備份。 </w:t>
-      </w:r>
-    </w:p>
-    <w:p>
-      <w:pPr>
-        <w:numPr>
-          <w:ilvl w:val="0"/>
-          <w:numId w:val="5"/>
-        </w:numPr>
-        <w:spacing w:beforeLines="50" w:before="120" w:afterLines="50" w:after="120"/>
-        <w:ind w:hanging="403"/>
-      </w:pPr>
-      <w:r>
-        <w:rPr>
-          <w:color w:val="E7E6E6" w:themeColor="background2"/>
-        </w:rPr>
-        <w:t>(3)</w:t>
-      </w:r>
-      <w:r>
-        <w:t xml:space="preserve"> 下列何種入侵偵測系統(Intrusion Detection Systems)是利用特徵(Signature)資料庫及事件比對方式，以偵測可能的攻擊或事件異常？①主機導向(Host-Based)②網路導向(Network-Based)③知識導向(Knowledge-Based)④行為導向(Behavior-Based)。 </w:t>
-      </w:r>
-    </w:p>
-    <w:p>
-      <w:pPr>
-        <w:numPr>
-          <w:ilvl w:val="0"/>
-          <w:numId w:val="5"/>
-        </w:numPr>
-        <w:spacing w:beforeLines="50" w:before="120" w:afterLines="50" w:after="120" w:line="278" w:lineRule="auto"/>
-        <w:ind w:hanging="403"/>
-      </w:pPr>
-      <w:r>
-        <w:rPr>
-          <w:color w:val="E7E6E6" w:themeColor="background2"/>
-        </w:rPr>
-        <w:t>(4)</w:t>
-      </w:r>
-      <w:r>
-        <w:t xml:space="preserve"> 下列何種網路攻擊手法是藉由傳遞大量封包至伺服器，導致目標電腦的網路或系統資源耗盡，服務暫時中斷或停止，使其正常用戶無法存取？①偷窺(Sniffers)②欺騙(Spoofing)③垃圾訊息(Spammin g)④阻斷服務(Denial of Service)。 </w:t>
-      </w:r>
-    </w:p>
-    <w:p>
-      <w:pPr>
-        <w:numPr>
-          <w:ilvl w:val="0"/>
-          <w:numId w:val="5"/>
-        </w:numPr>
-        <w:spacing w:beforeLines="50" w:before="120" w:afterLines="50" w:after="120"/>
-        <w:ind w:hanging="403"/>
-      </w:pPr>
-      <w:r>
-        <w:rPr>
-          <w:color w:val="E7E6E6" w:themeColor="background2"/>
-        </w:rPr>
-        <w:t>(2)</w:t>
-      </w:r>
-      <w:r>
-        <w:t xml:space="preserve"> 下列何種網路攻擊手法是利用假節點號碼取代有效來源或目的 IP 位址之行為？①偷窺(Sniffers)② 欺騙(Spoofing)③垃圾資訊(Spamming)④阻斷服務(Denial of Service)。 </w:t>
-      </w:r>
-    </w:p>
-    <w:p>
-      <w:pPr>
-        <w:numPr>
-          <w:ilvl w:val="0"/>
-          <w:numId w:val="5"/>
-        </w:numPr>
-        <w:spacing w:beforeLines="50" w:before="120" w:afterLines="50" w:after="120"/>
-        <w:ind w:hanging="403"/>
-      </w:pPr>
-      <w:r>
-        <w:rPr>
-          <w:color w:val="E7E6E6" w:themeColor="background2"/>
-        </w:rPr>
-        <w:t>(4)</w:t>
-      </w:r>
-      <w:r>
-        <w:t xml:space="preserve"> 有關數位簽章之敘述，下列何者「不正確」？①可提供資料傳輸的安全性②可提供認證③有利於電子商務之推動④可加速資料傳輸。 </w:t>
-      </w:r>
-    </w:p>
-    <w:p>
-      <w:pPr>
-        <w:numPr>
-          <w:ilvl w:val="0"/>
-          <w:numId w:val="5"/>
-        </w:numPr>
-        <w:spacing w:beforeLines="50" w:before="120" w:afterLines="50" w:after="120"/>
-        <w:ind w:hanging="403"/>
-      </w:pPr>
-      <w:r>
-        <w:rPr>
-          <w:color w:val="E7E6E6" w:themeColor="background2"/>
-        </w:rPr>
-        <w:t>(4)</w:t>
-      </w:r>
-      <w:r>
-        <w:t xml:space="preserve"> 下列何者為可正確且及時將資料庫複製於異地之資料庫復原方法？①異動紀錄(Transaction Logging)</w:t>
-      </w:r>
-      <w:r>
-        <w:t xml:space="preserve"> </w:t>
-      </w:r>
-      <w:r>
-        <w:t>②遠端日誌(Remote Journaling)</w:t>
-      </w:r>
-      <w:r>
-        <w:t xml:space="preserve"> </w:t>
-      </w:r>
-      <w:r>
-        <w:t>③電子防護(Electronic Vaulting)</w:t>
-      </w:r>
-      <w:r>
-        <w:t xml:space="preserve"> </w:t>
-      </w:r>
-      <w:r>
-        <w:t xml:space="preserve">④遠端複本(Remote Mirroring)。 </w:t>
-      </w:r>
-    </w:p>
-    <w:p>
-      <w:pPr>
-        <w:numPr>
-          <w:ilvl w:val="0"/>
-          <w:numId w:val="5"/>
-        </w:numPr>
-        <w:spacing w:beforeLines="50" w:before="120" w:afterLines="50" w:after="120"/>
-        <w:ind w:hanging="403"/>
-      </w:pPr>
-      <w:r>
-        <w:rPr>
-          <w:color w:val="E7E6E6" w:themeColor="background2"/>
-        </w:rPr>
-        <w:t>(1)</w:t>
-      </w:r>
-      <w:r>
-        <w:t xml:space="preserve"> 字母"B"的 ASCII 碼以二進位表示為"01000010"，若電腦傳輸內容為"101000010"，以便檢查該字母的正確性，則下列敘述何者正確？①使用奇數同位元檢查②使用偶數同位元檢查③使用二進位數檢查④不做任何正確性的檢查。 </w:t>
-      </w:r>
-    </w:p>
-    <w:p>
-      <w:pPr>
-        <w:numPr>
-          <w:ilvl w:val="0"/>
-          <w:numId w:val="5"/>
-        </w:numPr>
-        <w:spacing w:beforeLines="50" w:before="120" w:afterLines="50" w:after="120"/>
-        <w:ind w:hanging="403"/>
-      </w:pPr>
-      <w:r>
-        <w:rPr>
-          <w:color w:val="E7E6E6" w:themeColor="background2"/>
-        </w:rPr>
-        <w:t>(4)</w:t>
-      </w:r>
-      <w:r>
-        <w:t xml:space="preserve"> 下列何種方法「不屬於」資訊系統安全的管理？①設定每個檔案的存取權限②每個使用者執行系統時，皆會在系統中留下變動日誌(Log)③不同使用者給予不同權限④限制每人使用時間。 </w:t>
-      </w:r>
-    </w:p>
-    <w:p>
-      <w:pPr>
-        <w:numPr>
-          <w:ilvl w:val="0"/>
-          <w:numId w:val="5"/>
-        </w:numPr>
-        <w:spacing w:beforeLines="50" w:before="120" w:afterLines="50" w:after="120"/>
-        <w:ind w:hanging="403"/>
-      </w:pPr>
-      <w:r>
-        <w:rPr>
-          <w:color w:val="E7E6E6" w:themeColor="background2"/>
-        </w:rPr>
-        <w:t>(4)</w:t>
-      </w:r>
-      <w:r>
-        <w:t xml:space="preserve"> 有關資訊中心的安全防護措施之敘述，下列何者「不正確」？①重要檔案每天備份三份以上，並分別存放②加裝穩壓器及不斷電系統③設置煙霧及熱度感測器等設備，以防止災害發生④雖是不同部門，資料也可以任意交流，以便支援合作，順利完成工作。 </w:t>
-      </w:r>
-    </w:p>
-    <w:p>
-      <w:pPr>
-        <w:numPr>
-          <w:ilvl w:val="0"/>
-          <w:numId w:val="5"/>
-        </w:numPr>
-        <w:spacing w:beforeLines="50" w:before="120" w:afterLines="50" w:after="120"/>
-        <w:ind w:hanging="403"/>
-      </w:pPr>
-      <w:r>
-        <w:rPr>
-          <w:color w:val="E7E6E6" w:themeColor="background2"/>
-        </w:rPr>
-        <w:t>(4)</w:t>
-      </w:r>
-      <w:r>
-        <w:t xml:space="preserve"> 有關電腦中心的資訊安全防護措施之敘述，下列何者「不正確」？①資訊中心的電源設備必須有穩壓器及不斷電系統②機房應選用耐火、絕緣、散熱性良好的材料③需要資料管制室，做為原始資料的驗收、輸出報表的整理及其他相關資料保管④所有備份資料應放在一起以防遺失。 </w:t>
-      </w:r>
-    </w:p>
-    <w:p>
-      <w:pPr>
-        <w:numPr>
-          <w:ilvl w:val="0"/>
-          <w:numId w:val="5"/>
-        </w:numPr>
-        <w:spacing w:beforeLines="50" w:before="120" w:afterLines="50" w:after="120"/>
-        <w:ind w:hanging="403"/>
-      </w:pPr>
-      <w:r>
-        <w:rPr>
-          <w:color w:val="E7E6E6" w:themeColor="background2"/>
-        </w:rPr>
-        <w:t>(4)</w:t>
-      </w:r>
-      <w:r>
-        <w:t xml:space="preserve"> 下列何種檔案類型較不會受到電腦病毒感染？①含巨集之檔案②執行檔③系統檔④純文字檔。 </w:t>
-      </w:r>
-    </w:p>
-    <w:p>
-      <w:pPr>
-        <w:numPr>
-          <w:ilvl w:val="0"/>
-          <w:numId w:val="5"/>
-        </w:numPr>
-        <w:spacing w:beforeLines="50" w:before="120" w:afterLines="50" w:after="120"/>
-        <w:ind w:hanging="403"/>
-      </w:pPr>
-      <w:r>
-        <w:rPr>
-          <w:color w:val="E7E6E6" w:themeColor="background2"/>
-        </w:rPr>
-        <w:t>(3)</w:t>
-      </w:r>
-      <w:r>
-        <w:t xml:space="preserve"> 有關重要的電腦系統如醫療系統、航空管制系統、戰情管制系統及捷運系統，在設計時通常會考慮當機的回復問題。下列何種方式是一般最常用的做法？①隨時準備當機時，立即回復人工作業，並時常加以演習②裝設自動控制溫度及防災設備，最重要應有 UPS 不斷電配備③同時裝設兩套或多套系統，以俾應變當機時之轉換運作④與同機型之電腦使用單位或電腦中心訂立應變時之支援合約，以便屆時作支援作業。 </w:t>
-      </w:r>
-    </w:p>
-    <w:p>
-      <w:pPr>
-        <w:numPr>
-          <w:ilvl w:val="0"/>
-          <w:numId w:val="5"/>
-        </w:numPr>
-        <w:spacing w:beforeLines="50" w:before="120" w:afterLines="50" w:after="120"/>
-        <w:ind w:hanging="403"/>
-      </w:pPr>
-      <w:r>
-        <w:rPr>
-          <w:color w:val="E7E6E6" w:themeColor="background2"/>
-        </w:rPr>
-        <w:t>(4)</w:t>
-      </w:r>
-      <w:r>
-        <w:t xml:space="preserve"> 有關資料保護措施，下列敘述何者「不正確」？①定期備份資料庫②機密檔案由專人保管③留下重要資料的使用紀錄④資料檔案與備份檔案保存在同一磁碟機。 </w:t>
-      </w:r>
-    </w:p>
-    <w:p>
-      <w:pPr>
-        <w:numPr>
-          <w:ilvl w:val="0"/>
-          <w:numId w:val="5"/>
-        </w:numPr>
-        <w:spacing w:beforeLines="50" w:before="120" w:afterLines="50" w:after="120"/>
-        <w:ind w:hanging="403"/>
+        <w:rPr>
+          <w:color w:val="F2F2F2" w:themeColor="background1" w:themeShade="F2"/>
+        </w:rPr>
       </w:pPr>
       <w:r>
         <w:rPr>
           <w:color w:val="E7E6E6" w:themeColor="background2"/>
         </w:rPr>
         <w:lastRenderedPageBreak/>
-        <w:t>(3)</w:t>
-      </w:r>
-      <w:r>
-        <w:t xml:space="preserve"> 如果一個僱員必須被停職，他的網路存取權應在何時關閉？①停職後一週②停職後二週③給予他停職通知前④不需關閉。 </w:t>
-      </w:r>
-    </w:p>
-    <w:p>
-      <w:pPr>
-        <w:numPr>
-          <w:ilvl w:val="0"/>
-          <w:numId w:val="5"/>
-        </w:numPr>
-        <w:spacing w:beforeLines="50" w:before="120" w:afterLines="50" w:after="120"/>
-        <w:ind w:hanging="403"/>
-      </w:pPr>
-      <w:r>
-        <w:rPr>
-          <w:color w:val="E7E6E6" w:themeColor="background2"/>
-        </w:rPr>
-        <w:t>(2)</w:t>
-      </w:r>
-      <w:r>
-        <w:t xml:space="preserve"> 有關資訊系統安全措施，下列敘述何者「不正確」？①加密保護機密資料②系統管理者統一保管使用者密碼③使用者不定期更改密碼④網路公用檔案設定成「唯讀」。 </w:t>
-      </w:r>
-    </w:p>
-    <w:p>
-      <w:pPr>
-        <w:numPr>
-          <w:ilvl w:val="0"/>
-          <w:numId w:val="5"/>
-        </w:numPr>
-        <w:spacing w:beforeLines="50" w:before="120" w:afterLines="50" w:after="120"/>
-        <w:ind w:hanging="403"/>
-      </w:pPr>
-      <w:r>
-        <w:rPr>
-          <w:color w:val="E7E6E6" w:themeColor="background2"/>
-        </w:rPr>
-        <w:t>(4)</w:t>
-      </w:r>
-      <w:r>
-        <w:t xml:space="preserve"> 下列何種動作進行時，電源中斷可能會造成檔案被破壞？①程式正在計算②程式等待使用者輸入資料③程式從磁碟讀取資料④程式正在對磁碟寫資料。 </w:t>
-      </w:r>
-    </w:p>
-    <w:p>
-      <w:pPr>
-        <w:numPr>
-          <w:ilvl w:val="0"/>
-          <w:numId w:val="5"/>
-        </w:numPr>
-        <w:spacing w:beforeLines="50" w:before="120" w:afterLines="50" w:after="120"/>
-        <w:ind w:hanging="403"/>
-      </w:pPr>
-      <w:r>
-        <w:rPr>
-          <w:color w:val="E7E6E6" w:themeColor="background2"/>
-        </w:rPr>
-        <w:t>(2)</w:t>
-      </w:r>
-      <w:r>
-        <w:t xml:space="preserve"> 下列何者「不是」資訊安全所考慮的事項？①確保資訊內容的機密性，避免被別人偷窺②電腦執行速度③定期做資料備份④確保資料內容的完整性，防止資訊被竄改。 </w:t>
-      </w:r>
-    </w:p>
-    <w:p>
-      <w:pPr>
-        <w:numPr>
-          <w:ilvl w:val="0"/>
-          <w:numId w:val="5"/>
-        </w:numPr>
-        <w:spacing w:beforeLines="50" w:before="120" w:afterLines="50" w:after="120"/>
-        <w:ind w:hanging="403"/>
-      </w:pPr>
-      <w:r>
-        <w:rPr>
-          <w:color w:val="E7E6E6" w:themeColor="background2"/>
-        </w:rPr>
-        <w:t>(2)</w:t>
-      </w:r>
-      <w:r>
-        <w:t xml:space="preserve"> 下列何者「不是」數位簽名的功能？①證明信件的來源②做為信件分類之用③可檢測信件是否遭竄改④發信人無法否認曾發過信件。 </w:t>
-      </w:r>
-    </w:p>
-    <w:p>
-      <w:pPr>
-        <w:numPr>
-          <w:ilvl w:val="0"/>
-          <w:numId w:val="5"/>
-        </w:numPr>
-        <w:spacing w:beforeLines="50" w:before="120" w:afterLines="50" w:after="120"/>
-        <w:ind w:hanging="403"/>
-      </w:pPr>
-      <w:r>
-        <w:rPr>
-          <w:color w:val="E7E6E6" w:themeColor="background2"/>
-        </w:rPr>
-        <w:t>(2)</w:t>
-      </w:r>
-      <w:r>
-        <w:t xml:space="preserve"> 在網際網路應用程式服務中，防火牆是一項確保資訊安全的裝置，下列何者「不是」防火牆檢查的對象？①埠號(Port Number)②資料內容③來源端主機位址④目的端主機位址。 </w:t>
-      </w:r>
-    </w:p>
-    <w:p>
-      <w:pPr>
-        <w:numPr>
-          <w:ilvl w:val="0"/>
-          <w:numId w:val="5"/>
-        </w:numPr>
-        <w:spacing w:beforeLines="50" w:before="120" w:afterLines="50" w:after="120"/>
-        <w:ind w:hanging="403"/>
-      </w:pPr>
-      <w:r>
-        <w:rPr>
-          <w:color w:val="E7E6E6" w:themeColor="background2"/>
-        </w:rPr>
-        <w:t>(3)</w:t>
-      </w:r>
-      <w:r>
-        <w:t xml:space="preserve"> 有關電腦病毒傳播方式，下列何者正確？①只要電腦有安裝防毒軟體，就不會感染電腦病毒②病毒不會透過電子郵件傳送③不隨意安裝來路不明的軟體，以降低感染電腦病毒的風險④病毒無法透過即時通訊軟體傳遞。 </w:t>
-      </w:r>
-    </w:p>
-    <w:p>
-      <w:pPr>
-        <w:numPr>
-          <w:ilvl w:val="0"/>
-          <w:numId w:val="5"/>
-        </w:numPr>
-        <w:spacing w:beforeLines="50" w:before="120" w:afterLines="50" w:after="120" w:line="278" w:lineRule="auto"/>
-        <w:ind w:hanging="403"/>
-      </w:pPr>
-      <w:r>
-        <w:rPr>
-          <w:color w:val="E7E6E6" w:themeColor="background2"/>
-        </w:rPr>
-        <w:t>(4)</w:t>
-      </w:r>
-      <w:r>
-        <w:t xml:space="preserve"> 有關電腦病毒之敘述，下列何者正確？①電腦病毒是一種黴菌，會損害電腦組件②電腦病毒入侵電腦之後，在關機之後，病毒仍會留在 CPU 及記憶體中③使用偵毒軟體是避免感染電腦病毒的唯一途徑④電腦病毒是一種程式，可經由隨身碟、電子郵件、網路散播。 </w:t>
-      </w:r>
-    </w:p>
-    <w:p>
-      <w:pPr>
-        <w:numPr>
-          <w:ilvl w:val="0"/>
-          <w:numId w:val="5"/>
-        </w:numPr>
-        <w:spacing w:beforeLines="50" w:before="120" w:afterLines="50" w:after="120"/>
-        <w:ind w:hanging="403"/>
-      </w:pPr>
-      <w:r>
-        <w:rPr>
-          <w:color w:val="E7E6E6" w:themeColor="background2"/>
-        </w:rPr>
-        <w:t>(2)</w:t>
-      </w:r>
-      <w:r>
-        <w:t xml:space="preserve"> 有關電腦病毒之特性，下列何者「不正確」？①具有自我複製之能力②病毒不須任何執行動作，便能破壞及感染系統③病毒會破壞系統之正常運作④病毒會寄生在開機程式。 </w:t>
-      </w:r>
-    </w:p>
-    <w:p>
-      <w:pPr>
-        <w:numPr>
-          <w:ilvl w:val="0"/>
-          <w:numId w:val="5"/>
-        </w:numPr>
-        <w:spacing w:beforeLines="50" w:before="120" w:afterLines="50" w:after="120"/>
-        <w:ind w:hanging="403"/>
-      </w:pPr>
-      <w:r>
-        <w:rPr>
-          <w:color w:val="E7E6E6" w:themeColor="background2"/>
-        </w:rPr>
-        <w:t>(2)</w:t>
-      </w:r>
-      <w:r>
-        <w:t xml:space="preserve"> 下列何種網路攻擊行為係假冒公司之名義發送偽造的網站連結，以騙取使用者登入並盜取個人資料？①郵件炸彈②網路釣魚③阻絕攻擊④網路謠言。 </w:t>
-      </w:r>
-    </w:p>
-    <w:p>
-      <w:pPr>
-        <w:numPr>
-          <w:ilvl w:val="0"/>
-          <w:numId w:val="5"/>
-        </w:numPr>
-        <w:spacing w:beforeLines="50" w:before="120" w:afterLines="50" w:after="120"/>
-        <w:ind w:hanging="403"/>
-      </w:pPr>
-      <w:r>
-        <w:rPr>
-          <w:color w:val="E7E6E6" w:themeColor="background2"/>
-        </w:rPr>
-        <w:t>(3)</w:t>
-      </w:r>
-      <w:r>
-        <w:t xml:space="preserve"> 下列何種密碼設定較安全？①初始密碼如 9999②固定密碼如生日③隨機亂碼④英文名字。 </w:t>
-      </w:r>
-    </w:p>
-    <w:p>
-      <w:pPr>
-        <w:numPr>
-          <w:ilvl w:val="0"/>
-          <w:numId w:val="5"/>
-        </w:numPr>
-        <w:spacing w:beforeLines="50" w:before="120" w:afterLines="50" w:after="120"/>
-        <w:ind w:hanging="403"/>
-      </w:pPr>
-      <w:r>
-        <w:rPr>
-          <w:color w:val="E7E6E6" w:themeColor="background2"/>
-        </w:rPr>
-        <w:t>(3)</w:t>
-      </w:r>
-      <w:r>
-        <w:t xml:space="preserve"> 有關資訊安全之概念，下列何者「不正確」？①將檔案資料設定密碼保護，只有擁有密碼的人才能使用②將檔案資料設定存取權限，例如允許讀取，不准寫入③將檔案資料設定成公開，任何人都可以使用④將檔案資料備份，以備檔案資料被破壞時，可以回存。 </w:t>
-      </w:r>
-    </w:p>
-    <w:p>
-      <w:pPr>
-        <w:numPr>
-          <w:ilvl w:val="0"/>
-          <w:numId w:val="5"/>
-        </w:numPr>
-        <w:spacing w:beforeLines="50" w:before="120" w:afterLines="50" w:after="120"/>
-        <w:ind w:hanging="403"/>
-      </w:pPr>
-      <w:r>
-        <w:rPr>
-          <w:color w:val="E7E6E6" w:themeColor="background2"/>
-        </w:rPr>
-        <w:t>(1)</w:t>
-      </w:r>
-      <w:r>
-        <w:t xml:space="preserve"> 下列何種技術可用來過濾並防止網際網路中未經認可的資料進入內部，以維護個人電腦或區域網路的安全？①防火牆②防毒掃描③網路流量控制④位址解析。 </w:t>
-      </w:r>
-    </w:p>
-    <w:p>
-      <w:pPr>
-        <w:numPr>
-          <w:ilvl w:val="0"/>
-          <w:numId w:val="5"/>
-        </w:numPr>
-        <w:spacing w:beforeLines="50" w:before="120" w:afterLines="50" w:after="120"/>
-        <w:ind w:hanging="403"/>
-      </w:pPr>
-      <w:r>
-        <w:rPr>
-          <w:color w:val="E7E6E6" w:themeColor="background2"/>
-        </w:rPr>
-        <w:t>(2)</w:t>
-      </w:r>
-      <w:r>
-        <w:t xml:space="preserve"> 網站的網址以「https://」開始，表示該網站具有何種機制？①使用 SET 安全機制②使用 SSL 安全機制③使用 Small Business 機制④使用 XOOPS 架設機制。 </w:t>
-      </w:r>
-    </w:p>
-    <w:p>
-      <w:pPr>
-        <w:numPr>
-          <w:ilvl w:val="0"/>
-          <w:numId w:val="5"/>
-        </w:numPr>
-        <w:spacing w:beforeLines="50" w:before="120" w:afterLines="50" w:after="120"/>
-        <w:ind w:hanging="403"/>
-      </w:pPr>
-      <w:r>
-        <w:rPr>
-          <w:color w:val="E7E6E6" w:themeColor="background2"/>
-        </w:rPr>
-        <w:t>(1)</w:t>
-      </w:r>
-      <w:r>
-        <w:t xml:space="preserve"> 下列何者「不屬於」電腦病毒的特性？①電腦關機後會自動消失②可隱藏一段時間再發作③可附在正常檔案中④具自我複製的能力。 </w:t>
-      </w:r>
-    </w:p>
-    <w:p>
-      <w:pPr>
-        <w:numPr>
-          <w:ilvl w:val="0"/>
-          <w:numId w:val="5"/>
-        </w:numPr>
-        <w:spacing w:beforeLines="50" w:before="120" w:afterLines="50" w:after="120"/>
-        <w:ind w:hanging="403"/>
-      </w:pPr>
-      <w:r>
-        <w:rPr>
-          <w:color w:val="E7E6E6" w:themeColor="background2"/>
-        </w:rPr>
-        <w:t>(4)</w:t>
-      </w:r>
-      <w:r>
-        <w:t xml:space="preserve"> 資訊安全定義之完整性(Integrity)係指文件經傳送或儲存過程中，必須證明其內容並未遭到竄改或偽造。下列何者「不是」完整性所涵蓋之範圍？①可歸責性(Accountability)</w:t>
-      </w:r>
-      <w:r>
-        <w:t xml:space="preserve"> </w:t>
-      </w:r>
-      <w:r>
-        <w:t>②鑑別性(Authenticity)</w:t>
-      </w:r>
-      <w:r>
-        <w:rPr>
-          <w:rFonts w:hint="eastAsia"/>
-        </w:rPr>
-        <w:t xml:space="preserve"> </w:t>
-      </w:r>
-      <w:r>
-        <w:t>③不可否認性(Non-Repudiation)</w:t>
-      </w:r>
-      <w:r>
-        <w:t xml:space="preserve"> </w:t>
-      </w:r>
-      <w:r>
-        <w:t xml:space="preserve">④可靠性(Reliability)。 </w:t>
-      </w:r>
-    </w:p>
-    <w:p>
-      <w:pPr>
-        <w:numPr>
-          <w:ilvl w:val="0"/>
-          <w:numId w:val="5"/>
-        </w:numPr>
-        <w:spacing w:beforeLines="50" w:before="120" w:afterLines="50" w:after="120"/>
-        <w:ind w:hanging="403"/>
-      </w:pPr>
-      <w:r>
-        <w:rPr>
-          <w:color w:val="E7E6E6" w:themeColor="background2"/>
-        </w:rPr>
-        <w:t>(1)</w:t>
-      </w:r>
-      <w:r>
-        <w:t xml:space="preserve"> 「設備防竊、門禁管制及防止破壞設備」是屬於下列何種資訊安全之要求？①實體安全</w:t>
-      </w:r>
-      <w:r>
-        <w:rPr>
-          <w:rFonts w:hint="eastAsia"/>
-        </w:rPr>
-        <w:t xml:space="preserve"> </w:t>
-      </w:r>
-      <w:r>
-        <w:t>②資料安全</w:t>
-      </w:r>
-      <w:r>
-        <w:rPr>
-          <w:rFonts w:hint="eastAsia"/>
-        </w:rPr>
-        <w:t xml:space="preserve"> </w:t>
-      </w:r>
-      <w:r>
-        <w:t>③程式安全</w:t>
-      </w:r>
-      <w:r>
-        <w:rPr>
-          <w:rFonts w:hint="eastAsia"/>
-        </w:rPr>
-        <w:t xml:space="preserve"> </w:t>
-      </w:r>
-      <w:r>
-        <w:t xml:space="preserve">④系統安全。 </w:t>
-      </w:r>
-    </w:p>
-    <w:p>
-      <w:pPr>
-        <w:numPr>
-          <w:ilvl w:val="0"/>
-          <w:numId w:val="5"/>
-        </w:numPr>
-        <w:spacing w:beforeLines="50" w:before="120" w:afterLines="50" w:after="120"/>
-        <w:ind w:hanging="403"/>
-      </w:pPr>
-      <w:r>
-        <w:rPr>
-          <w:color w:val="E7E6E6" w:themeColor="background2"/>
-        </w:rPr>
-        <w:t>(1)</w:t>
-      </w:r>
-      <w:r>
-        <w:t xml:space="preserve"> 「將資料定期備份」是屬於下列何種資訊安全之特性？①可用性②完整性③機密性④不可否認性。 </w:t>
-      </w:r>
-    </w:p>
-    <w:p>
-      <w:pPr>
-        <w:numPr>
-          <w:ilvl w:val="0"/>
-          <w:numId w:val="5"/>
-        </w:numPr>
-        <w:spacing w:beforeLines="50" w:before="120" w:afterLines="50" w:after="120"/>
-        <w:ind w:hanging="403"/>
-      </w:pPr>
-      <w:r>
-        <w:rPr>
-          <w:color w:val="E7E6E6" w:themeColor="background2"/>
-        </w:rPr>
-        <w:t>(3)</w:t>
-      </w:r>
-      <w:r>
-        <w:t xml:space="preserve"> 有關非對稱式加解密演算法之敘述，下列何者「不正確」？①提供機密性保護功能②加解密速度一般較對稱式加解密演算法慢③需將金鑰安全的傳送至對方，才能解密④提供不可否認性功能。 </w:t>
-      </w:r>
-    </w:p>
-    <w:p>
-      <w:pPr>
-        <w:numPr>
-          <w:ilvl w:val="0"/>
-          <w:numId w:val="5"/>
-        </w:numPr>
-        <w:spacing w:beforeLines="50" w:before="120" w:afterLines="50" w:after="120"/>
-        <w:ind w:hanging="403"/>
-      </w:pPr>
-      <w:r>
-        <w:rPr>
-          <w:color w:val="E7E6E6" w:themeColor="background2"/>
-        </w:rPr>
-        <w:t>(3)</w:t>
-      </w:r>
-      <w:r>
-        <w:t xml:space="preserve"> 下列何種機制可允許分散各地的區域網路，透過公共網路安全地連接在一起？①WAN</w:t>
-      </w:r>
-      <w:r>
-        <w:t xml:space="preserve"> </w:t>
-      </w:r>
-      <w:r>
-        <w:t>②BAN</w:t>
-      </w:r>
-      <w:r>
-        <w:t xml:space="preserve"> </w:t>
-      </w:r>
-      <w:r>
-        <w:t>③VPN</w:t>
-      </w:r>
-      <w:r>
-        <w:t xml:space="preserve"> </w:t>
-      </w:r>
-      <w:r>
-        <w:t xml:space="preserve">④WSN。 </w:t>
-      </w:r>
-    </w:p>
-    <w:p>
-      <w:pPr>
-        <w:numPr>
-          <w:ilvl w:val="0"/>
-          <w:numId w:val="5"/>
-        </w:numPr>
-        <w:spacing w:beforeLines="50" w:before="120" w:afterLines="50" w:after="120"/>
-        <w:ind w:hanging="403"/>
-      </w:pPr>
-      <w:r>
-        <w:rPr>
-          <w:color w:val="E7E6E6" w:themeColor="background2"/>
-        </w:rPr>
-        <w:t>(4)</w:t>
-      </w:r>
-      <w:r>
-        <w:t xml:space="preserve"> 加密技術「不能」提供下列何種安全服務？①鑑別性②機密性③完整性④可用性。 </w:t>
-      </w:r>
-    </w:p>
-    <w:p>
-      <w:pPr>
-        <w:numPr>
-          <w:ilvl w:val="0"/>
-          <w:numId w:val="5"/>
-        </w:numPr>
-        <w:spacing w:beforeLines="50" w:before="120" w:afterLines="50" w:after="120"/>
-        <w:ind w:hanging="403"/>
-      </w:pPr>
-      <w:r>
-        <w:rPr>
-          <w:color w:val="E7E6E6" w:themeColor="background2"/>
-        </w:rPr>
-        <w:lastRenderedPageBreak/>
-        <w:t>(2)</w:t>
-      </w:r>
-      <w:r>
-        <w:t xml:space="preserve"> 有關公開金鑰基礎建設(Public Key Infrastructure, PKI)之敘述，下列何者「不正確」？①係基於非對稱式加解密演算法②公開金鑰必須對所有人保密③可驗證身分及資料來源④可用私密金鑰簽署將公布之文件。 </w:t>
+        <w:t>(</w:t>
+      </w:r>
+      <w:r>
+        <w:rPr>
+          <w:color w:val="F2F2F2" w:themeColor="background1" w:themeShade="F2"/>
+        </w:rPr>
+        <w:t>2)</w:t>
+      </w:r>
+      <w:r>
+        <w:rPr>
+          <w:color w:val="F2F2F2" w:themeColor="background1" w:themeShade="F2"/>
+        </w:rPr>
+        <w:t xml:space="preserve"> 有關公開金</w:t>
+      </w:r>
+      <w:proofErr w:type="gramStart"/>
+      <w:r>
+        <w:rPr>
+          <w:color w:val="F2F2F2" w:themeColor="background1" w:themeShade="F2"/>
+        </w:rPr>
+        <w:t>鑰</w:t>
+      </w:r>
+      <w:proofErr w:type="gramEnd"/>
+      <w:r>
+        <w:rPr>
+          <w:color w:val="F2F2F2" w:themeColor="background1" w:themeShade="F2"/>
+        </w:rPr>
+        <w:t>基礎建設(Public Key Infrastructure, PKI)之敘述，下列何者「不正確」？①係基於非對稱式加解密演算法②公開金鑰必須對所有人保密③可驗證身分及資料來源④可用私密</w:t>
+      </w:r>
+      <w:bookmarkStart w:id="0" w:name="_GoBack"/>
+      <w:bookmarkEnd w:id="0"/>
+      <w:r>
+        <w:rPr>
+          <w:color w:val="F2F2F2" w:themeColor="background1" w:themeShade="F2"/>
+        </w:rPr>
+        <w:t xml:space="preserve">金鑰簽署將公布之文件。 </w:t>
       </w:r>
     </w:p>
     <w:sectPr>
@@ -3980,27 +5365,14 @@
       </w:rPr>
       <w:t xml:space="preserve">of </w:t>
     </w:r>
-    <w:r>
-      <w:fldChar w:fldCharType="begin"/>
-    </w:r>
-    <w:r>
-      <w:instrText xml:space="preserve"> NUMPAGES   \* MERGEFORMAT </w:instrText>
-    </w:r>
-    <w:r>
-      <w:fldChar w:fldCharType="separate"/>
-    </w:r>
-    <w:r>
-      <w:rPr>
-        <w:sz w:val="20"/>
-      </w:rPr>
-      <w:t>8</w:t>
-    </w:r>
-    <w:r>
-      <w:rPr>
-        <w:sz w:val="20"/>
-      </w:rPr>
-      <w:fldChar w:fldCharType="end"/>
-    </w:r>
+    <w:fldSimple w:instr=" NUMPAGES   \* MERGEFORMAT ">
+      <w:r>
+        <w:rPr>
+          <w:sz w:val="20"/>
+        </w:rPr>
+        <w:t>8</w:t>
+      </w:r>
+    </w:fldSimple>
     <w:r>
       <w:rPr>
         <w:sz w:val="20"/>
@@ -4039,7 +5411,7 @@
         <w:noProof/>
         <w:sz w:val="20"/>
       </w:rPr>
-      <w:t>2</w:t>
+      <w:t>9</w:t>
     </w:r>
     <w:r>
       <w:rPr>
@@ -4053,29 +5425,15 @@
       </w:rPr>
       <w:t xml:space="preserve">of </w:t>
     </w:r>
-    <w:r>
-      <w:fldChar w:fldCharType="begin"/>
-    </w:r>
-    <w:r>
-      <w:instrText xml:space="preserve"> NUMPAGES   \* MERGEFORMAT </w:instrText>
-    </w:r>
-    <w:r>
-      <w:fldChar w:fldCharType="separate"/>
-    </w:r>
-    <w:r>
-      <w:rPr>
-        <w:noProof/>
-        <w:sz w:val="20"/>
-      </w:rPr>
-      <w:t>9</w:t>
-    </w:r>
-    <w:r>
-      <w:rPr>
-        <w:noProof/>
-        <w:sz w:val="20"/>
-      </w:rPr>
-      <w:fldChar w:fldCharType="end"/>
-    </w:r>
+    <w:fldSimple w:instr=" NUMPAGES   \* MERGEFORMAT ">
+      <w:r>
+        <w:rPr>
+          <w:noProof/>
+          <w:sz w:val="20"/>
+        </w:rPr>
+        <w:t>9</w:t>
+      </w:r>
+    </w:fldSimple>
     <w:r>
       <w:rPr>
         <w:sz w:val="20"/>
@@ -4128,29 +5486,15 @@
       </w:rPr>
       <w:t xml:space="preserve">of </w:t>
     </w:r>
-    <w:r>
-      <w:fldChar w:fldCharType="begin"/>
-    </w:r>
-    <w:r>
-      <w:instrText xml:space="preserve"> NUMPAGES   \* MERGEFORMAT </w:instrText>
-    </w:r>
-    <w:r>
-      <w:fldChar w:fldCharType="separate"/>
-    </w:r>
-    <w:r>
-      <w:rPr>
-        <w:noProof/>
-        <w:sz w:val="20"/>
-      </w:rPr>
-      <w:t>9</w:t>
-    </w:r>
-    <w:r>
-      <w:rPr>
-        <w:noProof/>
-        <w:sz w:val="20"/>
-      </w:rPr>
-      <w:fldChar w:fldCharType="end"/>
-    </w:r>
+    <w:fldSimple w:instr=" NUMPAGES   \* MERGEFORMAT ">
+      <w:r>
+        <w:rPr>
+          <w:noProof/>
+          <w:sz w:val="20"/>
+        </w:rPr>
+        <w:t>9</w:t>
+      </w:r>
+    </w:fldSimple>
     <w:r>
       <w:rPr>
         <w:sz w:val="20"/>
@@ -4250,7 +5594,7 @@
             </wp:anchor>
           </w:drawing>
         </mc:Choice>
-        <mc:Fallback xmlns:a="http://schemas.openxmlformats.org/drawingml/2006/main" xmlns:w16sdtdh="http://schemas.microsoft.com/office/word/2020/wordml/sdtdatahash" xmlns:w16="http://schemas.microsoft.com/office/word/2018/wordml" xmlns:w16cid="http://schemas.microsoft.com/office/word/2016/wordml/cid" xmlns:w16cex="http://schemas.microsoft.com/office/word/2018/wordml/cex" xmlns:am3d="http://schemas.microsoft.com/office/drawing/2017/model3d" xmlns:aink="http://schemas.microsoft.com/office/drawing/2016/ink" xmlns:cx8="http://schemas.microsoft.com/office/drawing/2016/5/14/chartex" xmlns:cx7="http://schemas.microsoft.com/office/drawing/2016/5/13/chartex" xmlns:cx6="http://schemas.microsoft.com/office/drawing/2016/5/12/chartex" xmlns:cx5="http://schemas.microsoft.com/office/drawing/2016/5/11/chartex" xmlns:cx4="http://schemas.microsoft.com/office/drawing/2016/5/10/chartex" xmlns:cx3="http://schemas.microsoft.com/office/drawing/2016/5/9/chartex" xmlns:cx2="http://schemas.microsoft.com/office/drawing/2015/10/21/chartex" xmlns:cx1="http://schemas.microsoft.com/office/drawing/2015/9/8/chartex">
+        <mc:Fallback xmlns:cx1="http://schemas.microsoft.com/office/drawing/2015/9/8/chartex" xmlns:cx2="http://schemas.microsoft.com/office/drawing/2015/10/21/chartex" xmlns:cx3="http://schemas.microsoft.com/office/drawing/2016/5/9/chartex" xmlns:cx4="http://schemas.microsoft.com/office/drawing/2016/5/10/chartex" xmlns:cx5="http://schemas.microsoft.com/office/drawing/2016/5/11/chartex" xmlns:cx6="http://schemas.microsoft.com/office/drawing/2016/5/12/chartex" xmlns:cx7="http://schemas.microsoft.com/office/drawing/2016/5/13/chartex" xmlns:cx8="http://schemas.microsoft.com/office/drawing/2016/5/14/chartex" xmlns:aink="http://schemas.microsoft.com/office/drawing/2016/ink" xmlns:am3d="http://schemas.microsoft.com/office/drawing/2017/model3d" xmlns:w16cex="http://schemas.microsoft.com/office/word/2018/wordml/cex" xmlns:w16cid="http://schemas.microsoft.com/office/word/2016/wordml/cid" xmlns:w16="http://schemas.microsoft.com/office/word/2018/wordml" xmlns:w16sdtdh="http://schemas.microsoft.com/office/word/2020/wordml/sdtdatahash" xmlns:a="http://schemas.openxmlformats.org/drawingml/2006/main">
           <w:pict>
             <v:group id="Group 12963" style="width:700pt;height:668.18pt;position:absolute;z-index:-2147483648;mso-position-horizontal-relative:page;mso-position-horizontal:absolute;margin-left:8pt;mso-position-vertical-relative:page;margin-top:113.58pt;" coordsize="88900,84858">
               <v:shape id="Picture 12964" style="position:absolute;width:88900;height:84858;left:0;top:0;" filled="f">
